--- a/documents/Memento_Technique.docx
+++ b/documents/Memento_Technique.docx
@@ -4732,7 +4732,7 @@
           <w:sz w:val="19"/>
           <w:szCs w:val="19"/>
         </w:rPr>
-        <w:t xml:space="preserve">Erreur : des composants d'execution JavaFX obligatoires pour</w:t>
+        <w:t xml:space="preserve">Erreur : des composants d'execution JavaFX obligatoires pour</w:t>
       </w:r>
     </w:p>
     <w:p>
@@ -6342,7 +6342,7 @@
           <w:sz w:val="19"/>
           <w:szCs w:val="19"/>
         </w:rPr>
-        <w:t xml:space="preserve">  ^ la pile : trois blocs, le dernier appele est en haut</w:t>
+        <w:t xml:space="preserve">  ^ la pile : trois blocs, le dernier appele est en haut</w:t>
       </w:r>
     </w:p>
     <w:p>
@@ -7915,7 +7915,7 @@
           <w:sz w:val="19"/>
           <w:szCs w:val="19"/>
         </w:rPr>
-        <w:t xml:space="preserve">    pom.xml            &lt;-- le parent : declare les deux modules</w:t>
+        <w:t xml:space="preserve">    pom.xml            &lt;-- le parent : declare les deux modules</w:t>
       </w:r>
     </w:p>
     <w:p>

--- a/documents/Memento_Technique.docx
+++ b/documents/Memento_Technique.docx
@@ -4,7 +4,48 @@
   <w:body>
     <w:p>
       <w:pPr>
-        <w:spacing w:before="1200" w:after="120"/>
+        <w:spacing w:after="0"/>
+      </w:pPr>
+      <w:r>
+        <w:drawing>
+          <wp:inline distT="0" distB="0" distL="0" distR="0">
+            <wp:extent cx="1514475" cy="723900"/>
+            <wp:docPr id="9901" name="logo_ephec" descr="Logo de l'EPHEC" title="EPHEC"/>
+            <wp:cNvGraphicFramePr>
+              <a:graphicFrameLocks xmlns:a="http://schemas.openxmlformats.org/drawingml/2006/main" noChangeAspect="1"/>
+            </wp:cNvGraphicFramePr>
+            <a:graphic xmlns:a="http://schemas.openxmlformats.org/drawingml/2006/main">
+              <a:graphicData uri="http://schemas.openxmlformats.org/drawingml/2006/picture">
+                <pic:pic xmlns:pic="http://schemas.openxmlformats.org/drawingml/2006/picture">
+                  <pic:nvPicPr>
+                    <pic:cNvPr id="9901" name="logo_ephec.png"/>
+                    <pic:cNvPicPr/>
+                  </pic:nvPicPr>
+                  <pic:blipFill>
+                    <a:blip xmlns:r="http://schemas.openxmlformats.org/officeDocument/2006/relationships" r:embed="rIdLogoEphec"/>
+                    <a:stretch>
+                      <a:fillRect/>
+                    </a:stretch>
+                  </pic:blipFill>
+                  <pic:spPr>
+                    <a:xfrm>
+                      <a:off x="0" y="0"/>
+                      <a:ext cx="1514475" cy="723900"/>
+                    </a:xfrm>
+                    <a:prstGeom prst="rect">
+                      <a:avLst/>
+                    </a:prstGeom>
+                  </pic:spPr>
+                </pic:pic>
+              </a:graphicData>
+            </a:graphic>
+          </wp:inline>
+        </w:drawing>
+      </w:r>
+    </w:p>
+    <w:p>
+      <w:pPr>
+        <w:spacing w:before="700" w:after="120"/>
         <w:jc w:val="center"/>
       </w:pPr>
       <w:r>
@@ -2170,7 +2211,8 @@
           <w:p>
             <w:r>
               <w:rPr>
-                <w:rFonts w:ascii="Consolas" w:eastAsia="Consolas" w:hAnsi="Consolas" w:cs="Consolas"/>
+                <w:rFonts w:ascii="Consolas" w:hAnsi="Consolas" w:cs="Consolas"/>
+                <w:color w:val="E97132" w:themeColor="accent2"/>
                 <w:sz w:val="18"/>
                 <w:szCs w:val="18"/>
               </w:rPr>
@@ -2242,7 +2284,8 @@
           <w:p>
             <w:r>
               <w:rPr>
-                <w:rFonts w:ascii="Consolas" w:eastAsia="Consolas" w:hAnsi="Consolas" w:cs="Consolas"/>
+                <w:rFonts w:ascii="Consolas" w:hAnsi="Consolas" w:cs="Consolas"/>
+                <w:color w:val="E97132" w:themeColor="accent2"/>
                 <w:sz w:val="18"/>
                 <w:szCs w:val="18"/>
               </w:rPr>
@@ -2283,11 +2326,41 @@
           </w:tcPr>
           <w:p>
             <w:r>
-              <w:t xml:space="preserve">La JVM, plus la bibliothèque standard (String, List, </w:t>
+              <w:t xml:space="preserve">La JVM, plus la bibliothèque standard (</w:t>
+            </w:r>
+            <w:r>
+              <w:rPr>
+                <w:rFonts w:ascii="Consolas" w:hAnsi="Consolas" w:cs="Consolas"/>
+                <w:color w:val="E97132" w:themeColor="accent2"/>
+                <w:sz w:val="18"/>
+                <w:szCs w:val="18"/>
+              </w:rPr>
+              <w:t xml:space="preserve">String</w:t>
+            </w:r>
+            <w:r>
+              <w:t xml:space="preserve">, </w:t>
+            </w:r>
+            <w:r>
+              <w:rPr>
+                <w:rFonts w:ascii="Consolas" w:hAnsi="Consolas" w:cs="Consolas"/>
+                <w:color w:val="E97132" w:themeColor="accent2"/>
+                <w:sz w:val="18"/>
+                <w:szCs w:val="18"/>
+              </w:rPr>
+              <w:t xml:space="preserve">List</w:t>
+            </w:r>
+            <w:r>
+              <w:t xml:space="preserve">, </w:t>
             </w:r>
             <w:proofErr w:type="spellStart"/>
             <w:r>
-              <w:t>LocalDate</w:t>
+              <w:rPr>
+                <w:rFonts w:ascii="Consolas" w:hAnsi="Consolas" w:cs="Consolas"/>
+                <w:color w:val="E97132" w:themeColor="accent2"/>
+                <w:sz w:val="18"/>
+                <w:szCs w:val="18"/>
+              </w:rPr>
+              <w:t xml:space="preserve">LocalDate</w:t>
             </w:r>
             <w:proofErr w:type="spellEnd"/>
             <w:r>
@@ -2319,7 +2392,8 @@
           <w:p>
             <w:r>
               <w:rPr>
-                <w:rFonts w:ascii="Consolas" w:eastAsia="Consolas" w:hAnsi="Consolas" w:cs="Consolas"/>
+                <w:rFonts w:ascii="Consolas" w:hAnsi="Consolas" w:cs="Consolas"/>
+                <w:color w:val="E97132" w:themeColor="accent2"/>
                 <w:sz w:val="18"/>
                 <w:szCs w:val="18"/>
               </w:rPr>
@@ -2399,63 +2473,70 @@
       </w:pPr>
       <w:r>
         <w:rPr>
-          <w:rFonts w:ascii="Consolas" w:eastAsia="Consolas" w:hAnsi="Consolas" w:cs="Consolas"/>
-          <w:sz w:val="19"/>
-          <w:szCs w:val="19"/>
+          <w:rFonts w:ascii="Consolas" w:hAnsi="Consolas" w:cs="Consolas"/>
+          <w:color w:val="E97132" w:themeColor="accent2"/>
+          <w:sz w:val="18"/>
+          <w:szCs w:val="18"/>
         </w:rPr>
         <w:t xml:space="preserve">  JDK  =  JRE  +  </w:t>
       </w:r>
       <w:proofErr w:type="spellStart"/>
       <w:r>
         <w:rPr>
-          <w:rFonts w:ascii="Consolas" w:eastAsia="Consolas" w:hAnsi="Consolas" w:cs="Consolas"/>
-          <w:sz w:val="19"/>
-          <w:szCs w:val="19"/>
+          <w:rFonts w:ascii="Consolas" w:hAnsi="Consolas" w:cs="Consolas"/>
+          <w:color w:val="E97132" w:themeColor="accent2"/>
+          <w:sz w:val="18"/>
+          <w:szCs w:val="18"/>
         </w:rPr>
         <w:t>javac</w:t>
       </w:r>
       <w:proofErr w:type="spellEnd"/>
       <w:r>
         <w:rPr>
-          <w:rFonts w:ascii="Consolas" w:eastAsia="Consolas" w:hAnsi="Consolas" w:cs="Consolas"/>
-          <w:sz w:val="19"/>
-          <w:szCs w:val="19"/>
+          <w:rFonts w:ascii="Consolas" w:hAnsi="Consolas" w:cs="Consolas"/>
+          <w:color w:val="E97132" w:themeColor="accent2"/>
+          <w:sz w:val="18"/>
+          <w:szCs w:val="18"/>
         </w:rPr>
         <w:t xml:space="preserve">, </w:t>
       </w:r>
       <w:proofErr w:type="spellStart"/>
       <w:r>
         <w:rPr>
-          <w:rFonts w:ascii="Consolas" w:eastAsia="Consolas" w:hAnsi="Consolas" w:cs="Consolas"/>
-          <w:sz w:val="19"/>
-          <w:szCs w:val="19"/>
+          <w:rFonts w:ascii="Consolas" w:hAnsi="Consolas" w:cs="Consolas"/>
+          <w:color w:val="E97132" w:themeColor="accent2"/>
+          <w:sz w:val="18"/>
+          <w:szCs w:val="18"/>
         </w:rPr>
         <w:t>javadoc</w:t>
       </w:r>
       <w:proofErr w:type="spellEnd"/>
       <w:r>
         <w:rPr>
-          <w:rFonts w:ascii="Consolas" w:eastAsia="Consolas" w:hAnsi="Consolas" w:cs="Consolas"/>
-          <w:sz w:val="19"/>
-          <w:szCs w:val="19"/>
+          <w:rFonts w:ascii="Consolas" w:hAnsi="Consolas" w:cs="Consolas"/>
+          <w:color w:val="E97132" w:themeColor="accent2"/>
+          <w:sz w:val="18"/>
+          <w:szCs w:val="18"/>
         </w:rPr>
         <w:t xml:space="preserve">, jar, </w:t>
       </w:r>
       <w:proofErr w:type="spellStart"/>
       <w:r>
         <w:rPr>
-          <w:rFonts w:ascii="Consolas" w:eastAsia="Consolas" w:hAnsi="Consolas" w:cs="Consolas"/>
-          <w:sz w:val="19"/>
-          <w:szCs w:val="19"/>
+          <w:rFonts w:ascii="Consolas" w:hAnsi="Consolas" w:cs="Consolas"/>
+          <w:color w:val="E97132" w:themeColor="accent2"/>
+          <w:sz w:val="18"/>
+          <w:szCs w:val="18"/>
         </w:rPr>
         <w:t>jdb</w:t>
       </w:r>
       <w:proofErr w:type="spellEnd"/>
       <w:r>
         <w:rPr>
-          <w:rFonts w:ascii="Consolas" w:eastAsia="Consolas" w:hAnsi="Consolas" w:cs="Consolas"/>
-          <w:sz w:val="19"/>
-          <w:szCs w:val="19"/>
+          <w:rFonts w:ascii="Consolas" w:hAnsi="Consolas" w:cs="Consolas"/>
+          <w:color w:val="E97132" w:themeColor="accent2"/>
+          <w:sz w:val="18"/>
+          <w:szCs w:val="18"/>
         </w:rPr>
         <w:t>, ...</w:t>
       </w:r>
@@ -2468,9 +2549,10 @@
       </w:pPr>
       <w:r>
         <w:rPr>
-          <w:rFonts w:ascii="Consolas" w:eastAsia="Consolas" w:hAnsi="Consolas" w:cs="Consolas"/>
-          <w:sz w:val="19"/>
-          <w:szCs w:val="19"/>
+          <w:rFonts w:ascii="Consolas" w:hAnsi="Consolas" w:cs="Consolas"/>
+          <w:color w:val="E97132" w:themeColor="accent2"/>
+          <w:sz w:val="18"/>
+          <w:szCs w:val="18"/>
         </w:rPr>
         <w:t xml:space="preserve">          |</w:t>
       </w:r>
@@ -2484,27 +2566,30 @@
       </w:pPr>
       <w:r>
         <w:rPr>
-          <w:rFonts w:ascii="Consolas" w:eastAsia="Consolas" w:hAnsi="Consolas" w:cs="Consolas"/>
-          <w:sz w:val="19"/>
-          <w:szCs w:val="19"/>
+          <w:rFonts w:ascii="Consolas" w:hAnsi="Consolas" w:cs="Consolas"/>
+          <w:color w:val="E97132" w:themeColor="accent2"/>
+          <w:sz w:val="18"/>
+          <w:szCs w:val="18"/>
         </w:rPr>
         <w:t xml:space="preserve">          +--  JVM  +  </w:t>
       </w:r>
       <w:proofErr w:type="spellStart"/>
       <w:r>
         <w:rPr>
-          <w:rFonts w:ascii="Consolas" w:eastAsia="Consolas" w:hAnsi="Consolas" w:cs="Consolas"/>
-          <w:sz w:val="19"/>
-          <w:szCs w:val="19"/>
+          <w:rFonts w:ascii="Consolas" w:hAnsi="Consolas" w:cs="Consolas"/>
+          <w:color w:val="E97132" w:themeColor="accent2"/>
+          <w:sz w:val="18"/>
+          <w:szCs w:val="18"/>
         </w:rPr>
         <w:t>bibliotheque</w:t>
       </w:r>
       <w:proofErr w:type="spellEnd"/>
       <w:r>
         <w:rPr>
-          <w:rFonts w:ascii="Consolas" w:eastAsia="Consolas" w:hAnsi="Consolas" w:cs="Consolas"/>
-          <w:sz w:val="19"/>
-          <w:szCs w:val="19"/>
+          <w:rFonts w:ascii="Consolas" w:hAnsi="Consolas" w:cs="Consolas"/>
+          <w:color w:val="E97132" w:themeColor="accent2"/>
+          <w:sz w:val="18"/>
+          <w:szCs w:val="18"/>
         </w:rPr>
         <w:t xml:space="preserve"> standard</w:t>
       </w:r>
@@ -2996,7 +3081,23 @@
           <w:sz w:val="22"/>
           <w:szCs w:val="22"/>
         </w:rPr>
-        <w:t xml:space="preserve"> — Long </w:t>
+        <w:t xml:space="preserve"> — </w:t>
+      </w:r>
+      <w:r>
+        <w:rPr>
+          <w:rFonts w:ascii="Consolas" w:hAnsi="Consolas" w:cs="Consolas"/>
+          <w:color w:val="E97132" w:themeColor="accent2"/>
+          <w:sz w:val="18"/>
+          <w:szCs w:val="18"/>
+        </w:rPr>
+        <w:t xml:space="preserve">Long</w:t>
+      </w:r>
+      <w:r>
+        <w:rPr>
+          <w:sz w:val="22"/>
+          <w:szCs w:val="22"/>
+        </w:rPr>
+        <w:t xml:space="preserve"> </w:t>
       </w:r>
       <w:proofErr w:type="spellStart"/>
       <w:r>
@@ -3049,10 +3150,10 @@
       </w:r>
       <w:r>
         <w:rPr>
-          <w:rFonts w:ascii="Consolas" w:eastAsia="Consolas" w:hAnsi="Consolas" w:cs="Consolas"/>
-          <w:color w:val="8B2500"/>
-          <w:sz w:val="22"/>
-          <w:szCs w:val="22"/>
+          <w:rFonts w:ascii="Consolas" w:hAnsi="Consolas" w:cs="Consolas"/>
+          <w:color w:val="E97132" w:themeColor="accent2"/>
+          <w:sz w:val="18"/>
+          <w:szCs w:val="18"/>
         </w:rPr>
         <w:t>pom.xml</w:t>
       </w:r>
@@ -3139,9 +3240,10 @@
       </w:pPr>
       <w:r>
         <w:rPr>
-          <w:rFonts w:ascii="Consolas" w:eastAsia="Consolas" w:hAnsi="Consolas" w:cs="Consolas"/>
-          <w:sz w:val="19"/>
-          <w:szCs w:val="19"/>
+          <w:rFonts w:ascii="Consolas" w:hAnsi="Consolas" w:cs="Consolas"/>
+          <w:color w:val="E97132" w:themeColor="accent2"/>
+          <w:sz w:val="18"/>
+          <w:szCs w:val="18"/>
         </w:rPr>
         <w:t>java -version      # la version qui EXECUTE</w:t>
       </w:r>
@@ -3156,18 +3258,20 @@
       <w:proofErr w:type="spellStart"/>
       <w:r>
         <w:rPr>
-          <w:rFonts w:ascii="Consolas" w:eastAsia="Consolas" w:hAnsi="Consolas" w:cs="Consolas"/>
-          <w:sz w:val="19"/>
-          <w:szCs w:val="19"/>
+          <w:rFonts w:ascii="Consolas" w:hAnsi="Consolas" w:cs="Consolas"/>
+          <w:color w:val="E97132" w:themeColor="accent2"/>
+          <w:sz w:val="18"/>
+          <w:szCs w:val="18"/>
         </w:rPr>
         <w:t>javac</w:t>
       </w:r>
       <w:proofErr w:type="spellEnd"/>
       <w:r>
         <w:rPr>
-          <w:rFonts w:ascii="Consolas" w:eastAsia="Consolas" w:hAnsi="Consolas" w:cs="Consolas"/>
-          <w:sz w:val="19"/>
-          <w:szCs w:val="19"/>
+          <w:rFonts w:ascii="Consolas" w:hAnsi="Consolas" w:cs="Consolas"/>
+          <w:color w:val="E97132" w:themeColor="accent2"/>
+          <w:sz w:val="18"/>
+          <w:szCs w:val="18"/>
         </w:rPr>
         <w:t xml:space="preserve"> -version     # la version qui COMPILE</w:t>
       </w:r>
@@ -3194,18 +3298,20 @@
       <w:proofErr w:type="spellStart"/>
       <w:r>
         <w:rPr>
-          <w:rFonts w:ascii="Consolas" w:eastAsia="Consolas" w:hAnsi="Consolas" w:cs="Consolas"/>
-          <w:sz w:val="19"/>
-          <w:szCs w:val="19"/>
+          <w:rFonts w:ascii="Consolas" w:hAnsi="Consolas" w:cs="Consolas"/>
+          <w:color w:val="E97132" w:themeColor="accent2"/>
+          <w:sz w:val="18"/>
+          <w:szCs w:val="18"/>
         </w:rPr>
         <w:t>openjdk</w:t>
       </w:r>
       <w:proofErr w:type="spellEnd"/>
       <w:r>
         <w:rPr>
-          <w:rFonts w:ascii="Consolas" w:eastAsia="Consolas" w:hAnsi="Consolas" w:cs="Consolas"/>
-          <w:sz w:val="19"/>
-          <w:szCs w:val="19"/>
+          <w:rFonts w:ascii="Consolas" w:hAnsi="Consolas" w:cs="Consolas"/>
+          <w:color w:val="E97132" w:themeColor="accent2"/>
+          <w:sz w:val="18"/>
+          <w:szCs w:val="18"/>
         </w:rPr>
         <w:t xml:space="preserve"> version "21.0.12" 2024-07-16 LTS</w:t>
       </w:r>
@@ -3219,36 +3325,40 @@
       <w:proofErr w:type="spellStart"/>
       <w:r>
         <w:rPr>
-          <w:rFonts w:ascii="Consolas" w:eastAsia="Consolas" w:hAnsi="Consolas" w:cs="Consolas"/>
-          <w:sz w:val="19"/>
-          <w:szCs w:val="19"/>
+          <w:rFonts w:ascii="Consolas" w:hAnsi="Consolas" w:cs="Consolas"/>
+          <w:color w:val="E97132" w:themeColor="accent2"/>
+          <w:sz w:val="18"/>
+          <w:szCs w:val="18"/>
         </w:rPr>
         <w:t>OpenJDK</w:t>
       </w:r>
       <w:proofErr w:type="spellEnd"/>
       <w:r>
         <w:rPr>
-          <w:rFonts w:ascii="Consolas" w:eastAsia="Consolas" w:hAnsi="Consolas" w:cs="Consolas"/>
-          <w:sz w:val="19"/>
-          <w:szCs w:val="19"/>
+          <w:rFonts w:ascii="Consolas" w:hAnsi="Consolas" w:cs="Consolas"/>
+          <w:color w:val="E97132" w:themeColor="accent2"/>
+          <w:sz w:val="18"/>
+          <w:szCs w:val="18"/>
         </w:rPr>
         <w:t xml:space="preserve"> Runtime </w:t>
       </w:r>
       <w:proofErr w:type="spellStart"/>
       <w:r>
         <w:rPr>
-          <w:rFonts w:ascii="Consolas" w:eastAsia="Consolas" w:hAnsi="Consolas" w:cs="Consolas"/>
-          <w:sz w:val="19"/>
-          <w:szCs w:val="19"/>
+          <w:rFonts w:ascii="Consolas" w:hAnsi="Consolas" w:cs="Consolas"/>
+          <w:color w:val="E97132" w:themeColor="accent2"/>
+          <w:sz w:val="18"/>
+          <w:szCs w:val="18"/>
         </w:rPr>
         <w:t>Environment</w:t>
       </w:r>
       <w:proofErr w:type="spellEnd"/>
       <w:r>
         <w:rPr>
-          <w:rFonts w:ascii="Consolas" w:eastAsia="Consolas" w:hAnsi="Consolas" w:cs="Consolas"/>
-          <w:sz w:val="19"/>
-          <w:szCs w:val="19"/>
+          <w:rFonts w:ascii="Consolas" w:hAnsi="Consolas" w:cs="Consolas"/>
+          <w:color w:val="E97132" w:themeColor="accent2"/>
+          <w:sz w:val="18"/>
+          <w:szCs w:val="18"/>
         </w:rPr>
         <w:t xml:space="preserve"> Corretto-21.0.12.7.1</w:t>
       </w:r>
@@ -3263,36 +3373,40 @@
       <w:proofErr w:type="spellStart"/>
       <w:r>
         <w:rPr>
-          <w:rFonts w:ascii="Consolas" w:eastAsia="Consolas" w:hAnsi="Consolas" w:cs="Consolas"/>
-          <w:sz w:val="19"/>
-          <w:szCs w:val="19"/>
+          <w:rFonts w:ascii="Consolas" w:hAnsi="Consolas" w:cs="Consolas"/>
+          <w:color w:val="E97132" w:themeColor="accent2"/>
+          <w:sz w:val="18"/>
+          <w:szCs w:val="18"/>
         </w:rPr>
         <w:t>OpenJDK</w:t>
       </w:r>
       <w:proofErr w:type="spellEnd"/>
       <w:r>
         <w:rPr>
-          <w:rFonts w:ascii="Consolas" w:eastAsia="Consolas" w:hAnsi="Consolas" w:cs="Consolas"/>
-          <w:sz w:val="19"/>
-          <w:szCs w:val="19"/>
+          <w:rFonts w:ascii="Consolas" w:hAnsi="Consolas" w:cs="Consolas"/>
+          <w:color w:val="E97132" w:themeColor="accent2"/>
+          <w:sz w:val="18"/>
+          <w:szCs w:val="18"/>
         </w:rPr>
         <w:t xml:space="preserve"> 64-Bit Server VM Corretto-21.0.12.7.1 (</w:t>
       </w:r>
       <w:proofErr w:type="spellStart"/>
       <w:r>
         <w:rPr>
-          <w:rFonts w:ascii="Consolas" w:eastAsia="Consolas" w:hAnsi="Consolas" w:cs="Consolas"/>
-          <w:sz w:val="19"/>
-          <w:szCs w:val="19"/>
+          <w:rFonts w:ascii="Consolas" w:hAnsi="Consolas" w:cs="Consolas"/>
+          <w:color w:val="E97132" w:themeColor="accent2"/>
+          <w:sz w:val="18"/>
+          <w:szCs w:val="18"/>
         </w:rPr>
         <w:t>build</w:t>
       </w:r>
       <w:proofErr w:type="spellEnd"/>
       <w:r>
         <w:rPr>
-          <w:rFonts w:ascii="Consolas" w:eastAsia="Consolas" w:hAnsi="Consolas" w:cs="Consolas"/>
-          <w:sz w:val="19"/>
-          <w:szCs w:val="19"/>
+          <w:rFonts w:ascii="Consolas" w:hAnsi="Consolas" w:cs="Consolas"/>
+          <w:color w:val="E97132" w:themeColor="accent2"/>
+          <w:sz w:val="18"/>
+          <w:szCs w:val="18"/>
         </w:rPr>
         <w:t xml:space="preserve"> 21.0.12+7-LTS, mixed mode)</w:t>
       </w:r>
@@ -3339,10 +3453,10 @@
       </w:r>
       <w:r>
         <w:rPr>
-          <w:rFonts w:ascii="Consolas" w:eastAsia="Consolas" w:hAnsi="Consolas" w:cs="Consolas"/>
-          <w:color w:val="8B2500"/>
-          <w:sz w:val="22"/>
-          <w:szCs w:val="22"/>
+          <w:rFonts w:ascii="Consolas" w:hAnsi="Consolas" w:cs="Consolas"/>
+          <w:color w:val="E97132" w:themeColor="accent2"/>
+          <w:sz w:val="18"/>
+          <w:szCs w:val="18"/>
         </w:rPr>
         <w:t>java</w:t>
       </w:r>
@@ -3445,63 +3559,70 @@
       </w:pPr>
       <w:r>
         <w:rPr>
-          <w:rFonts w:ascii="Consolas" w:eastAsia="Consolas" w:hAnsi="Consolas" w:cs="Consolas"/>
-          <w:sz w:val="19"/>
-          <w:szCs w:val="19"/>
+          <w:rFonts w:ascii="Consolas" w:hAnsi="Consolas" w:cs="Consolas"/>
+          <w:color w:val="E97132" w:themeColor="accent2"/>
+          <w:sz w:val="18"/>
+          <w:szCs w:val="18"/>
         </w:rPr>
         <w:t>/</w:t>
       </w:r>
       <w:proofErr w:type="spellStart"/>
       <w:r>
         <w:rPr>
-          <w:rFonts w:ascii="Consolas" w:eastAsia="Consolas" w:hAnsi="Consolas" w:cs="Consolas"/>
-          <w:sz w:val="19"/>
-          <w:szCs w:val="19"/>
+          <w:rFonts w:ascii="Consolas" w:hAnsi="Consolas" w:cs="Consolas"/>
+          <w:color w:val="E97132" w:themeColor="accent2"/>
+          <w:sz w:val="18"/>
+          <w:szCs w:val="18"/>
         </w:rPr>
         <w:t>usr</w:t>
       </w:r>
       <w:proofErr w:type="spellEnd"/>
       <w:r>
         <w:rPr>
-          <w:rFonts w:ascii="Consolas" w:eastAsia="Consolas" w:hAnsi="Consolas" w:cs="Consolas"/>
-          <w:sz w:val="19"/>
-          <w:szCs w:val="19"/>
+          <w:rFonts w:ascii="Consolas" w:hAnsi="Consolas" w:cs="Consolas"/>
+          <w:color w:val="E97132" w:themeColor="accent2"/>
+          <w:sz w:val="18"/>
+          <w:szCs w:val="18"/>
         </w:rPr>
         <w:t>/</w:t>
       </w:r>
       <w:proofErr w:type="spellStart"/>
       <w:r>
         <w:rPr>
-          <w:rFonts w:ascii="Consolas" w:eastAsia="Consolas" w:hAnsi="Consolas" w:cs="Consolas"/>
-          <w:sz w:val="19"/>
-          <w:szCs w:val="19"/>
+          <w:rFonts w:ascii="Consolas" w:hAnsi="Consolas" w:cs="Consolas"/>
+          <w:color w:val="E97132" w:themeColor="accent2"/>
+          <w:sz w:val="18"/>
+          <w:szCs w:val="18"/>
         </w:rPr>
         <w:t>libexec</w:t>
       </w:r>
       <w:proofErr w:type="spellEnd"/>
       <w:r>
         <w:rPr>
-          <w:rFonts w:ascii="Consolas" w:eastAsia="Consolas" w:hAnsi="Consolas" w:cs="Consolas"/>
-          <w:sz w:val="19"/>
-          <w:szCs w:val="19"/>
+          <w:rFonts w:ascii="Consolas" w:hAnsi="Consolas" w:cs="Consolas"/>
+          <w:color w:val="E97132" w:themeColor="accent2"/>
+          <w:sz w:val="18"/>
+          <w:szCs w:val="18"/>
         </w:rPr>
         <w:t>/</w:t>
       </w:r>
       <w:proofErr w:type="spellStart"/>
       <w:r>
         <w:rPr>
-          <w:rFonts w:ascii="Consolas" w:eastAsia="Consolas" w:hAnsi="Consolas" w:cs="Consolas"/>
-          <w:sz w:val="19"/>
-          <w:szCs w:val="19"/>
+          <w:rFonts w:ascii="Consolas" w:hAnsi="Consolas" w:cs="Consolas"/>
+          <w:color w:val="E97132" w:themeColor="accent2"/>
+          <w:sz w:val="18"/>
+          <w:szCs w:val="18"/>
         </w:rPr>
         <w:t>java_home</w:t>
       </w:r>
       <w:proofErr w:type="spellEnd"/>
       <w:r>
         <w:rPr>
-          <w:rFonts w:ascii="Consolas" w:eastAsia="Consolas" w:hAnsi="Consolas" w:cs="Consolas"/>
-          <w:sz w:val="19"/>
-          <w:szCs w:val="19"/>
+          <w:rFonts w:ascii="Consolas" w:hAnsi="Consolas" w:cs="Consolas"/>
+          <w:color w:val="E97132" w:themeColor="accent2"/>
+          <w:sz w:val="18"/>
+          <w:szCs w:val="18"/>
         </w:rPr>
         <w:t xml:space="preserve"> -V</w:t>
       </w:r>
@@ -3528,36 +3649,40 @@
       <w:proofErr w:type="spellStart"/>
       <w:r>
         <w:rPr>
-          <w:rFonts w:ascii="Consolas" w:eastAsia="Consolas" w:hAnsi="Consolas" w:cs="Consolas"/>
-          <w:sz w:val="19"/>
-          <w:szCs w:val="19"/>
+          <w:rFonts w:ascii="Consolas" w:hAnsi="Consolas" w:cs="Consolas"/>
+          <w:color w:val="E97132" w:themeColor="accent2"/>
+          <w:sz w:val="18"/>
+          <w:szCs w:val="18"/>
         </w:rPr>
         <w:t>Get-ChildItem</w:t>
       </w:r>
       <w:proofErr w:type="spellEnd"/>
       <w:r>
         <w:rPr>
-          <w:rFonts w:ascii="Consolas" w:eastAsia="Consolas" w:hAnsi="Consolas" w:cs="Consolas"/>
-          <w:sz w:val="19"/>
-          <w:szCs w:val="19"/>
+          <w:rFonts w:ascii="Consolas" w:hAnsi="Consolas" w:cs="Consolas"/>
+          <w:color w:val="E97132" w:themeColor="accent2"/>
+          <w:sz w:val="18"/>
+          <w:szCs w:val="18"/>
         </w:rPr>
         <w:t xml:space="preserve"> "C:\Program Files\Java", "C:\Program Files\Eclipse </w:t>
       </w:r>
       <w:proofErr w:type="spellStart"/>
       <w:r>
         <w:rPr>
-          <w:rFonts w:ascii="Consolas" w:eastAsia="Consolas" w:hAnsi="Consolas" w:cs="Consolas"/>
-          <w:sz w:val="19"/>
-          <w:szCs w:val="19"/>
+          <w:rFonts w:ascii="Consolas" w:hAnsi="Consolas" w:cs="Consolas"/>
+          <w:color w:val="E97132" w:themeColor="accent2"/>
+          <w:sz w:val="18"/>
+          <w:szCs w:val="18"/>
         </w:rPr>
         <w:t>Adoptium</w:t>
       </w:r>
       <w:proofErr w:type="spellEnd"/>
       <w:r>
         <w:rPr>
-          <w:rFonts w:ascii="Consolas" w:eastAsia="Consolas" w:hAnsi="Consolas" w:cs="Consolas"/>
-          <w:sz w:val="19"/>
-          <w:szCs w:val="19"/>
+          <w:rFonts w:ascii="Consolas" w:hAnsi="Consolas" w:cs="Consolas"/>
+          <w:color w:val="E97132" w:themeColor="accent2"/>
+          <w:sz w:val="18"/>
+          <w:szCs w:val="18"/>
         </w:rPr>
         <w:t>" -EA 0</w:t>
       </w:r>
@@ -3607,10 +3732,10 @@
       </w:r>
       <w:r>
         <w:rPr>
-          <w:rFonts w:ascii="Consolas" w:eastAsia="Consolas" w:hAnsi="Consolas" w:cs="Consolas"/>
-          <w:color w:val="8B2500"/>
-          <w:sz w:val="22"/>
-          <w:szCs w:val="22"/>
+          <w:rFonts w:ascii="Consolas" w:hAnsi="Consolas" w:cs="Consolas"/>
+          <w:color w:val="E97132" w:themeColor="accent2"/>
+          <w:sz w:val="18"/>
+          <w:szCs w:val="18"/>
         </w:rPr>
         <w:t>Project Structure</w:t>
       </w:r>
@@ -3809,7 +3934,8 @@
           <w:p>
             <w:r>
               <w:rPr>
-                <w:rFonts w:ascii="Consolas" w:eastAsia="Consolas" w:hAnsi="Consolas" w:cs="Consolas"/>
+                <w:rFonts w:ascii="Consolas" w:hAnsi="Consolas" w:cs="Consolas"/>
+                <w:color w:val="E97132" w:themeColor="accent2"/>
                 <w:sz w:val="18"/>
                 <w:szCs w:val="18"/>
               </w:rPr>
@@ -3873,7 +3999,8 @@
           <w:p>
             <w:r>
               <w:rPr>
-                <w:rFonts w:ascii="Consolas" w:eastAsia="Consolas" w:hAnsi="Consolas" w:cs="Consolas"/>
+                <w:rFonts w:ascii="Consolas" w:hAnsi="Consolas" w:cs="Consolas"/>
+                <w:color w:val="E97132" w:themeColor="accent2"/>
                 <w:sz w:val="18"/>
                 <w:szCs w:val="18"/>
               </w:rPr>
@@ -3937,7 +4064,8 @@
           <w:p>
             <w:r>
               <w:rPr>
-                <w:rFonts w:ascii="Consolas" w:eastAsia="Consolas" w:hAnsi="Consolas" w:cs="Consolas"/>
+                <w:rFonts w:ascii="Consolas" w:hAnsi="Consolas" w:cs="Consolas"/>
+                <w:color w:val="E97132" w:themeColor="accent2"/>
                 <w:sz w:val="18"/>
                 <w:szCs w:val="18"/>
               </w:rPr>
@@ -4293,10 +4421,12 @@
             <w:proofErr w:type="spellStart"/>
             <w:r>
               <w:rPr>
-                <w:sz w:val="22"/>
-                <w:szCs w:val="22"/>
+                <w:rFonts w:ascii="Consolas" w:hAnsi="Consolas" w:cs="Consolas"/>
+                <w:color w:val="E97132" w:themeColor="accent2"/>
+                <w:sz w:val="18"/>
+                <w:szCs w:val="18"/>
               </w:rPr>
-              <w:t>KeyEvent</w:t>
+              <w:t xml:space="preserve">KeyEvent</w:t>
             </w:r>
             <w:proofErr w:type="spellEnd"/>
             <w:r>
@@ -4309,10 +4439,12 @@
             <w:proofErr w:type="spellStart"/>
             <w:r>
               <w:rPr>
-                <w:sz w:val="22"/>
-                <w:szCs w:val="22"/>
+                <w:rFonts w:ascii="Consolas" w:hAnsi="Consolas" w:cs="Consolas"/>
+                <w:color w:val="E97132" w:themeColor="accent2"/>
+                <w:sz w:val="18"/>
+                <w:szCs w:val="18"/>
               </w:rPr>
-              <w:t>java.awt.event</w:t>
+              <w:t xml:space="preserve">java.awt.event</w:t>
             </w:r>
             <w:proofErr w:type="spellEnd"/>
             <w:r>
@@ -4325,10 +4457,12 @@
             <w:proofErr w:type="spellStart"/>
             <w:r>
               <w:rPr>
-                <w:sz w:val="22"/>
-                <w:szCs w:val="22"/>
+                <w:rFonts w:ascii="Consolas" w:hAnsi="Consolas" w:cs="Consolas"/>
+                <w:color w:val="E97132" w:themeColor="accent2"/>
+                <w:sz w:val="18"/>
+                <w:szCs w:val="18"/>
               </w:rPr>
-              <w:t>javafx.scene.input</w:t>
+              <w:t xml:space="preserve">javafx.scene.input</w:t>
             </w:r>
             <w:proofErr w:type="spellEnd"/>
             <w:r>
@@ -4437,10 +4571,10 @@
       </w:r>
       <w:r>
         <w:rPr>
-          <w:rFonts w:ascii="Consolas" w:eastAsia="Consolas" w:hAnsi="Consolas" w:cs="Consolas"/>
-          <w:color w:val="8B2500"/>
-          <w:sz w:val="22"/>
-          <w:szCs w:val="22"/>
+          <w:rFonts w:ascii="Consolas" w:hAnsi="Consolas" w:cs="Consolas"/>
+          <w:color w:val="E97132" w:themeColor="accent2"/>
+          <w:sz w:val="18"/>
+          <w:szCs w:val="18"/>
         </w:rPr>
         <w:t>pom.xml</w:t>
       </w:r>
@@ -4495,20 +4629,20 @@
       </w:r>
       <w:r>
         <w:rPr>
-          <w:rFonts w:ascii="Consolas" w:eastAsia="Consolas" w:hAnsi="Consolas" w:cs="Consolas"/>
-          <w:color w:val="8B2500"/>
-          <w:sz w:val="22"/>
-          <w:szCs w:val="22"/>
+          <w:rFonts w:ascii="Consolas" w:hAnsi="Consolas" w:cs="Consolas"/>
+          <w:color w:val="E97132" w:themeColor="accent2"/>
+          <w:sz w:val="18"/>
+          <w:szCs w:val="18"/>
         </w:rPr>
         <w:t xml:space="preserve">JavaFX runtime components are </w:t>
       </w:r>
       <w:proofErr w:type="spellStart"/>
       <w:r>
         <w:rPr>
-          <w:rFonts w:ascii="Consolas" w:eastAsia="Consolas" w:hAnsi="Consolas" w:cs="Consolas"/>
-          <w:color w:val="8B2500"/>
-          <w:sz w:val="22"/>
-          <w:szCs w:val="22"/>
+          <w:rFonts w:ascii="Consolas" w:hAnsi="Consolas" w:cs="Consolas"/>
+          <w:color w:val="E97132" w:themeColor="accent2"/>
+          <w:sz w:val="18"/>
+          <w:szCs w:val="18"/>
         </w:rPr>
         <w:t>missing</w:t>
       </w:r>
@@ -4650,7 +4784,8 @@
             <w:proofErr w:type="spellStart"/>
             <w:r>
               <w:rPr>
-                <w:rFonts w:ascii="Consolas" w:eastAsia="Consolas" w:hAnsi="Consolas" w:cs="Consolas"/>
+                <w:rFonts w:ascii="Consolas" w:hAnsi="Consolas" w:cs="Consolas"/>
+                <w:color w:val="E97132" w:themeColor="accent2"/>
                 <w:sz w:val="18"/>
                 <w:szCs w:val="18"/>
               </w:rPr>
@@ -4700,7 +4835,8 @@
             <w:proofErr w:type="spellStart"/>
             <w:r>
               <w:rPr>
-                <w:rFonts w:ascii="Consolas" w:eastAsia="Consolas" w:hAnsi="Consolas" w:cs="Consolas"/>
+                <w:rFonts w:ascii="Consolas" w:hAnsi="Consolas" w:cs="Consolas"/>
+                <w:color w:val="E97132" w:themeColor="accent2"/>
                 <w:sz w:val="18"/>
                 <w:szCs w:val="18"/>
               </w:rPr>
@@ -4750,7 +4886,8 @@
             <w:proofErr w:type="spellStart"/>
             <w:r>
               <w:rPr>
-                <w:rFonts w:ascii="Consolas" w:eastAsia="Consolas" w:hAnsi="Consolas" w:cs="Consolas"/>
+                <w:rFonts w:ascii="Consolas" w:hAnsi="Consolas" w:cs="Consolas"/>
+                <w:color w:val="E97132" w:themeColor="accent2"/>
                 <w:sz w:val="18"/>
                 <w:szCs w:val="18"/>
               </w:rPr>
@@ -4800,7 +4937,8 @@
             <w:proofErr w:type="spellStart"/>
             <w:r>
               <w:rPr>
-                <w:rFonts w:ascii="Consolas" w:eastAsia="Consolas" w:hAnsi="Consolas" w:cs="Consolas"/>
+                <w:rFonts w:ascii="Consolas" w:hAnsi="Consolas" w:cs="Consolas"/>
+                <w:color w:val="E97132" w:themeColor="accent2"/>
                 <w:sz w:val="18"/>
                 <w:szCs w:val="18"/>
               </w:rPr>
@@ -4850,7 +4988,8 @@
             <w:proofErr w:type="spellStart"/>
             <w:r>
               <w:rPr>
-                <w:rFonts w:ascii="Consolas" w:eastAsia="Consolas" w:hAnsi="Consolas" w:cs="Consolas"/>
+                <w:rFonts w:ascii="Consolas" w:hAnsi="Consolas" w:cs="Consolas"/>
+                <w:color w:val="E97132" w:themeColor="accent2"/>
                 <w:sz w:val="18"/>
                 <w:szCs w:val="18"/>
               </w:rPr>
@@ -4900,7 +5039,8 @@
             <w:proofErr w:type="spellStart"/>
             <w:r>
               <w:rPr>
-                <w:rFonts w:ascii="Consolas" w:eastAsia="Consolas" w:hAnsi="Consolas" w:cs="Consolas"/>
+                <w:rFonts w:ascii="Consolas" w:hAnsi="Consolas" w:cs="Consolas"/>
+                <w:color w:val="E97132" w:themeColor="accent2"/>
                 <w:sz w:val="18"/>
                 <w:szCs w:val="18"/>
               </w:rPr>
@@ -4950,7 +5090,8 @@
             <w:proofErr w:type="spellStart"/>
             <w:r>
               <w:rPr>
-                <w:rFonts w:ascii="Consolas" w:eastAsia="Consolas" w:hAnsi="Consolas" w:cs="Consolas"/>
+                <w:rFonts w:ascii="Consolas" w:hAnsi="Consolas" w:cs="Consolas"/>
+                <w:color w:val="E97132" w:themeColor="accent2"/>
                 <w:sz w:val="18"/>
                 <w:szCs w:val="18"/>
               </w:rPr>
@@ -4991,10 +5132,10 @@
       <w:proofErr w:type="spellStart"/>
       <w:r>
         <w:rPr>
-          <w:rFonts w:ascii="Consolas" w:eastAsia="Consolas" w:hAnsi="Consolas" w:cs="Consolas"/>
-          <w:color w:val="8B2500"/>
-          <w:sz w:val="22"/>
-          <w:szCs w:val="22"/>
+          <w:rFonts w:ascii="Consolas" w:hAnsi="Consolas" w:cs="Consolas"/>
+          <w:color w:val="E97132" w:themeColor="accent2"/>
+          <w:sz w:val="18"/>
+          <w:szCs w:val="18"/>
         </w:rPr>
         <w:t>javafx.fxml</w:t>
       </w:r>
@@ -5008,20 +5149,20 @@
       </w:r>
       <w:r>
         <w:rPr>
-          <w:rFonts w:ascii="Consolas" w:eastAsia="Consolas" w:hAnsi="Consolas" w:cs="Consolas"/>
-          <w:color w:val="8B2500"/>
-          <w:sz w:val="22"/>
-          <w:szCs w:val="22"/>
+          <w:rFonts w:ascii="Consolas" w:hAnsi="Consolas" w:cs="Consolas"/>
+          <w:color w:val="E97132" w:themeColor="accent2"/>
+          <w:sz w:val="18"/>
+          <w:szCs w:val="18"/>
         </w:rPr>
         <w:t>.</w:t>
       </w:r>
       <w:proofErr w:type="spellStart"/>
       <w:r>
         <w:rPr>
-          <w:rFonts w:ascii="Consolas" w:eastAsia="Consolas" w:hAnsi="Consolas" w:cs="Consolas"/>
-          <w:color w:val="8B2500"/>
-          <w:sz w:val="22"/>
-          <w:szCs w:val="22"/>
+          <w:rFonts w:ascii="Consolas" w:hAnsi="Consolas" w:cs="Consolas"/>
+          <w:color w:val="E97132" w:themeColor="accent2"/>
+          <w:sz w:val="18"/>
+          <w:szCs w:val="18"/>
         </w:rPr>
         <w:t>fxml</w:t>
       </w:r>
@@ -5090,27 +5231,30 @@
       </w:pPr>
       <w:r>
         <w:rPr>
-          <w:rFonts w:ascii="Consolas" w:eastAsia="Consolas" w:hAnsi="Consolas" w:cs="Consolas"/>
-          <w:sz w:val="19"/>
-          <w:szCs w:val="19"/>
+          <w:rFonts w:ascii="Consolas" w:hAnsi="Consolas" w:cs="Consolas"/>
+          <w:color w:val="E97132" w:themeColor="accent2"/>
+          <w:sz w:val="18"/>
+          <w:szCs w:val="18"/>
         </w:rPr>
         <w:t>Erreur : des composants d'</w:t>
       </w:r>
       <w:proofErr w:type="spellStart"/>
       <w:r>
         <w:rPr>
-          <w:rFonts w:ascii="Consolas" w:eastAsia="Consolas" w:hAnsi="Consolas" w:cs="Consolas"/>
-          <w:sz w:val="19"/>
-          <w:szCs w:val="19"/>
+          <w:rFonts w:ascii="Consolas" w:hAnsi="Consolas" w:cs="Consolas"/>
+          <w:color w:val="E97132" w:themeColor="accent2"/>
+          <w:sz w:val="18"/>
+          <w:szCs w:val="18"/>
         </w:rPr>
         <w:t>execution</w:t>
       </w:r>
       <w:proofErr w:type="spellEnd"/>
       <w:r>
         <w:rPr>
-          <w:rFonts w:ascii="Consolas" w:eastAsia="Consolas" w:hAnsi="Consolas" w:cs="Consolas"/>
-          <w:sz w:val="19"/>
-          <w:szCs w:val="19"/>
+          <w:rFonts w:ascii="Consolas" w:hAnsi="Consolas" w:cs="Consolas"/>
+          <w:color w:val="E97132" w:themeColor="accent2"/>
+          <w:sz w:val="18"/>
+          <w:szCs w:val="18"/>
         </w:rPr>
         <w:t xml:space="preserve"> JavaFX obligatoires pour</w:t>
       </w:r>
@@ -5125,18 +5269,20 @@
       <w:proofErr w:type="spellStart"/>
       <w:r>
         <w:rPr>
-          <w:rFonts w:ascii="Consolas" w:eastAsia="Consolas" w:hAnsi="Consolas" w:cs="Consolas"/>
-          <w:sz w:val="19"/>
-          <w:szCs w:val="19"/>
+          <w:rFonts w:ascii="Consolas" w:hAnsi="Consolas" w:cs="Consolas"/>
+          <w:color w:val="E97132" w:themeColor="accent2"/>
+          <w:sz w:val="18"/>
+          <w:szCs w:val="18"/>
         </w:rPr>
         <w:t>executer</w:t>
       </w:r>
       <w:proofErr w:type="spellEnd"/>
       <w:r>
         <w:rPr>
-          <w:rFonts w:ascii="Consolas" w:eastAsia="Consolas" w:hAnsi="Consolas" w:cs="Consolas"/>
-          <w:sz w:val="19"/>
-          <w:szCs w:val="19"/>
+          <w:rFonts w:ascii="Consolas" w:hAnsi="Consolas" w:cs="Consolas"/>
+          <w:color w:val="E97132" w:themeColor="accent2"/>
+          <w:sz w:val="18"/>
+          <w:szCs w:val="18"/>
         </w:rPr>
         <w:t xml:space="preserve"> cette application sont manquants.</w:t>
       </w:r>
@@ -5315,27 +5461,30 @@
       </w:pPr>
       <w:r>
         <w:rPr>
-          <w:rFonts w:ascii="Consolas" w:eastAsia="Consolas" w:hAnsi="Consolas" w:cs="Consolas"/>
-          <w:sz w:val="19"/>
-          <w:szCs w:val="19"/>
+          <w:rFonts w:ascii="Consolas" w:hAnsi="Consolas" w:cs="Consolas"/>
+          <w:color w:val="E97132" w:themeColor="accent2"/>
+          <w:sz w:val="18"/>
+          <w:szCs w:val="18"/>
         </w:rPr>
         <w:t xml:space="preserve">public class </w:t>
       </w:r>
       <w:proofErr w:type="spellStart"/>
       <w:r>
         <w:rPr>
-          <w:rFonts w:ascii="Consolas" w:eastAsia="Consolas" w:hAnsi="Consolas" w:cs="Consolas"/>
-          <w:sz w:val="19"/>
-          <w:szCs w:val="19"/>
+          <w:rFonts w:ascii="Consolas" w:hAnsi="Consolas" w:cs="Consolas"/>
+          <w:color w:val="E97132" w:themeColor="accent2"/>
+          <w:sz w:val="18"/>
+          <w:szCs w:val="18"/>
         </w:rPr>
         <w:t>LanceurDemineur</w:t>
       </w:r>
       <w:proofErr w:type="spellEnd"/>
       <w:r>
         <w:rPr>
-          <w:rFonts w:ascii="Consolas" w:eastAsia="Consolas" w:hAnsi="Consolas" w:cs="Consolas"/>
-          <w:sz w:val="19"/>
-          <w:szCs w:val="19"/>
+          <w:rFonts w:ascii="Consolas" w:hAnsi="Consolas" w:cs="Consolas"/>
+          <w:color w:val="E97132" w:themeColor="accent2"/>
+          <w:sz w:val="18"/>
+          <w:szCs w:val="18"/>
         </w:rPr>
         <w:t xml:space="preserve"> {</w:t>
       </w:r>
@@ -5348,9 +5497,10 @@
       </w:pPr>
       <w:r>
         <w:rPr>
-          <w:rFonts w:ascii="Consolas" w:eastAsia="Consolas" w:hAnsi="Consolas" w:cs="Consolas"/>
-          <w:sz w:val="19"/>
-          <w:szCs w:val="19"/>
+          <w:rFonts w:ascii="Consolas" w:hAnsi="Consolas" w:cs="Consolas"/>
+          <w:color w:val="E97132" w:themeColor="accent2"/>
+          <w:sz w:val="18"/>
+          <w:szCs w:val="18"/>
         </w:rPr>
         <w:t xml:space="preserve"> </w:t>
       </w:r>
@@ -5363,45 +5513,50 @@
       </w:pPr>
       <w:r>
         <w:rPr>
-          <w:rFonts w:ascii="Consolas" w:eastAsia="Consolas" w:hAnsi="Consolas" w:cs="Consolas"/>
-          <w:sz w:val="19"/>
-          <w:szCs w:val="19"/>
+          <w:rFonts w:ascii="Consolas" w:hAnsi="Consolas" w:cs="Consolas"/>
+          <w:color w:val="E97132" w:themeColor="accent2"/>
+          <w:sz w:val="18"/>
+          <w:szCs w:val="18"/>
         </w:rPr>
         <w:t xml:space="preserve">    public </w:t>
       </w:r>
       <w:proofErr w:type="spellStart"/>
       <w:r>
         <w:rPr>
-          <w:rFonts w:ascii="Consolas" w:eastAsia="Consolas" w:hAnsi="Consolas" w:cs="Consolas"/>
-          <w:sz w:val="19"/>
-          <w:szCs w:val="19"/>
+          <w:rFonts w:ascii="Consolas" w:hAnsi="Consolas" w:cs="Consolas"/>
+          <w:color w:val="E97132" w:themeColor="accent2"/>
+          <w:sz w:val="18"/>
+          <w:szCs w:val="18"/>
         </w:rPr>
         <w:t>static</w:t>
       </w:r>
       <w:proofErr w:type="spellEnd"/>
       <w:r>
         <w:rPr>
-          <w:rFonts w:ascii="Consolas" w:eastAsia="Consolas" w:hAnsi="Consolas" w:cs="Consolas"/>
-          <w:sz w:val="19"/>
-          <w:szCs w:val="19"/>
+          <w:rFonts w:ascii="Consolas" w:hAnsi="Consolas" w:cs="Consolas"/>
+          <w:color w:val="E97132" w:themeColor="accent2"/>
+          <w:sz w:val="18"/>
+          <w:szCs w:val="18"/>
         </w:rPr>
         <w:t xml:space="preserve"> </w:t>
       </w:r>
       <w:proofErr w:type="spellStart"/>
       <w:r>
         <w:rPr>
-          <w:rFonts w:ascii="Consolas" w:eastAsia="Consolas" w:hAnsi="Consolas" w:cs="Consolas"/>
-          <w:sz w:val="19"/>
-          <w:szCs w:val="19"/>
+          <w:rFonts w:ascii="Consolas" w:hAnsi="Consolas" w:cs="Consolas"/>
+          <w:color w:val="E97132" w:themeColor="accent2"/>
+          <w:sz w:val="18"/>
+          <w:szCs w:val="18"/>
         </w:rPr>
         <w:t>void</w:t>
       </w:r>
       <w:proofErr w:type="spellEnd"/>
       <w:r>
         <w:rPr>
-          <w:rFonts w:ascii="Consolas" w:eastAsia="Consolas" w:hAnsi="Consolas" w:cs="Consolas"/>
-          <w:sz w:val="19"/>
-          <w:szCs w:val="19"/>
+          <w:rFonts w:ascii="Consolas" w:hAnsi="Consolas" w:cs="Consolas"/>
+          <w:color w:val="E97132" w:themeColor="accent2"/>
+          <w:sz w:val="18"/>
+          <w:szCs w:val="18"/>
         </w:rPr>
         <w:t xml:space="preserve"> main(String[] args) {</w:t>
       </w:r>
@@ -5414,45 +5569,50 @@
       </w:pPr>
       <w:r>
         <w:rPr>
-          <w:rFonts w:ascii="Consolas" w:eastAsia="Consolas" w:hAnsi="Consolas" w:cs="Consolas"/>
-          <w:sz w:val="19"/>
-          <w:szCs w:val="19"/>
+          <w:rFonts w:ascii="Consolas" w:hAnsi="Consolas" w:cs="Consolas"/>
+          <w:color w:val="E97132" w:themeColor="accent2"/>
+          <w:sz w:val="18"/>
+          <w:szCs w:val="18"/>
         </w:rPr>
         <w:t xml:space="preserve">        </w:t>
       </w:r>
       <w:proofErr w:type="spellStart"/>
       <w:r>
         <w:rPr>
-          <w:rFonts w:ascii="Consolas" w:eastAsia="Consolas" w:hAnsi="Consolas" w:cs="Consolas"/>
-          <w:sz w:val="19"/>
-          <w:szCs w:val="19"/>
+          <w:rFonts w:ascii="Consolas" w:hAnsi="Consolas" w:cs="Consolas"/>
+          <w:color w:val="E97132" w:themeColor="accent2"/>
+          <w:sz w:val="18"/>
+          <w:szCs w:val="18"/>
         </w:rPr>
         <w:t>Application.launch</w:t>
       </w:r>
       <w:proofErr w:type="spellEnd"/>
       <w:r>
         <w:rPr>
-          <w:rFonts w:ascii="Consolas" w:eastAsia="Consolas" w:hAnsi="Consolas" w:cs="Consolas"/>
-          <w:sz w:val="19"/>
-          <w:szCs w:val="19"/>
+          <w:rFonts w:ascii="Consolas" w:hAnsi="Consolas" w:cs="Consolas"/>
+          <w:color w:val="E97132" w:themeColor="accent2"/>
+          <w:sz w:val="18"/>
+          <w:szCs w:val="18"/>
         </w:rPr>
         <w:t>(</w:t>
       </w:r>
       <w:proofErr w:type="spellStart"/>
       <w:r>
         <w:rPr>
-          <w:rFonts w:ascii="Consolas" w:eastAsia="Consolas" w:hAnsi="Consolas" w:cs="Consolas"/>
-          <w:sz w:val="19"/>
-          <w:szCs w:val="19"/>
+          <w:rFonts w:ascii="Consolas" w:hAnsi="Consolas" w:cs="Consolas"/>
+          <w:color w:val="E97132" w:themeColor="accent2"/>
+          <w:sz w:val="18"/>
+          <w:szCs w:val="18"/>
         </w:rPr>
         <w:t>Demineur.class</w:t>
       </w:r>
       <w:proofErr w:type="spellEnd"/>
       <w:r>
         <w:rPr>
-          <w:rFonts w:ascii="Consolas" w:eastAsia="Consolas" w:hAnsi="Consolas" w:cs="Consolas"/>
-          <w:sz w:val="19"/>
-          <w:szCs w:val="19"/>
+          <w:rFonts w:ascii="Consolas" w:hAnsi="Consolas" w:cs="Consolas"/>
+          <w:color w:val="E97132" w:themeColor="accent2"/>
+          <w:sz w:val="18"/>
+          <w:szCs w:val="18"/>
         </w:rPr>
         <w:t>, args);</w:t>
       </w:r>
@@ -5465,9 +5625,10 @@
       </w:pPr>
       <w:r>
         <w:rPr>
-          <w:rFonts w:ascii="Consolas" w:eastAsia="Consolas" w:hAnsi="Consolas" w:cs="Consolas"/>
-          <w:sz w:val="19"/>
-          <w:szCs w:val="19"/>
+          <w:rFonts w:ascii="Consolas" w:hAnsi="Consolas" w:cs="Consolas"/>
+          <w:color w:val="E97132" w:themeColor="accent2"/>
+          <w:sz w:val="18"/>
+          <w:szCs w:val="18"/>
         </w:rPr>
         <w:t xml:space="preserve">    }</w:t>
       </w:r>
@@ -5481,9 +5642,10 @@
       </w:pPr>
       <w:r>
         <w:rPr>
-          <w:rFonts w:ascii="Consolas" w:eastAsia="Consolas" w:hAnsi="Consolas" w:cs="Consolas"/>
-          <w:sz w:val="19"/>
-          <w:szCs w:val="19"/>
+          <w:rFonts w:ascii="Consolas" w:hAnsi="Consolas" w:cs="Consolas"/>
+          <w:color w:val="E97132" w:themeColor="accent2"/>
+          <w:sz w:val="18"/>
+          <w:szCs w:val="18"/>
         </w:rPr>
         <w:t>}</w:t>
       </w:r>
@@ -5501,10 +5663,10 @@
       </w:r>
       <w:r>
         <w:rPr>
-          <w:rFonts w:ascii="Consolas" w:eastAsia="Consolas" w:hAnsi="Consolas" w:cs="Consolas"/>
-          <w:color w:val="8B2500"/>
-          <w:sz w:val="22"/>
-          <w:szCs w:val="22"/>
+          <w:rFonts w:ascii="Consolas" w:hAnsi="Consolas" w:cs="Consolas"/>
+          <w:color w:val="E97132" w:themeColor="accent2"/>
+          <w:sz w:val="18"/>
+          <w:szCs w:val="18"/>
         </w:rPr>
         <w:t>main</w:t>
       </w:r>
@@ -5518,10 +5680,10 @@
       <w:proofErr w:type="spellStart"/>
       <w:r>
         <w:rPr>
-          <w:rFonts w:ascii="Consolas" w:eastAsia="Consolas" w:hAnsi="Consolas" w:cs="Consolas"/>
-          <w:color w:val="8B2500"/>
-          <w:sz w:val="22"/>
-          <w:szCs w:val="22"/>
+          <w:rFonts w:ascii="Consolas" w:hAnsi="Consolas" w:cs="Consolas"/>
+          <w:color w:val="E97132" w:themeColor="accent2"/>
+          <w:sz w:val="18"/>
+          <w:szCs w:val="18"/>
         </w:rPr>
         <w:t>Application.launch</w:t>
       </w:r>
@@ -5725,7 +5887,8 @@
           <w:p>
             <w:r>
               <w:rPr>
-                <w:rFonts w:ascii="Consolas" w:eastAsia="Consolas" w:hAnsi="Consolas" w:cs="Consolas"/>
+                <w:rFonts w:ascii="Consolas" w:hAnsi="Consolas" w:cs="Consolas"/>
+                <w:color w:val="E97132" w:themeColor="accent2"/>
                 <w:sz w:val="18"/>
                 <w:szCs w:val="18"/>
               </w:rPr>
@@ -5734,7 +5897,8 @@
             <w:proofErr w:type="spellStart"/>
             <w:r>
               <w:rPr>
-                <w:rFonts w:ascii="Consolas" w:eastAsia="Consolas" w:hAnsi="Consolas" w:cs="Consolas"/>
+                <w:rFonts w:ascii="Consolas" w:hAnsi="Consolas" w:cs="Consolas"/>
+                <w:color w:val="E97132" w:themeColor="accent2"/>
                 <w:sz w:val="18"/>
                 <w:szCs w:val="18"/>
               </w:rPr>
@@ -5743,7 +5907,8 @@
             <w:proofErr w:type="spellEnd"/>
             <w:r>
               <w:rPr>
-                <w:rFonts w:ascii="Consolas" w:eastAsia="Consolas" w:hAnsi="Consolas" w:cs="Consolas"/>
+                <w:rFonts w:ascii="Consolas" w:hAnsi="Consolas" w:cs="Consolas"/>
+                <w:color w:val="E97132" w:themeColor="accent2"/>
                 <w:sz w:val="18"/>
                 <w:szCs w:val="18"/>
               </w:rPr>
@@ -5752,7 +5917,8 @@
             <w:proofErr w:type="spellStart"/>
             <w:r>
               <w:rPr>
-                <w:rFonts w:ascii="Consolas" w:eastAsia="Consolas" w:hAnsi="Consolas" w:cs="Consolas"/>
+                <w:rFonts w:ascii="Consolas" w:hAnsi="Consolas" w:cs="Consolas"/>
+                <w:color w:val="E97132" w:themeColor="accent2"/>
                 <w:sz w:val="18"/>
                 <w:szCs w:val="18"/>
               </w:rPr>
@@ -5761,7 +5927,8 @@
             <w:proofErr w:type="spellEnd"/>
             <w:r>
               <w:rPr>
-                <w:rFonts w:ascii="Consolas" w:eastAsia="Consolas" w:hAnsi="Consolas" w:cs="Consolas"/>
+                <w:rFonts w:ascii="Consolas" w:hAnsi="Consolas" w:cs="Consolas"/>
+                <w:color w:val="E97132" w:themeColor="accent2"/>
                 <w:sz w:val="18"/>
                 <w:szCs w:val="18"/>
               </w:rPr>
@@ -5809,7 +5976,8 @@
           <w:p>
             <w:r>
               <w:rPr>
-                <w:rFonts w:ascii="Consolas" w:eastAsia="Consolas" w:hAnsi="Consolas" w:cs="Consolas"/>
+                <w:rFonts w:ascii="Consolas" w:hAnsi="Consolas" w:cs="Consolas"/>
+                <w:color w:val="E97132" w:themeColor="accent2"/>
                 <w:sz w:val="18"/>
                 <w:szCs w:val="18"/>
               </w:rPr>
@@ -5857,7 +6025,8 @@
           <w:p>
             <w:r>
               <w:rPr>
-                <w:rFonts w:ascii="Consolas" w:eastAsia="Consolas" w:hAnsi="Consolas" w:cs="Consolas"/>
+                <w:rFonts w:ascii="Consolas" w:hAnsi="Consolas" w:cs="Consolas"/>
+                <w:color w:val="E97132" w:themeColor="accent2"/>
                 <w:sz w:val="18"/>
                 <w:szCs w:val="18"/>
               </w:rPr>
@@ -5866,7 +6035,8 @@
             <w:proofErr w:type="spellStart"/>
             <w:r>
               <w:rPr>
-                <w:rFonts w:ascii="Consolas" w:eastAsia="Consolas" w:hAnsi="Consolas" w:cs="Consolas"/>
+                <w:rFonts w:ascii="Consolas" w:hAnsi="Consolas" w:cs="Consolas"/>
+                <w:color w:val="E97132" w:themeColor="accent2"/>
                 <w:sz w:val="18"/>
                 <w:szCs w:val="18"/>
               </w:rPr>
@@ -5875,7 +6045,8 @@
             <w:proofErr w:type="spellEnd"/>
             <w:r>
               <w:rPr>
-                <w:rFonts w:ascii="Consolas" w:eastAsia="Consolas" w:hAnsi="Consolas" w:cs="Consolas"/>
+                <w:rFonts w:ascii="Consolas" w:hAnsi="Consolas" w:cs="Consolas"/>
+                <w:color w:val="E97132" w:themeColor="accent2"/>
                 <w:sz w:val="18"/>
                 <w:szCs w:val="18"/>
               </w:rPr>
@@ -5884,7 +6055,8 @@
             <w:proofErr w:type="spellStart"/>
             <w:r>
               <w:rPr>
-                <w:rFonts w:ascii="Consolas" w:eastAsia="Consolas" w:hAnsi="Consolas" w:cs="Consolas"/>
+                <w:rFonts w:ascii="Consolas" w:hAnsi="Consolas" w:cs="Consolas"/>
+                <w:color w:val="E97132" w:themeColor="accent2"/>
                 <w:sz w:val="18"/>
                 <w:szCs w:val="18"/>
               </w:rPr>
@@ -5984,9 +6156,10 @@
       </w:pPr>
       <w:r>
         <w:rPr>
-          <w:rFonts w:ascii="Consolas" w:eastAsia="Consolas" w:hAnsi="Consolas" w:cs="Consolas"/>
-          <w:sz w:val="19"/>
-          <w:szCs w:val="19"/>
+          <w:rFonts w:ascii="Consolas" w:hAnsi="Consolas" w:cs="Consolas"/>
+          <w:color w:val="E97132" w:themeColor="accent2"/>
+          <w:sz w:val="18"/>
+          <w:szCs w:val="18"/>
         </w:rPr>
         <w:t xml:space="preserve">  Personne.java          votre code, du texte que vous lisez</w:t>
       </w:r>
@@ -5999,9 +6172,10 @@
       </w:pPr>
       <w:r>
         <w:rPr>
-          <w:rFonts w:ascii="Consolas" w:eastAsia="Consolas" w:hAnsi="Consolas" w:cs="Consolas"/>
-          <w:sz w:val="19"/>
-          <w:szCs w:val="19"/>
+          <w:rFonts w:ascii="Consolas" w:hAnsi="Consolas" w:cs="Consolas"/>
+          <w:color w:val="E97132" w:themeColor="accent2"/>
+          <w:sz w:val="18"/>
+          <w:szCs w:val="18"/>
         </w:rPr>
         <w:t xml:space="preserve">        |</w:t>
       </w:r>
@@ -6014,27 +6188,30 @@
       </w:pPr>
       <w:r>
         <w:rPr>
-          <w:rFonts w:ascii="Consolas" w:eastAsia="Consolas" w:hAnsi="Consolas" w:cs="Consolas"/>
-          <w:sz w:val="19"/>
-          <w:szCs w:val="19"/>
+          <w:rFonts w:ascii="Consolas" w:hAnsi="Consolas" w:cs="Consolas"/>
+          <w:color w:val="E97132" w:themeColor="accent2"/>
+          <w:sz w:val="18"/>
+          <w:szCs w:val="18"/>
         </w:rPr>
         <w:t xml:space="preserve">        |   </w:t>
       </w:r>
       <w:proofErr w:type="spellStart"/>
       <w:r>
         <w:rPr>
-          <w:rFonts w:ascii="Consolas" w:eastAsia="Consolas" w:hAnsi="Consolas" w:cs="Consolas"/>
-          <w:sz w:val="19"/>
-          <w:szCs w:val="19"/>
+          <w:rFonts w:ascii="Consolas" w:hAnsi="Consolas" w:cs="Consolas"/>
+          <w:color w:val="E97132" w:themeColor="accent2"/>
+          <w:sz w:val="18"/>
+          <w:szCs w:val="18"/>
         </w:rPr>
         <w:t>javac</w:t>
       </w:r>
       <w:proofErr w:type="spellEnd"/>
       <w:r>
         <w:rPr>
-          <w:rFonts w:ascii="Consolas" w:eastAsia="Consolas" w:hAnsi="Consolas" w:cs="Consolas"/>
-          <w:sz w:val="19"/>
-          <w:szCs w:val="19"/>
+          <w:rFonts w:ascii="Consolas" w:hAnsi="Consolas" w:cs="Consolas"/>
+          <w:color w:val="E97132" w:themeColor="accent2"/>
+          <w:sz w:val="18"/>
+          <w:szCs w:val="18"/>
         </w:rPr>
         <w:t xml:space="preserve">        le compilateur</w:t>
       </w:r>
@@ -6047,9 +6224,10 @@
       </w:pPr>
       <w:r>
         <w:rPr>
-          <w:rFonts w:ascii="Consolas" w:eastAsia="Consolas" w:hAnsi="Consolas" w:cs="Consolas"/>
-          <w:sz w:val="19"/>
-          <w:szCs w:val="19"/>
+          <w:rFonts w:ascii="Consolas" w:hAnsi="Consolas" w:cs="Consolas"/>
+          <w:color w:val="E97132" w:themeColor="accent2"/>
+          <w:sz w:val="18"/>
+          <w:szCs w:val="18"/>
         </w:rPr>
         <w:t xml:space="preserve">        v</w:t>
       </w:r>
@@ -6062,45 +6240,50 @@
       </w:pPr>
       <w:r>
         <w:rPr>
-          <w:rFonts w:ascii="Consolas" w:eastAsia="Consolas" w:hAnsi="Consolas" w:cs="Consolas"/>
-          <w:sz w:val="19"/>
-          <w:szCs w:val="19"/>
+          <w:rFonts w:ascii="Consolas" w:hAnsi="Consolas" w:cs="Consolas"/>
+          <w:color w:val="E97132" w:themeColor="accent2"/>
+          <w:sz w:val="18"/>
+          <w:szCs w:val="18"/>
         </w:rPr>
         <w:t xml:space="preserve">  </w:t>
       </w:r>
       <w:proofErr w:type="spellStart"/>
       <w:r>
         <w:rPr>
-          <w:rFonts w:ascii="Consolas" w:eastAsia="Consolas" w:hAnsi="Consolas" w:cs="Consolas"/>
-          <w:sz w:val="19"/>
-          <w:szCs w:val="19"/>
+          <w:rFonts w:ascii="Consolas" w:hAnsi="Consolas" w:cs="Consolas"/>
+          <w:color w:val="E97132" w:themeColor="accent2"/>
+          <w:sz w:val="18"/>
+          <w:szCs w:val="18"/>
         </w:rPr>
         <w:t>Personne.class</w:t>
       </w:r>
       <w:proofErr w:type="spellEnd"/>
       <w:r>
         <w:rPr>
-          <w:rFonts w:ascii="Consolas" w:eastAsia="Consolas" w:hAnsi="Consolas" w:cs="Consolas"/>
-          <w:sz w:val="19"/>
-          <w:szCs w:val="19"/>
+          <w:rFonts w:ascii="Consolas" w:hAnsi="Consolas" w:cs="Consolas"/>
+          <w:color w:val="E97132" w:themeColor="accent2"/>
+          <w:sz w:val="18"/>
+          <w:szCs w:val="18"/>
         </w:rPr>
         <w:t xml:space="preserve">         du </w:t>
       </w:r>
       <w:proofErr w:type="spellStart"/>
       <w:r>
         <w:rPr>
-          <w:rFonts w:ascii="Consolas" w:eastAsia="Consolas" w:hAnsi="Consolas" w:cs="Consolas"/>
-          <w:sz w:val="19"/>
-          <w:szCs w:val="19"/>
+          <w:rFonts w:ascii="Consolas" w:hAnsi="Consolas" w:cs="Consolas"/>
+          <w:color w:val="E97132" w:themeColor="accent2"/>
+          <w:sz w:val="18"/>
+          <w:szCs w:val="18"/>
         </w:rPr>
         <w:t>bytecode</w:t>
       </w:r>
       <w:proofErr w:type="spellEnd"/>
       <w:r>
         <w:rPr>
-          <w:rFonts w:ascii="Consolas" w:eastAsia="Consolas" w:hAnsi="Consolas" w:cs="Consolas"/>
-          <w:sz w:val="19"/>
-          <w:szCs w:val="19"/>
+          <w:rFonts w:ascii="Consolas" w:hAnsi="Consolas" w:cs="Consolas"/>
+          <w:color w:val="E97132" w:themeColor="accent2"/>
+          <w:sz w:val="18"/>
+          <w:szCs w:val="18"/>
         </w:rPr>
         <w:t>, illisible pour vous</w:t>
       </w:r>
@@ -6113,9 +6296,10 @@
       </w:pPr>
       <w:r>
         <w:rPr>
-          <w:rFonts w:ascii="Consolas" w:eastAsia="Consolas" w:hAnsi="Consolas" w:cs="Consolas"/>
-          <w:sz w:val="19"/>
-          <w:szCs w:val="19"/>
+          <w:rFonts w:ascii="Consolas" w:hAnsi="Consolas" w:cs="Consolas"/>
+          <w:color w:val="E97132" w:themeColor="accent2"/>
+          <w:sz w:val="18"/>
+          <w:szCs w:val="18"/>
         </w:rPr>
         <w:t xml:space="preserve">        |</w:t>
       </w:r>
@@ -6128,9 +6312,10 @@
       </w:pPr>
       <w:r>
         <w:rPr>
-          <w:rFonts w:ascii="Consolas" w:eastAsia="Consolas" w:hAnsi="Consolas" w:cs="Consolas"/>
-          <w:sz w:val="19"/>
-          <w:szCs w:val="19"/>
+          <w:rFonts w:ascii="Consolas" w:hAnsi="Consolas" w:cs="Consolas"/>
+          <w:color w:val="E97132" w:themeColor="accent2"/>
+          <w:sz w:val="18"/>
+          <w:szCs w:val="18"/>
         </w:rPr>
         <w:t xml:space="preserve">        |   java         la machine virtuelle</w:t>
       </w:r>
@@ -6143,9 +6328,10 @@
       </w:pPr>
       <w:r>
         <w:rPr>
-          <w:rFonts w:ascii="Consolas" w:eastAsia="Consolas" w:hAnsi="Consolas" w:cs="Consolas"/>
-          <w:sz w:val="19"/>
-          <w:szCs w:val="19"/>
+          <w:rFonts w:ascii="Consolas" w:hAnsi="Consolas" w:cs="Consolas"/>
+          <w:color w:val="E97132" w:themeColor="accent2"/>
+          <w:sz w:val="18"/>
+          <w:szCs w:val="18"/>
         </w:rPr>
         <w:t xml:space="preserve">        v</w:t>
       </w:r>
@@ -6159,18 +6345,20 @@
       </w:pPr>
       <w:r>
         <w:rPr>
-          <w:rFonts w:ascii="Consolas" w:eastAsia="Consolas" w:hAnsi="Consolas" w:cs="Consolas"/>
-          <w:sz w:val="19"/>
-          <w:szCs w:val="19"/>
+          <w:rFonts w:ascii="Consolas" w:hAnsi="Consolas" w:cs="Consolas"/>
+          <w:color w:val="E97132" w:themeColor="accent2"/>
+          <w:sz w:val="18"/>
+          <w:szCs w:val="18"/>
         </w:rPr>
         <w:t xml:space="preserve">  le programme s'</w:t>
       </w:r>
       <w:proofErr w:type="spellStart"/>
       <w:r>
         <w:rPr>
-          <w:rFonts w:ascii="Consolas" w:eastAsia="Consolas" w:hAnsi="Consolas" w:cs="Consolas"/>
-          <w:sz w:val="19"/>
-          <w:szCs w:val="19"/>
+          <w:rFonts w:ascii="Consolas" w:hAnsi="Consolas" w:cs="Consolas"/>
+          <w:color w:val="E97132" w:themeColor="accent2"/>
+          <w:sz w:val="18"/>
+          <w:szCs w:val="18"/>
         </w:rPr>
         <w:t>execute</w:t>
       </w:r>
@@ -6183,10 +6371,10 @@
       <w:proofErr w:type="spellStart"/>
       <w:r>
         <w:rPr>
-          <w:rFonts w:ascii="Consolas" w:eastAsia="Consolas" w:hAnsi="Consolas" w:cs="Consolas"/>
-          <w:color w:val="8B2500"/>
-          <w:sz w:val="22"/>
-          <w:szCs w:val="22"/>
+          <w:rFonts w:ascii="Consolas" w:hAnsi="Consolas" w:cs="Consolas"/>
+          <w:color w:val="E97132" w:themeColor="accent2"/>
+          <w:sz w:val="18"/>
+          <w:szCs w:val="18"/>
         </w:rPr>
         <w:t>javac</w:t>
       </w:r>
@@ -6200,10 +6388,10 @@
       </w:r>
       <w:r>
         <w:rPr>
-          <w:rFonts w:ascii="Consolas" w:eastAsia="Consolas" w:hAnsi="Consolas" w:cs="Consolas"/>
-          <w:color w:val="8B2500"/>
-          <w:sz w:val="22"/>
-          <w:szCs w:val="22"/>
+          <w:rFonts w:ascii="Consolas" w:hAnsi="Consolas" w:cs="Consolas"/>
+          <w:color w:val="E97132" w:themeColor="accent2"/>
+          <w:sz w:val="18"/>
+          <w:szCs w:val="18"/>
         </w:rPr>
         <w:t>.java</w:t>
       </w:r>
@@ -6216,10 +6404,10 @@
       </w:r>
       <w:r>
         <w:rPr>
-          <w:rFonts w:ascii="Consolas" w:eastAsia="Consolas" w:hAnsi="Consolas" w:cs="Consolas"/>
-          <w:color w:val="8B2500"/>
-          <w:sz w:val="22"/>
-          <w:szCs w:val="22"/>
+          <w:rFonts w:ascii="Consolas" w:hAnsi="Consolas" w:cs="Consolas"/>
+          <w:color w:val="E97132" w:themeColor="accent2"/>
+          <w:sz w:val="18"/>
+          <w:szCs w:val="18"/>
         </w:rPr>
         <w:t>.class</w:t>
       </w:r>
@@ -6237,10 +6425,10 @@
       </w:pPr>
       <w:r>
         <w:rPr>
-          <w:rFonts w:ascii="Consolas" w:eastAsia="Consolas" w:hAnsi="Consolas" w:cs="Consolas"/>
-          <w:color w:val="8B2500"/>
-          <w:sz w:val="22"/>
-          <w:szCs w:val="22"/>
+          <w:rFonts w:ascii="Consolas" w:hAnsi="Consolas" w:cs="Consolas"/>
+          <w:color w:val="E97132" w:themeColor="accent2"/>
+          <w:sz w:val="18"/>
+          <w:szCs w:val="18"/>
         </w:rPr>
         <w:t>java</w:t>
       </w:r>
@@ -6253,10 +6441,10 @@
       </w:r>
       <w:r>
         <w:rPr>
-          <w:rFonts w:ascii="Consolas" w:eastAsia="Consolas" w:hAnsi="Consolas" w:cs="Consolas"/>
-          <w:color w:val="8B2500"/>
-          <w:sz w:val="22"/>
-          <w:szCs w:val="22"/>
+          <w:rFonts w:ascii="Consolas" w:hAnsi="Consolas" w:cs="Consolas"/>
+          <w:color w:val="E97132" w:themeColor="accent2"/>
+          <w:sz w:val="18"/>
+          <w:szCs w:val="18"/>
         </w:rPr>
         <w:t>.class</w:t>
       </w:r>
@@ -6270,10 +6458,10 @@
       <w:proofErr w:type="spellStart"/>
       <w:r>
         <w:rPr>
-          <w:rFonts w:ascii="Consolas" w:eastAsia="Consolas" w:hAnsi="Consolas" w:cs="Consolas"/>
-          <w:color w:val="8B2500"/>
-          <w:sz w:val="22"/>
-          <w:szCs w:val="22"/>
+          <w:rFonts w:ascii="Consolas" w:hAnsi="Consolas" w:cs="Consolas"/>
+          <w:color w:val="E97132" w:themeColor="accent2"/>
+          <w:sz w:val="18"/>
+          <w:szCs w:val="18"/>
         </w:rPr>
         <w:t>null</w:t>
       </w:r>
@@ -6446,9 +6634,10 @@
       <w:proofErr w:type="spellStart"/>
       <w:r>
         <w:rPr>
-          <w:rFonts w:ascii="Consolas" w:eastAsia="Consolas" w:hAnsi="Consolas" w:cs="Consolas"/>
-          <w:sz w:val="19"/>
-          <w:szCs w:val="19"/>
+          <w:rFonts w:ascii="Consolas" w:hAnsi="Consolas" w:cs="Consolas"/>
+          <w:color w:val="E97132" w:themeColor="accent2"/>
+          <w:sz w:val="18"/>
+          <w:szCs w:val="18"/>
         </w:rPr>
         <w:t>Personne.class</w:t>
       </w:r>
@@ -6463,9 +6652,10 @@
       </w:pPr>
       <w:r>
         <w:rPr>
-          <w:rFonts w:ascii="Consolas" w:eastAsia="Consolas" w:hAnsi="Consolas" w:cs="Consolas"/>
-          <w:sz w:val="19"/>
-          <w:szCs w:val="19"/>
+          <w:rFonts w:ascii="Consolas" w:hAnsi="Consolas" w:cs="Consolas"/>
+          <w:color w:val="E97132" w:themeColor="accent2"/>
+          <w:sz w:val="18"/>
+          <w:szCs w:val="18"/>
         </w:rPr>
         <w:t>/      |       \</w:t>
       </w:r>
@@ -6479,36 +6669,40 @@
       </w:pPr>
       <w:r>
         <w:rPr>
-          <w:rFonts w:ascii="Consolas" w:eastAsia="Consolas" w:hAnsi="Consolas" w:cs="Consolas"/>
-          <w:sz w:val="19"/>
-          <w:szCs w:val="19"/>
+          <w:rFonts w:ascii="Consolas" w:hAnsi="Consolas" w:cs="Consolas"/>
+          <w:color w:val="E97132" w:themeColor="accent2"/>
+          <w:sz w:val="18"/>
+          <w:szCs w:val="18"/>
         </w:rPr>
         <w:t xml:space="preserve">JVM     </w:t>
       </w:r>
       <w:proofErr w:type="spellStart"/>
       <w:r>
         <w:rPr>
-          <w:rFonts w:ascii="Consolas" w:eastAsia="Consolas" w:hAnsi="Consolas" w:cs="Consolas"/>
-          <w:sz w:val="19"/>
-          <w:szCs w:val="19"/>
+          <w:rFonts w:ascii="Consolas" w:hAnsi="Consolas" w:cs="Consolas"/>
+          <w:color w:val="E97132" w:themeColor="accent2"/>
+          <w:sz w:val="18"/>
+          <w:szCs w:val="18"/>
         </w:rPr>
         <w:t>JVM</w:t>
       </w:r>
       <w:proofErr w:type="spellEnd"/>
       <w:r>
         <w:rPr>
-          <w:rFonts w:ascii="Consolas" w:eastAsia="Consolas" w:hAnsi="Consolas" w:cs="Consolas"/>
-          <w:sz w:val="19"/>
-          <w:szCs w:val="19"/>
+          <w:rFonts w:ascii="Consolas" w:hAnsi="Consolas" w:cs="Consolas"/>
+          <w:color w:val="E97132" w:themeColor="accent2"/>
+          <w:sz w:val="18"/>
+          <w:szCs w:val="18"/>
         </w:rPr>
         <w:t xml:space="preserve">      </w:t>
       </w:r>
       <w:proofErr w:type="spellStart"/>
       <w:r>
         <w:rPr>
-          <w:rFonts w:ascii="Consolas" w:eastAsia="Consolas" w:hAnsi="Consolas" w:cs="Consolas"/>
-          <w:sz w:val="19"/>
-          <w:szCs w:val="19"/>
+          <w:rFonts w:ascii="Consolas" w:hAnsi="Consolas" w:cs="Consolas"/>
+          <w:color w:val="E97132" w:themeColor="accent2"/>
+          <w:sz w:val="18"/>
+          <w:szCs w:val="18"/>
         </w:rPr>
         <w:t>JVM</w:t>
       </w:r>
@@ -6524,9 +6718,10 @@
       </w:pPr>
       <w:r>
         <w:rPr>
-          <w:rFonts w:ascii="Consolas" w:eastAsia="Consolas" w:hAnsi="Consolas" w:cs="Consolas"/>
-          <w:sz w:val="19"/>
-          <w:szCs w:val="19"/>
+          <w:rFonts w:ascii="Consolas" w:hAnsi="Consolas" w:cs="Consolas"/>
+          <w:color w:val="E97132" w:themeColor="accent2"/>
+          <w:sz w:val="18"/>
+          <w:szCs w:val="18"/>
         </w:rPr>
         <w:t>Windows    Mac     Linux</w:t>
       </w:r>
@@ -6620,10 +6815,10 @@
       <w:proofErr w:type="spellStart"/>
       <w:r>
         <w:rPr>
-          <w:rFonts w:ascii="Consolas" w:eastAsia="Consolas" w:hAnsi="Consolas" w:cs="Consolas"/>
-          <w:color w:val="8B2500"/>
-          <w:sz w:val="22"/>
-          <w:szCs w:val="22"/>
+          <w:rFonts w:ascii="Consolas" w:hAnsi="Consolas" w:cs="Consolas"/>
+          <w:color w:val="E97132" w:themeColor="accent2"/>
+          <w:sz w:val="18"/>
+          <w:szCs w:val="18"/>
         </w:rPr>
         <w:t>ArrayList</w:t>
       </w:r>
@@ -6638,10 +6833,10 @@
       <w:proofErr w:type="spellStart"/>
       <w:r>
         <w:rPr>
-          <w:rFonts w:ascii="Consolas" w:eastAsia="Consolas" w:hAnsi="Consolas" w:cs="Consolas"/>
-          <w:color w:val="8B2500"/>
-          <w:sz w:val="22"/>
-          <w:szCs w:val="22"/>
+          <w:rFonts w:ascii="Consolas" w:hAnsi="Consolas" w:cs="Consolas"/>
+          <w:color w:val="E97132" w:themeColor="accent2"/>
+          <w:sz w:val="18"/>
+          <w:szCs w:val="18"/>
         </w:rPr>
         <w:t>ArrayList.class</w:t>
       </w:r>
@@ -6695,10 +6890,10 @@
       </w:r>
       <w:r>
         <w:rPr>
-          <w:rFonts w:ascii="Consolas" w:eastAsia="Consolas" w:hAnsi="Consolas" w:cs="Consolas"/>
-          <w:color w:val="8B2500"/>
-          <w:sz w:val="22"/>
-          <w:szCs w:val="22"/>
+          <w:rFonts w:ascii="Consolas" w:hAnsi="Consolas" w:cs="Consolas"/>
+          <w:color w:val="E97132" w:themeColor="accent2"/>
+          <w:sz w:val="18"/>
+          <w:szCs w:val="18"/>
         </w:rPr>
         <w:t>pom.xml</w:t>
       </w:r>
@@ -6741,10 +6936,10 @@
       <w:proofErr w:type="spellStart"/>
       <w:r>
         <w:rPr>
-          <w:rFonts w:ascii="Consolas" w:eastAsia="Consolas" w:hAnsi="Consolas" w:cs="Consolas"/>
-          <w:color w:val="8B2500"/>
-          <w:sz w:val="22"/>
-          <w:szCs w:val="22"/>
+          <w:rFonts w:ascii="Consolas" w:hAnsi="Consolas" w:cs="Consolas"/>
+          <w:color w:val="E97132" w:themeColor="accent2"/>
+          <w:sz w:val="18"/>
+          <w:szCs w:val="18"/>
         </w:rPr>
         <w:t>ClassNotFoundException</w:t>
       </w:r>
@@ -6759,10 +6954,10 @@
       <w:proofErr w:type="spellStart"/>
       <w:r>
         <w:rPr>
-          <w:rFonts w:ascii="Consolas" w:eastAsia="Consolas" w:hAnsi="Consolas" w:cs="Consolas"/>
-          <w:color w:val="8B2500"/>
-          <w:sz w:val="22"/>
-          <w:szCs w:val="22"/>
+          <w:rFonts w:ascii="Consolas" w:hAnsi="Consolas" w:cs="Consolas"/>
+          <w:color w:val="E97132" w:themeColor="accent2"/>
+          <w:sz w:val="18"/>
+          <w:szCs w:val="18"/>
         </w:rPr>
         <w:t>NoClassDefFoundError</w:t>
       </w:r>
@@ -6820,10 +7015,10 @@
       <w:proofErr w:type="spellStart"/>
       <w:r>
         <w:rPr>
-          <w:rFonts w:ascii="Consolas" w:eastAsia="Consolas" w:hAnsi="Consolas" w:cs="Consolas"/>
-          <w:color w:val="8B2500"/>
-          <w:sz w:val="22"/>
-          <w:szCs w:val="22"/>
+          <w:rFonts w:ascii="Consolas" w:hAnsi="Consolas" w:cs="Consolas"/>
+          <w:color w:val="E97132" w:themeColor="accent2"/>
+          <w:sz w:val="18"/>
+          <w:szCs w:val="18"/>
         </w:rPr>
         <w:t>target</w:t>
       </w:r>
@@ -6837,10 +7032,10 @@
       </w:r>
       <w:r>
         <w:rPr>
-          <w:rFonts w:ascii="Consolas" w:eastAsia="Consolas" w:hAnsi="Consolas" w:cs="Consolas"/>
-          <w:color w:val="8B2500"/>
-          <w:sz w:val="22"/>
-          <w:szCs w:val="22"/>
+          <w:rFonts w:ascii="Consolas" w:hAnsi="Consolas" w:cs="Consolas"/>
+          <w:color w:val="E97132" w:themeColor="accent2"/>
+          <w:sz w:val="18"/>
+          <w:szCs w:val="18"/>
         </w:rPr>
         <w:t>.class</w:t>
       </w:r>
@@ -6853,10 +7048,10 @@
       </w:r>
       <w:r>
         <w:rPr>
-          <w:rFonts w:ascii="Consolas" w:eastAsia="Consolas" w:hAnsi="Consolas" w:cs="Consolas"/>
-          <w:color w:val="8B2500"/>
-          <w:sz w:val="22"/>
-          <w:szCs w:val="22"/>
+          <w:rFonts w:ascii="Consolas" w:hAnsi="Consolas" w:cs="Consolas"/>
+          <w:color w:val="E97132" w:themeColor="accent2"/>
+          <w:sz w:val="18"/>
+          <w:szCs w:val="18"/>
         </w:rPr>
         <w:t>.jar</w:t>
       </w:r>
@@ -6890,10 +7085,10 @@
       </w:r>
       <w:r>
         <w:rPr>
-          <w:rFonts w:ascii="Consolas" w:eastAsia="Consolas" w:hAnsi="Consolas" w:cs="Consolas"/>
-          <w:color w:val="8B2500"/>
-          <w:sz w:val="22"/>
-          <w:szCs w:val="22"/>
+          <w:rFonts w:ascii="Consolas" w:hAnsi="Consolas" w:cs="Consolas"/>
+          <w:color w:val="E97132" w:themeColor="accent2"/>
+          <w:sz w:val="18"/>
+          <w:szCs w:val="18"/>
         </w:rPr>
         <w:t>src</w:t>
       </w:r>
@@ -6906,10 +7101,10 @@
       </w:r>
       <w:r>
         <w:rPr>
-          <w:rFonts w:ascii="Consolas" w:eastAsia="Consolas" w:hAnsi="Consolas" w:cs="Consolas"/>
-          <w:color w:val="8B2500"/>
-          <w:sz w:val="22"/>
-          <w:szCs w:val="22"/>
+          <w:rFonts w:ascii="Consolas" w:hAnsi="Consolas" w:cs="Consolas"/>
+          <w:color w:val="E97132" w:themeColor="accent2"/>
+          <w:sz w:val="18"/>
+          <w:szCs w:val="18"/>
         </w:rPr>
         <w:t>pom.xml</w:t>
       </w:r>
@@ -7021,9 +7216,10 @@
       </w:pPr>
       <w:r>
         <w:rPr>
-          <w:rFonts w:ascii="Consolas" w:eastAsia="Consolas" w:hAnsi="Consolas" w:cs="Consolas"/>
-          <w:sz w:val="19"/>
-          <w:szCs w:val="19"/>
+          <w:rFonts w:ascii="Consolas" w:hAnsi="Consolas" w:cs="Consolas"/>
+          <w:color w:val="E97132" w:themeColor="accent2"/>
+          <w:sz w:val="18"/>
+          <w:szCs w:val="18"/>
         </w:rPr>
         <w:t>main()                      &lt;-- appelle inscrire()</w:t>
       </w:r>
@@ -7036,9 +7232,10 @@
       </w:pPr>
       <w:r>
         <w:rPr>
-          <w:rFonts w:ascii="Consolas" w:eastAsia="Consolas" w:hAnsi="Consolas" w:cs="Consolas"/>
-          <w:sz w:val="19"/>
-          <w:szCs w:val="19"/>
+          <w:rFonts w:ascii="Consolas" w:hAnsi="Consolas" w:cs="Consolas"/>
+          <w:color w:val="E97132" w:themeColor="accent2"/>
+          <w:sz w:val="18"/>
+          <w:szCs w:val="18"/>
         </w:rPr>
         <w:t xml:space="preserve">  inscrire(pseudos)         &lt;-- appelle ajouter()</w:t>
       </w:r>
@@ -7051,36 +7248,40 @@
       </w:pPr>
       <w:r>
         <w:rPr>
-          <w:rFonts w:ascii="Consolas" w:eastAsia="Consolas" w:hAnsi="Consolas" w:cs="Consolas"/>
-          <w:sz w:val="19"/>
-          <w:szCs w:val="19"/>
+          <w:rFonts w:ascii="Consolas" w:hAnsi="Consolas" w:cs="Consolas"/>
+          <w:color w:val="E97132" w:themeColor="accent2"/>
+          <w:sz w:val="18"/>
+          <w:szCs w:val="18"/>
         </w:rPr>
         <w:t xml:space="preserve">    ajouter(joueur)         &lt;-- </w:t>
       </w:r>
       <w:proofErr w:type="spellStart"/>
       <w:r>
         <w:rPr>
-          <w:rFonts w:ascii="Consolas" w:eastAsia="Consolas" w:hAnsi="Consolas" w:cs="Consolas"/>
-          <w:sz w:val="19"/>
-          <w:szCs w:val="19"/>
+          <w:rFonts w:ascii="Consolas" w:hAnsi="Consolas" w:cs="Consolas"/>
+          <w:color w:val="E97132" w:themeColor="accent2"/>
+          <w:sz w:val="18"/>
+          <w:szCs w:val="18"/>
         </w:rPr>
         <w:t>methode</w:t>
       </w:r>
       <w:proofErr w:type="spellEnd"/>
       <w:r>
         <w:rPr>
-          <w:rFonts w:ascii="Consolas" w:eastAsia="Consolas" w:hAnsi="Consolas" w:cs="Consolas"/>
-          <w:sz w:val="19"/>
-          <w:szCs w:val="19"/>
+          <w:rFonts w:ascii="Consolas" w:hAnsi="Consolas" w:cs="Consolas"/>
+          <w:color w:val="E97132" w:themeColor="accent2"/>
+          <w:sz w:val="18"/>
+          <w:szCs w:val="18"/>
         </w:rPr>
         <w:t xml:space="preserve"> en cours d'</w:t>
       </w:r>
       <w:proofErr w:type="spellStart"/>
       <w:r>
         <w:rPr>
-          <w:rFonts w:ascii="Consolas" w:eastAsia="Consolas" w:hAnsi="Consolas" w:cs="Consolas"/>
-          <w:sz w:val="19"/>
-          <w:szCs w:val="19"/>
+          <w:rFonts w:ascii="Consolas" w:hAnsi="Consolas" w:cs="Consolas"/>
+          <w:color w:val="E97132" w:themeColor="accent2"/>
+          <w:sz w:val="18"/>
+          <w:szCs w:val="18"/>
         </w:rPr>
         <w:t>execution</w:t>
       </w:r>
@@ -7094,9 +7295,10 @@
       </w:pPr>
       <w:r>
         <w:rPr>
-          <w:rFonts w:ascii="Consolas" w:eastAsia="Consolas" w:hAnsi="Consolas" w:cs="Consolas"/>
-          <w:sz w:val="19"/>
-          <w:szCs w:val="19"/>
+          <w:rFonts w:ascii="Consolas" w:hAnsi="Consolas" w:cs="Consolas"/>
+          <w:color w:val="E97132" w:themeColor="accent2"/>
+          <w:sz w:val="18"/>
+          <w:szCs w:val="18"/>
         </w:rPr>
         <w:t xml:space="preserve"> </w:t>
       </w:r>
@@ -7110,27 +7312,30 @@
       </w:pPr>
       <w:r>
         <w:rPr>
-          <w:rFonts w:ascii="Consolas" w:eastAsia="Consolas" w:hAnsi="Consolas" w:cs="Consolas"/>
-          <w:sz w:val="19"/>
-          <w:szCs w:val="19"/>
+          <w:rFonts w:ascii="Consolas" w:hAnsi="Consolas" w:cs="Consolas"/>
+          <w:color w:val="E97132" w:themeColor="accent2"/>
+          <w:sz w:val="18"/>
+          <w:szCs w:val="18"/>
         </w:rPr>
         <w:t xml:space="preserve">  ^ la pile : trois blocs, le dernier </w:t>
       </w:r>
       <w:proofErr w:type="spellStart"/>
       <w:r>
         <w:rPr>
-          <w:rFonts w:ascii="Consolas" w:eastAsia="Consolas" w:hAnsi="Consolas" w:cs="Consolas"/>
-          <w:sz w:val="19"/>
-          <w:szCs w:val="19"/>
+          <w:rFonts w:ascii="Consolas" w:hAnsi="Consolas" w:cs="Consolas"/>
+          <w:color w:val="E97132" w:themeColor="accent2"/>
+          <w:sz w:val="18"/>
+          <w:szCs w:val="18"/>
         </w:rPr>
         <w:t>appele</w:t>
       </w:r>
       <w:proofErr w:type="spellEnd"/>
       <w:r>
         <w:rPr>
-          <w:rFonts w:ascii="Consolas" w:eastAsia="Consolas" w:hAnsi="Consolas" w:cs="Consolas"/>
-          <w:sz w:val="19"/>
-          <w:szCs w:val="19"/>
+          <w:rFonts w:ascii="Consolas" w:hAnsi="Consolas" w:cs="Consolas"/>
+          <w:color w:val="E97132" w:themeColor="accent2"/>
+          <w:sz w:val="18"/>
+          <w:szCs w:val="18"/>
         </w:rPr>
         <w:t xml:space="preserve"> est en haut</w:t>
       </w:r>
@@ -7148,10 +7353,10 @@
       </w:r>
       <w:r>
         <w:rPr>
-          <w:rFonts w:ascii="Consolas" w:eastAsia="Consolas" w:hAnsi="Consolas" w:cs="Consolas"/>
-          <w:color w:val="8B2500"/>
-          <w:sz w:val="22"/>
-          <w:szCs w:val="22"/>
+          <w:rFonts w:ascii="Consolas" w:hAnsi="Consolas" w:cs="Consolas"/>
+          <w:color w:val="E97132" w:themeColor="accent2"/>
+          <w:sz w:val="18"/>
+          <w:szCs w:val="18"/>
         </w:rPr>
         <w:t>Frames</w:t>
       </w:r>
@@ -7193,10 +7398,10 @@
       <w:proofErr w:type="spellStart"/>
       <w:r>
         <w:rPr>
-          <w:rFonts w:ascii="Consolas" w:eastAsia="Consolas" w:hAnsi="Consolas" w:cs="Consolas"/>
-          <w:color w:val="8B2500"/>
-          <w:sz w:val="22"/>
-          <w:szCs w:val="22"/>
+          <w:rFonts w:ascii="Consolas" w:hAnsi="Consolas" w:cs="Consolas"/>
+          <w:color w:val="E97132" w:themeColor="accent2"/>
+          <w:sz w:val="18"/>
+          <w:szCs w:val="18"/>
         </w:rPr>
         <w:t>StackOverflowError</w:t>
       </w:r>
@@ -7241,10 +7446,10 @@
       </w:r>
       <w:r>
         <w:rPr>
-          <w:rFonts w:ascii="Consolas" w:eastAsia="Consolas" w:hAnsi="Consolas" w:cs="Consolas"/>
-          <w:color w:val="8B2500"/>
-          <w:sz w:val="22"/>
-          <w:szCs w:val="22"/>
+          <w:rFonts w:ascii="Consolas" w:hAnsi="Consolas" w:cs="Consolas"/>
+          <w:color w:val="E97132" w:themeColor="accent2"/>
+          <w:sz w:val="18"/>
+          <w:szCs w:val="18"/>
         </w:rPr>
         <w:t>new</w:t>
       </w:r>
@@ -7293,9 +7498,10 @@
       </w:pPr>
       <w:r>
         <w:rPr>
-          <w:rFonts w:ascii="Consolas" w:eastAsia="Consolas" w:hAnsi="Consolas" w:cs="Consolas"/>
-          <w:sz w:val="19"/>
-          <w:szCs w:val="19"/>
+          <w:rFonts w:ascii="Consolas" w:hAnsi="Consolas" w:cs="Consolas"/>
+          <w:color w:val="E97132" w:themeColor="accent2"/>
+          <w:sz w:val="18"/>
+          <w:szCs w:val="18"/>
         </w:rPr>
         <w:t>public Partie inscrire(String... pseudos) {</w:t>
       </w:r>
@@ -7308,27 +7514,30 @@
       </w:pPr>
       <w:r>
         <w:rPr>
-          <w:rFonts w:ascii="Consolas" w:eastAsia="Consolas" w:hAnsi="Consolas" w:cs="Consolas"/>
-          <w:sz w:val="19"/>
-          <w:szCs w:val="19"/>
+          <w:rFonts w:ascii="Consolas" w:hAnsi="Consolas" w:cs="Consolas"/>
+          <w:color w:val="E97132" w:themeColor="accent2"/>
+          <w:sz w:val="18"/>
+          <w:szCs w:val="18"/>
         </w:rPr>
         <w:t xml:space="preserve">    Partie </w:t>
       </w:r>
       <w:proofErr w:type="spellStart"/>
       <w:r>
         <w:rPr>
-          <w:rFonts w:ascii="Consolas" w:eastAsia="Consolas" w:hAnsi="Consolas" w:cs="Consolas"/>
-          <w:sz w:val="19"/>
-          <w:szCs w:val="19"/>
+          <w:rFonts w:ascii="Consolas" w:hAnsi="Consolas" w:cs="Consolas"/>
+          <w:color w:val="E97132" w:themeColor="accent2"/>
+          <w:sz w:val="18"/>
+          <w:szCs w:val="18"/>
         </w:rPr>
         <w:t>partie</w:t>
       </w:r>
       <w:proofErr w:type="spellEnd"/>
       <w:r>
         <w:rPr>
-          <w:rFonts w:ascii="Consolas" w:eastAsia="Consolas" w:hAnsi="Consolas" w:cs="Consolas"/>
-          <w:sz w:val="19"/>
-          <w:szCs w:val="19"/>
+          <w:rFonts w:ascii="Consolas" w:hAnsi="Consolas" w:cs="Consolas"/>
+          <w:color w:val="E97132" w:themeColor="accent2"/>
+          <w:sz w:val="18"/>
+          <w:szCs w:val="18"/>
         </w:rPr>
         <w:t xml:space="preserve"> = new Partie();   // l'objet va dans le TAS</w:t>
       </w:r>
@@ -7341,9 +7550,10 @@
       </w:pPr>
       <w:r>
         <w:rPr>
-          <w:rFonts w:ascii="Consolas" w:eastAsia="Consolas" w:hAnsi="Consolas" w:cs="Consolas"/>
-          <w:sz w:val="19"/>
-          <w:szCs w:val="19"/>
+          <w:rFonts w:ascii="Consolas" w:hAnsi="Consolas" w:cs="Consolas"/>
+          <w:color w:val="E97132" w:themeColor="accent2"/>
+          <w:sz w:val="18"/>
+          <w:szCs w:val="18"/>
         </w:rPr>
         <w:t xml:space="preserve">    ...                             // la variable est dans la PILE</w:t>
       </w:r>
@@ -7356,9 +7566,10 @@
       </w:pPr>
       <w:r>
         <w:rPr>
-          <w:rFonts w:ascii="Consolas" w:eastAsia="Consolas" w:hAnsi="Consolas" w:cs="Consolas"/>
-          <w:sz w:val="19"/>
-          <w:szCs w:val="19"/>
+          <w:rFonts w:ascii="Consolas" w:hAnsi="Consolas" w:cs="Consolas"/>
+          <w:color w:val="E97132" w:themeColor="accent2"/>
+          <w:sz w:val="18"/>
+          <w:szCs w:val="18"/>
         </w:rPr>
         <w:t xml:space="preserve">    return partie;                  // le bloc de pile disparait,</w:t>
       </w:r>
@@ -7372,9 +7583,10 @@
       </w:pPr>
       <w:r>
         <w:rPr>
-          <w:rFonts w:ascii="Consolas" w:eastAsia="Consolas" w:hAnsi="Consolas" w:cs="Consolas"/>
-          <w:sz w:val="19"/>
-          <w:szCs w:val="19"/>
+          <w:rFonts w:ascii="Consolas" w:hAnsi="Consolas" w:cs="Consolas"/>
+          <w:color w:val="E97132" w:themeColor="accent2"/>
+          <w:sz w:val="18"/>
+          <w:szCs w:val="18"/>
         </w:rPr>
         <w:t>}                                   // l'objet du tas survit</w:t>
       </w:r>
@@ -7393,10 +7605,10 @@
       <w:proofErr w:type="spellStart"/>
       <w:r>
         <w:rPr>
-          <w:rFonts w:ascii="Consolas" w:eastAsia="Consolas" w:hAnsi="Consolas" w:cs="Consolas"/>
-          <w:color w:val="8B2500"/>
-          <w:sz w:val="22"/>
-          <w:szCs w:val="22"/>
+          <w:rFonts w:ascii="Consolas" w:hAnsi="Consolas" w:cs="Consolas"/>
+          <w:color w:val="E97132" w:themeColor="accent2"/>
+          <w:sz w:val="18"/>
+          <w:szCs w:val="18"/>
         </w:rPr>
         <w:t>OutOfMemoryError</w:t>
       </w:r>
@@ -7411,10 +7623,10 @@
       <w:proofErr w:type="spellStart"/>
       <w:r>
         <w:rPr>
-          <w:rFonts w:ascii="Consolas" w:eastAsia="Consolas" w:hAnsi="Consolas" w:cs="Consolas"/>
-          <w:color w:val="8B2500"/>
-          <w:sz w:val="22"/>
-          <w:szCs w:val="22"/>
+          <w:rFonts w:ascii="Consolas" w:hAnsi="Consolas" w:cs="Consolas"/>
+          <w:color w:val="E97132" w:themeColor="accent2"/>
+          <w:sz w:val="18"/>
+          <w:szCs w:val="18"/>
         </w:rPr>
         <w:t>StackOverflowError</w:t>
       </w:r>
@@ -7429,10 +7641,10 @@
       <w:proofErr w:type="spellStart"/>
       <w:r>
         <w:rPr>
-          <w:rFonts w:ascii="Consolas" w:eastAsia="Consolas" w:hAnsi="Consolas" w:cs="Consolas"/>
-          <w:color w:val="8B2500"/>
-          <w:sz w:val="22"/>
-          <w:szCs w:val="22"/>
+          <w:rFonts w:ascii="Consolas" w:hAnsi="Consolas" w:cs="Consolas"/>
+          <w:color w:val="E97132" w:themeColor="accent2"/>
+          <w:sz w:val="18"/>
+          <w:szCs w:val="18"/>
         </w:rPr>
         <w:t>OutOfMemoryError</w:t>
       </w:r>
@@ -7490,10 +7702,12 @@
       <w:proofErr w:type="spellStart"/>
       <w:r>
         <w:rPr>
-          <w:sz w:val="22"/>
-          <w:szCs w:val="22"/>
-        </w:rPr>
-        <w:t>int</w:t>
+          <w:rFonts w:ascii="Consolas" w:hAnsi="Consolas" w:cs="Consolas"/>
+          <w:color w:val="E97132" w:themeColor="accent2"/>
+          <w:sz w:val="18"/>
+          <w:szCs w:val="18"/>
+        </w:rPr>
+        <w:t xml:space="preserve">int</w:t>
       </w:r>
       <w:proofErr w:type="spellEnd"/>
       <w:r>
@@ -7506,10 +7720,12 @@
       <w:proofErr w:type="spellStart"/>
       <w:r>
         <w:rPr>
-          <w:sz w:val="22"/>
-          <w:szCs w:val="22"/>
-        </w:rPr>
-        <w:t>boolean</w:t>
+          <w:rFonts w:ascii="Consolas" w:hAnsi="Consolas" w:cs="Consolas"/>
+          <w:color w:val="E97132" w:themeColor="accent2"/>
+          <w:sz w:val="18"/>
+          <w:szCs w:val="18"/>
+        </w:rPr>
+        <w:t xml:space="preserve">boolean</w:t>
       </w:r>
       <w:proofErr w:type="spellEnd"/>
       <w:r>
@@ -7529,9 +7745,10 @@
       </w:pPr>
       <w:r>
         <w:rPr>
-          <w:rFonts w:ascii="Consolas" w:eastAsia="Consolas" w:hAnsi="Consolas" w:cs="Consolas"/>
-          <w:sz w:val="19"/>
-          <w:szCs w:val="19"/>
+          <w:rFonts w:ascii="Consolas" w:hAnsi="Consolas" w:cs="Consolas"/>
+          <w:color w:val="E97132" w:themeColor="accent2"/>
+          <w:sz w:val="18"/>
+          <w:szCs w:val="18"/>
         </w:rPr>
         <w:t xml:space="preserve">  PILE                          TAS</w:t>
       </w:r>
@@ -7544,9 +7761,10 @@
       </w:pPr>
       <w:r>
         <w:rPr>
-          <w:rFonts w:ascii="Consolas" w:eastAsia="Consolas" w:hAnsi="Consolas" w:cs="Consolas"/>
-          <w:sz w:val="19"/>
-          <w:szCs w:val="19"/>
+          <w:rFonts w:ascii="Consolas" w:hAnsi="Consolas" w:cs="Consolas"/>
+          <w:color w:val="E97132" w:themeColor="accent2"/>
+          <w:sz w:val="18"/>
+          <w:szCs w:val="18"/>
         </w:rPr>
         <w:t xml:space="preserve">  ----------------              ---------------------</w:t>
       </w:r>
@@ -7559,9 +7777,10 @@
       </w:pPr>
       <w:r>
         <w:rPr>
-          <w:rFonts w:ascii="Consolas" w:eastAsia="Consolas" w:hAnsi="Consolas" w:cs="Consolas"/>
-          <w:sz w:val="19"/>
-          <w:szCs w:val="19"/>
+          <w:rFonts w:ascii="Consolas" w:hAnsi="Consolas" w:cs="Consolas"/>
+          <w:color w:val="E97132" w:themeColor="accent2"/>
+          <w:sz w:val="18"/>
+          <w:szCs w:val="18"/>
         </w:rPr>
         <w:t xml:space="preserve">  nombre  =  5                  </w:t>
       </w:r>
@@ -7575,27 +7794,30 @@
       </w:pPr>
       <w:r>
         <w:rPr>
-          <w:rFonts w:ascii="Consolas" w:eastAsia="Consolas" w:hAnsi="Consolas" w:cs="Consolas"/>
-          <w:sz w:val="19"/>
-          <w:szCs w:val="19"/>
+          <w:rFonts w:ascii="Consolas" w:hAnsi="Consolas" w:cs="Consolas"/>
+          <w:color w:val="E97132" w:themeColor="accent2"/>
+          <w:sz w:val="18"/>
+          <w:szCs w:val="18"/>
         </w:rPr>
         <w:t xml:space="preserve">  personne  =  ---------------&gt;  [ Personne: nom, </w:t>
       </w:r>
       <w:proofErr w:type="spellStart"/>
       <w:r>
         <w:rPr>
-          <w:rFonts w:ascii="Consolas" w:eastAsia="Consolas" w:hAnsi="Consolas" w:cs="Consolas"/>
-          <w:sz w:val="19"/>
-          <w:szCs w:val="19"/>
+          <w:rFonts w:ascii="Consolas" w:hAnsi="Consolas" w:cs="Consolas"/>
+          <w:color w:val="E97132" w:themeColor="accent2"/>
+          <w:sz w:val="18"/>
+          <w:szCs w:val="18"/>
         </w:rPr>
         <w:t>prenom</w:t>
       </w:r>
       <w:proofErr w:type="spellEnd"/>
       <w:r>
         <w:rPr>
-          <w:rFonts w:ascii="Consolas" w:eastAsia="Consolas" w:hAnsi="Consolas" w:cs="Consolas"/>
-          <w:sz w:val="19"/>
-          <w:szCs w:val="19"/>
+          <w:rFonts w:ascii="Consolas" w:hAnsi="Consolas" w:cs="Consolas"/>
+          <w:color w:val="E97132" w:themeColor="accent2"/>
+          <w:sz w:val="18"/>
+          <w:szCs w:val="18"/>
         </w:rPr>
         <w:t xml:space="preserve"> ]</w:t>
       </w:r>
@@ -7648,10 +7870,10 @@
       <w:proofErr w:type="spellStart"/>
       <w:r>
         <w:rPr>
-          <w:rFonts w:ascii="Consolas" w:eastAsia="Consolas" w:hAnsi="Consolas" w:cs="Consolas"/>
-          <w:color w:val="8B2500"/>
-          <w:sz w:val="22"/>
-          <w:szCs w:val="22"/>
+          <w:rFonts w:ascii="Consolas" w:hAnsi="Consolas" w:cs="Consolas"/>
+          <w:color w:val="E97132" w:themeColor="accent2"/>
+          <w:sz w:val="18"/>
+          <w:szCs w:val="18"/>
         </w:rPr>
         <w:t>int</w:t>
       </w:r>
@@ -7718,9 +7940,10 @@
       </w:pPr>
       <w:r>
         <w:rPr>
-          <w:rFonts w:ascii="Consolas" w:eastAsia="Consolas" w:hAnsi="Consolas" w:cs="Consolas"/>
-          <w:sz w:val="19"/>
-          <w:szCs w:val="19"/>
+          <w:rFonts w:ascii="Consolas" w:hAnsi="Consolas" w:cs="Consolas"/>
+          <w:color w:val="E97132" w:themeColor="accent2"/>
+          <w:sz w:val="18"/>
+          <w:szCs w:val="18"/>
         </w:rPr>
         <w:t>Personne a = new Personne();</w:t>
       </w:r>
@@ -7733,27 +7956,30 @@
       </w:pPr>
       <w:r>
         <w:rPr>
-          <w:rFonts w:ascii="Consolas" w:eastAsia="Consolas" w:hAnsi="Consolas" w:cs="Consolas"/>
-          <w:sz w:val="19"/>
-          <w:szCs w:val="19"/>
+          <w:rFonts w:ascii="Consolas" w:hAnsi="Consolas" w:cs="Consolas"/>
+          <w:color w:val="E97132" w:themeColor="accent2"/>
+          <w:sz w:val="18"/>
+          <w:szCs w:val="18"/>
         </w:rPr>
         <w:t xml:space="preserve">Personne b = a;              // b </w:t>
       </w:r>
       <w:proofErr w:type="spellStart"/>
       <w:r>
         <w:rPr>
-          <w:rFonts w:ascii="Consolas" w:eastAsia="Consolas" w:hAnsi="Consolas" w:cs="Consolas"/>
-          <w:sz w:val="19"/>
-          <w:szCs w:val="19"/>
+          <w:rFonts w:ascii="Consolas" w:hAnsi="Consolas" w:cs="Consolas"/>
+          <w:color w:val="E97132" w:themeColor="accent2"/>
+          <w:sz w:val="18"/>
+          <w:szCs w:val="18"/>
         </w:rPr>
         <w:t>designe</w:t>
       </w:r>
       <w:proofErr w:type="spellEnd"/>
       <w:r>
         <w:rPr>
-          <w:rFonts w:ascii="Consolas" w:eastAsia="Consolas" w:hAnsi="Consolas" w:cs="Consolas"/>
-          <w:sz w:val="19"/>
-          <w:szCs w:val="19"/>
+          <w:rFonts w:ascii="Consolas" w:hAnsi="Consolas" w:cs="Consolas"/>
+          <w:color w:val="E97132" w:themeColor="accent2"/>
+          <w:sz w:val="18"/>
+          <w:szCs w:val="18"/>
         </w:rPr>
         <w:t xml:space="preserve"> le MEME objet</w:t>
       </w:r>
@@ -7766,9 +7992,10 @@
       </w:pPr>
       <w:r>
         <w:rPr>
-          <w:rFonts w:ascii="Consolas" w:eastAsia="Consolas" w:hAnsi="Consolas" w:cs="Consolas"/>
-          <w:sz w:val="19"/>
-          <w:szCs w:val="19"/>
+          <w:rFonts w:ascii="Consolas" w:hAnsi="Consolas" w:cs="Consolas"/>
+          <w:color w:val="E97132" w:themeColor="accent2"/>
+          <w:sz w:val="18"/>
+          <w:szCs w:val="18"/>
         </w:rPr>
         <w:t xml:space="preserve"> </w:t>
       </w:r>
@@ -7782,18 +8009,20 @@
       <w:proofErr w:type="spellStart"/>
       <w:r>
         <w:rPr>
-          <w:rFonts w:ascii="Consolas" w:eastAsia="Consolas" w:hAnsi="Consolas" w:cs="Consolas"/>
-          <w:sz w:val="19"/>
-          <w:szCs w:val="19"/>
+          <w:rFonts w:ascii="Consolas" w:hAnsi="Consolas" w:cs="Consolas"/>
+          <w:color w:val="E97132" w:themeColor="accent2"/>
+          <w:sz w:val="18"/>
+          <w:szCs w:val="18"/>
         </w:rPr>
         <w:t>b.setNom</w:t>
       </w:r>
       <w:proofErr w:type="spellEnd"/>
       <w:r>
         <w:rPr>
-          <w:rFonts w:ascii="Consolas" w:eastAsia="Consolas" w:hAnsi="Consolas" w:cs="Consolas"/>
-          <w:sz w:val="19"/>
-          <w:szCs w:val="19"/>
+          <w:rFonts w:ascii="Consolas" w:hAnsi="Consolas" w:cs="Consolas"/>
+          <w:color w:val="E97132" w:themeColor="accent2"/>
+          <w:sz w:val="18"/>
+          <w:szCs w:val="18"/>
         </w:rPr>
         <w:t>("Lovelace");</w:t>
       </w:r>
@@ -7808,36 +8037,40 @@
       <w:proofErr w:type="spellStart"/>
       <w:r>
         <w:rPr>
-          <w:rFonts w:ascii="Consolas" w:eastAsia="Consolas" w:hAnsi="Consolas" w:cs="Consolas"/>
-          <w:sz w:val="19"/>
-          <w:szCs w:val="19"/>
+          <w:rFonts w:ascii="Consolas" w:hAnsi="Consolas" w:cs="Consolas"/>
+          <w:color w:val="E97132" w:themeColor="accent2"/>
+          <w:sz w:val="18"/>
+          <w:szCs w:val="18"/>
         </w:rPr>
         <w:t>System.out.println</w:t>
       </w:r>
       <w:proofErr w:type="spellEnd"/>
       <w:r>
         <w:rPr>
-          <w:rFonts w:ascii="Consolas" w:eastAsia="Consolas" w:hAnsi="Consolas" w:cs="Consolas"/>
-          <w:sz w:val="19"/>
-          <w:szCs w:val="19"/>
+          <w:rFonts w:ascii="Consolas" w:hAnsi="Consolas" w:cs="Consolas"/>
+          <w:color w:val="E97132" w:themeColor="accent2"/>
+          <w:sz w:val="18"/>
+          <w:szCs w:val="18"/>
         </w:rPr>
         <w:t>(</w:t>
       </w:r>
       <w:proofErr w:type="spellStart"/>
       <w:r>
         <w:rPr>
-          <w:rFonts w:ascii="Consolas" w:eastAsia="Consolas" w:hAnsi="Consolas" w:cs="Consolas"/>
-          <w:sz w:val="19"/>
-          <w:szCs w:val="19"/>
+          <w:rFonts w:ascii="Consolas" w:hAnsi="Consolas" w:cs="Consolas"/>
+          <w:color w:val="E97132" w:themeColor="accent2"/>
+          <w:sz w:val="18"/>
+          <w:szCs w:val="18"/>
         </w:rPr>
         <w:t>a.getNom</w:t>
       </w:r>
       <w:proofErr w:type="spellEnd"/>
       <w:r>
         <w:rPr>
-          <w:rFonts w:ascii="Consolas" w:eastAsia="Consolas" w:hAnsi="Consolas" w:cs="Consolas"/>
-          <w:sz w:val="19"/>
-          <w:szCs w:val="19"/>
+          <w:rFonts w:ascii="Consolas" w:hAnsi="Consolas" w:cs="Consolas"/>
+          <w:color w:val="E97132" w:themeColor="accent2"/>
+          <w:sz w:val="18"/>
+          <w:szCs w:val="18"/>
         </w:rPr>
         <w:t>());   // affiche Lovelace</w:t>
       </w:r>
@@ -7855,10 +8088,10 @@
       </w:r>
       <w:r>
         <w:rPr>
-          <w:rFonts w:ascii="Consolas" w:eastAsia="Consolas" w:hAnsi="Consolas" w:cs="Consolas"/>
-          <w:color w:val="8B2500"/>
-          <w:sz w:val="22"/>
-          <w:szCs w:val="22"/>
+          <w:rFonts w:ascii="Consolas" w:hAnsi="Consolas" w:cs="Consolas"/>
+          <w:color w:val="E97132" w:themeColor="accent2"/>
+          <w:sz w:val="18"/>
+          <w:szCs w:val="18"/>
         </w:rPr>
         <w:t>Personne@827</w:t>
       </w:r>
@@ -7903,10 +8136,10 @@
       <w:proofErr w:type="spellStart"/>
       <w:r>
         <w:rPr>
-          <w:rFonts w:ascii="Consolas" w:eastAsia="Consolas" w:hAnsi="Consolas" w:cs="Consolas"/>
-          <w:color w:val="8B2500"/>
-          <w:sz w:val="22"/>
-          <w:szCs w:val="22"/>
+          <w:rFonts w:ascii="Consolas" w:hAnsi="Consolas" w:cs="Consolas"/>
+          <w:color w:val="E97132" w:themeColor="accent2"/>
+          <w:sz w:val="18"/>
+          <w:szCs w:val="18"/>
         </w:rPr>
         <w:t>delete</w:t>
       </w:r>
@@ -7960,27 +8193,30 @@
       </w:pPr>
       <w:r>
         <w:rPr>
-          <w:rFonts w:ascii="Consolas" w:eastAsia="Consolas" w:hAnsi="Consolas" w:cs="Consolas"/>
-          <w:sz w:val="19"/>
-          <w:szCs w:val="19"/>
+          <w:rFonts w:ascii="Consolas" w:hAnsi="Consolas" w:cs="Consolas"/>
+          <w:color w:val="E97132" w:themeColor="accent2"/>
+          <w:sz w:val="18"/>
+          <w:szCs w:val="18"/>
         </w:rPr>
         <w:t xml:space="preserve">Personne p = new Personne();   // l'objet est </w:t>
       </w:r>
       <w:proofErr w:type="spellStart"/>
       <w:r>
         <w:rPr>
-          <w:rFonts w:ascii="Consolas" w:eastAsia="Consolas" w:hAnsi="Consolas" w:cs="Consolas"/>
-          <w:sz w:val="19"/>
-          <w:szCs w:val="19"/>
+          <w:rFonts w:ascii="Consolas" w:hAnsi="Consolas" w:cs="Consolas"/>
+          <w:color w:val="E97132" w:themeColor="accent2"/>
+          <w:sz w:val="18"/>
+          <w:szCs w:val="18"/>
         </w:rPr>
         <w:t>cree</w:t>
       </w:r>
       <w:proofErr w:type="spellEnd"/>
       <w:r>
         <w:rPr>
-          <w:rFonts w:ascii="Consolas" w:eastAsia="Consolas" w:hAnsi="Consolas" w:cs="Consolas"/>
-          <w:sz w:val="19"/>
-          <w:szCs w:val="19"/>
+          <w:rFonts w:ascii="Consolas" w:hAnsi="Consolas" w:cs="Consolas"/>
+          <w:color w:val="E97132" w:themeColor="accent2"/>
+          <w:sz w:val="18"/>
+          <w:szCs w:val="18"/>
         </w:rPr>
         <w:t xml:space="preserve"> dans le tas</w:t>
       </w:r>
@@ -7993,36 +8229,40 @@
       </w:pPr>
       <w:r>
         <w:rPr>
-          <w:rFonts w:ascii="Consolas" w:eastAsia="Consolas" w:hAnsi="Consolas" w:cs="Consolas"/>
-          <w:sz w:val="19"/>
-          <w:szCs w:val="19"/>
+          <w:rFonts w:ascii="Consolas" w:hAnsi="Consolas" w:cs="Consolas"/>
+          <w:color w:val="E97132" w:themeColor="accent2"/>
+          <w:sz w:val="18"/>
+          <w:szCs w:val="18"/>
         </w:rPr>
         <w:t xml:space="preserve">p = </w:t>
       </w:r>
       <w:proofErr w:type="spellStart"/>
       <w:r>
         <w:rPr>
-          <w:rFonts w:ascii="Consolas" w:eastAsia="Consolas" w:hAnsi="Consolas" w:cs="Consolas"/>
-          <w:sz w:val="19"/>
-          <w:szCs w:val="19"/>
+          <w:rFonts w:ascii="Consolas" w:hAnsi="Consolas" w:cs="Consolas"/>
+          <w:color w:val="E97132" w:themeColor="accent2"/>
+          <w:sz w:val="18"/>
+          <w:szCs w:val="18"/>
         </w:rPr>
         <w:t>null</w:t>
       </w:r>
       <w:proofErr w:type="spellEnd"/>
       <w:r>
         <w:rPr>
-          <w:rFonts w:ascii="Consolas" w:eastAsia="Consolas" w:hAnsi="Consolas" w:cs="Consolas"/>
-          <w:sz w:val="19"/>
-          <w:szCs w:val="19"/>
+          <w:rFonts w:ascii="Consolas" w:hAnsi="Consolas" w:cs="Consolas"/>
+          <w:color w:val="E97132" w:themeColor="accent2"/>
+          <w:sz w:val="18"/>
+          <w:szCs w:val="18"/>
         </w:rPr>
         <w:t xml:space="preserve">;                      // plus rien ne le </w:t>
       </w:r>
       <w:proofErr w:type="spellStart"/>
       <w:r>
         <w:rPr>
-          <w:rFonts w:ascii="Consolas" w:eastAsia="Consolas" w:hAnsi="Consolas" w:cs="Consolas"/>
-          <w:sz w:val="19"/>
-          <w:szCs w:val="19"/>
+          <w:rFonts w:ascii="Consolas" w:hAnsi="Consolas" w:cs="Consolas"/>
+          <w:color w:val="E97132" w:themeColor="accent2"/>
+          <w:sz w:val="18"/>
+          <w:szCs w:val="18"/>
         </w:rPr>
         <w:t>designe</w:t>
       </w:r>
@@ -8036,18 +8276,20 @@
       </w:pPr>
       <w:r>
         <w:rPr>
-          <w:rFonts w:ascii="Consolas" w:eastAsia="Consolas" w:hAnsi="Consolas" w:cs="Consolas"/>
-          <w:sz w:val="19"/>
-          <w:szCs w:val="19"/>
+          <w:rFonts w:ascii="Consolas" w:hAnsi="Consolas" w:cs="Consolas"/>
+          <w:color w:val="E97132" w:themeColor="accent2"/>
+          <w:sz w:val="18"/>
+          <w:szCs w:val="18"/>
         </w:rPr>
         <w:t xml:space="preserve">                               // le ramasse-miettes le </w:t>
       </w:r>
       <w:proofErr w:type="spellStart"/>
       <w:r>
         <w:rPr>
-          <w:rFonts w:ascii="Consolas" w:eastAsia="Consolas" w:hAnsi="Consolas" w:cs="Consolas"/>
-          <w:sz w:val="19"/>
-          <w:szCs w:val="19"/>
+          <w:rFonts w:ascii="Consolas" w:hAnsi="Consolas" w:cs="Consolas"/>
+          <w:color w:val="E97132" w:themeColor="accent2"/>
+          <w:sz w:val="18"/>
+          <w:szCs w:val="18"/>
         </w:rPr>
         <w:t>recuperera</w:t>
       </w:r>
@@ -8062,9 +8304,10 @@
       </w:pPr>
       <w:r>
         <w:rPr>
-          <w:rFonts w:ascii="Consolas" w:eastAsia="Consolas" w:hAnsi="Consolas" w:cs="Consolas"/>
-          <w:sz w:val="19"/>
-          <w:szCs w:val="19"/>
+          <w:rFonts w:ascii="Consolas" w:hAnsi="Consolas" w:cs="Consolas"/>
+          <w:color w:val="E97132" w:themeColor="accent2"/>
+          <w:sz w:val="18"/>
+          <w:szCs w:val="18"/>
         </w:rPr>
         <w:t xml:space="preserve">                               // un jour, sans qu'on sache quand</w:t>
       </w:r>
@@ -8104,20 +8347,20 @@
       <w:proofErr w:type="spellStart"/>
       <w:r>
         <w:rPr>
-          <w:rFonts w:ascii="Consolas" w:eastAsia="Consolas" w:hAnsi="Consolas" w:cs="Consolas"/>
-          <w:color w:val="8B2500"/>
-          <w:sz w:val="22"/>
-          <w:szCs w:val="22"/>
+          <w:rFonts w:ascii="Consolas" w:hAnsi="Consolas" w:cs="Consolas"/>
+          <w:color w:val="E97132" w:themeColor="accent2"/>
+          <w:sz w:val="18"/>
+          <w:szCs w:val="18"/>
         </w:rPr>
         <w:t>System.gc</w:t>
       </w:r>
       <w:proofErr w:type="spellEnd"/>
       <w:r>
         <w:rPr>
-          <w:rFonts w:ascii="Consolas" w:eastAsia="Consolas" w:hAnsi="Consolas" w:cs="Consolas"/>
-          <w:color w:val="8B2500"/>
-          <w:sz w:val="22"/>
-          <w:szCs w:val="22"/>
+          <w:rFonts w:ascii="Consolas" w:hAnsi="Consolas" w:cs="Consolas"/>
+          <w:color w:val="E97132" w:themeColor="accent2"/>
+          <w:sz w:val="18"/>
+          <w:szCs w:val="18"/>
         </w:rPr>
         <w:t>()</w:t>
       </w:r>
@@ -8130,10 +8373,10 @@
       </w:r>
       <w:r>
         <w:rPr>
-          <w:rFonts w:ascii="Consolas" w:eastAsia="Consolas" w:hAnsi="Consolas" w:cs="Consolas"/>
-          <w:color w:val="8B2500"/>
-          <w:sz w:val="22"/>
-          <w:szCs w:val="22"/>
+          <w:rFonts w:ascii="Consolas" w:hAnsi="Consolas" w:cs="Consolas"/>
+          <w:color w:val="E97132" w:themeColor="accent2"/>
+          <w:sz w:val="18"/>
+          <w:szCs w:val="18"/>
         </w:rPr>
         <w:t>free</w:t>
       </w:r>
@@ -8358,10 +8601,10 @@
       </w:r>
       <w:r>
         <w:rPr>
-          <w:rFonts w:ascii="Consolas" w:eastAsia="Consolas" w:hAnsi="Consolas" w:cs="Consolas"/>
-          <w:color w:val="8B2500"/>
-          <w:sz w:val="22"/>
-          <w:szCs w:val="22"/>
+          <w:rFonts w:ascii="Consolas" w:hAnsi="Consolas" w:cs="Consolas"/>
+          <w:color w:val="E97132" w:themeColor="accent2"/>
+          <w:sz w:val="18"/>
+          <w:szCs w:val="18"/>
         </w:rPr>
         <w:t>src/main/java</w:t>
       </w:r>
@@ -8374,10 +8617,10 @@
       </w:r>
       <w:r>
         <w:rPr>
-          <w:rFonts w:ascii="Consolas" w:eastAsia="Consolas" w:hAnsi="Consolas" w:cs="Consolas"/>
-          <w:color w:val="8B2500"/>
-          <w:sz w:val="22"/>
-          <w:szCs w:val="22"/>
+          <w:rFonts w:ascii="Consolas" w:hAnsi="Consolas" w:cs="Consolas"/>
+          <w:color w:val="E97132" w:themeColor="accent2"/>
+          <w:sz w:val="18"/>
+          <w:szCs w:val="18"/>
         </w:rPr>
         <w:t>src/test/java</w:t>
       </w:r>
@@ -8391,10 +8634,10 @@
       <w:proofErr w:type="spellStart"/>
       <w:r>
         <w:rPr>
-          <w:rFonts w:ascii="Consolas" w:eastAsia="Consolas" w:hAnsi="Consolas" w:cs="Consolas"/>
-          <w:color w:val="8B2500"/>
-          <w:sz w:val="22"/>
-          <w:szCs w:val="22"/>
+          <w:rFonts w:ascii="Consolas" w:hAnsi="Consolas" w:cs="Consolas"/>
+          <w:color w:val="E97132" w:themeColor="accent2"/>
+          <w:sz w:val="18"/>
+          <w:szCs w:val="18"/>
         </w:rPr>
         <w:t>target</w:t>
       </w:r>
@@ -8503,10 +8746,10 @@
       </w:r>
       <w:r>
         <w:rPr>
-          <w:rFonts w:ascii="Consolas" w:eastAsia="Consolas" w:hAnsi="Consolas" w:cs="Consolas"/>
-          <w:color w:val="8B2500"/>
-          <w:sz w:val="22"/>
-          <w:szCs w:val="22"/>
+          <w:rFonts w:ascii="Consolas" w:hAnsi="Consolas" w:cs="Consolas"/>
+          <w:color w:val="E97132" w:themeColor="accent2"/>
+          <w:sz w:val="18"/>
+          <w:szCs w:val="18"/>
         </w:rPr>
         <w:t>pom.xml</w:t>
       </w:r>
@@ -8515,7 +8758,23 @@
           <w:sz w:val="22"/>
           <w:szCs w:val="22"/>
         </w:rPr>
-        <w:t xml:space="preserve"> — Project Object Model. Il décrit le projet et ses besoins.</w:t>
+        <w:t xml:space="preserve"> — Project </w:t>
+      </w:r>
+      <w:r>
+        <w:rPr>
+          <w:rFonts w:ascii="Consolas" w:hAnsi="Consolas" w:cs="Consolas"/>
+          <w:color w:val="E97132" w:themeColor="accent2"/>
+          <w:sz w:val="18"/>
+          <w:szCs w:val="18"/>
+        </w:rPr>
+        <w:t xml:space="preserve">Object</w:t>
+      </w:r>
+      <w:r>
+        <w:rPr>
+          <w:sz w:val="22"/>
+          <w:szCs w:val="22"/>
+        </w:rPr>
+        <w:t xml:space="preserve"> Model. Il décrit le projet et ses besoins.</w:t>
       </w:r>
     </w:p>
     <w:p>
@@ -8527,45 +8786,50 @@
       </w:pPr>
       <w:r>
         <w:rPr>
-          <w:rFonts w:ascii="Consolas" w:eastAsia="Consolas" w:hAnsi="Consolas" w:cs="Consolas"/>
-          <w:sz w:val="19"/>
-          <w:szCs w:val="19"/>
+          <w:rFonts w:ascii="Consolas" w:hAnsi="Consolas" w:cs="Consolas"/>
+          <w:color w:val="E97132" w:themeColor="accent2"/>
+          <w:sz w:val="18"/>
+          <w:szCs w:val="18"/>
         </w:rPr>
         <w:t>&lt;</w:t>
       </w:r>
       <w:proofErr w:type="spellStart"/>
       <w:r>
         <w:rPr>
-          <w:rFonts w:ascii="Consolas" w:eastAsia="Consolas" w:hAnsi="Consolas" w:cs="Consolas"/>
-          <w:sz w:val="19"/>
-          <w:szCs w:val="19"/>
+          <w:rFonts w:ascii="Consolas" w:hAnsi="Consolas" w:cs="Consolas"/>
+          <w:color w:val="E97132" w:themeColor="accent2"/>
+          <w:sz w:val="18"/>
+          <w:szCs w:val="18"/>
         </w:rPr>
         <w:t>groupId</w:t>
       </w:r>
       <w:proofErr w:type="spellEnd"/>
       <w:r>
         <w:rPr>
-          <w:rFonts w:ascii="Consolas" w:eastAsia="Consolas" w:hAnsi="Consolas" w:cs="Consolas"/>
-          <w:sz w:val="19"/>
-          <w:szCs w:val="19"/>
+          <w:rFonts w:ascii="Consolas" w:hAnsi="Consolas" w:cs="Consolas"/>
+          <w:color w:val="E97132" w:themeColor="accent2"/>
+          <w:sz w:val="18"/>
+          <w:szCs w:val="18"/>
         </w:rPr>
         <w:t>&gt;be.ephec.java&lt;/</w:t>
       </w:r>
       <w:proofErr w:type="spellStart"/>
       <w:r>
         <w:rPr>
-          <w:rFonts w:ascii="Consolas" w:eastAsia="Consolas" w:hAnsi="Consolas" w:cs="Consolas"/>
-          <w:sz w:val="19"/>
-          <w:szCs w:val="19"/>
+          <w:rFonts w:ascii="Consolas" w:hAnsi="Consolas" w:cs="Consolas"/>
+          <w:color w:val="E97132" w:themeColor="accent2"/>
+          <w:sz w:val="18"/>
+          <w:szCs w:val="18"/>
         </w:rPr>
         <w:t>groupId</w:t>
       </w:r>
       <w:proofErr w:type="spellEnd"/>
       <w:r>
         <w:rPr>
-          <w:rFonts w:ascii="Consolas" w:eastAsia="Consolas" w:hAnsi="Consolas" w:cs="Consolas"/>
-          <w:sz w:val="19"/>
-          <w:szCs w:val="19"/>
+          <w:rFonts w:ascii="Consolas" w:hAnsi="Consolas" w:cs="Consolas"/>
+          <w:color w:val="E97132" w:themeColor="accent2"/>
+          <w:sz w:val="18"/>
+          <w:szCs w:val="18"/>
         </w:rPr>
         <w:t>&gt;       &lt;!-- qui publie --&gt;</w:t>
       </w:r>
@@ -8578,45 +8842,50 @@
       </w:pPr>
       <w:r>
         <w:rPr>
-          <w:rFonts w:ascii="Consolas" w:eastAsia="Consolas" w:hAnsi="Consolas" w:cs="Consolas"/>
-          <w:sz w:val="19"/>
-          <w:szCs w:val="19"/>
+          <w:rFonts w:ascii="Consolas" w:hAnsi="Consolas" w:cs="Consolas"/>
+          <w:color w:val="E97132" w:themeColor="accent2"/>
+          <w:sz w:val="18"/>
+          <w:szCs w:val="18"/>
         </w:rPr>
         <w:t>&lt;</w:t>
       </w:r>
       <w:proofErr w:type="spellStart"/>
       <w:r>
         <w:rPr>
-          <w:rFonts w:ascii="Consolas" w:eastAsia="Consolas" w:hAnsi="Consolas" w:cs="Consolas"/>
-          <w:sz w:val="19"/>
-          <w:szCs w:val="19"/>
+          <w:rFonts w:ascii="Consolas" w:hAnsi="Consolas" w:cs="Consolas"/>
+          <w:color w:val="E97132" w:themeColor="accent2"/>
+          <w:sz w:val="18"/>
+          <w:szCs w:val="18"/>
         </w:rPr>
         <w:t>artifactId</w:t>
       </w:r>
       <w:proofErr w:type="spellEnd"/>
       <w:r>
         <w:rPr>
-          <w:rFonts w:ascii="Consolas" w:eastAsia="Consolas" w:hAnsi="Consolas" w:cs="Consolas"/>
-          <w:sz w:val="19"/>
-          <w:szCs w:val="19"/>
+          <w:rFonts w:ascii="Consolas" w:hAnsi="Consolas" w:cs="Consolas"/>
+          <w:color w:val="E97132" w:themeColor="accent2"/>
+          <w:sz w:val="18"/>
+          <w:szCs w:val="18"/>
         </w:rPr>
         <w:t>&gt;exercices&lt;/</w:t>
       </w:r>
       <w:proofErr w:type="spellStart"/>
       <w:r>
         <w:rPr>
-          <w:rFonts w:ascii="Consolas" w:eastAsia="Consolas" w:hAnsi="Consolas" w:cs="Consolas"/>
-          <w:sz w:val="19"/>
-          <w:szCs w:val="19"/>
+          <w:rFonts w:ascii="Consolas" w:hAnsi="Consolas" w:cs="Consolas"/>
+          <w:color w:val="E97132" w:themeColor="accent2"/>
+          <w:sz w:val="18"/>
+          <w:szCs w:val="18"/>
         </w:rPr>
         <w:t>artifactId</w:t>
       </w:r>
       <w:proofErr w:type="spellEnd"/>
       <w:r>
         <w:rPr>
-          <w:rFonts w:ascii="Consolas" w:eastAsia="Consolas" w:hAnsi="Consolas" w:cs="Consolas"/>
-          <w:sz w:val="19"/>
-          <w:szCs w:val="19"/>
+          <w:rFonts w:ascii="Consolas" w:hAnsi="Consolas" w:cs="Consolas"/>
+          <w:color w:val="E97132" w:themeColor="accent2"/>
+          <w:sz w:val="18"/>
+          <w:szCs w:val="18"/>
         </w:rPr>
         <w:t>&gt;     &lt;!-- quoi --&gt;</w:t>
       </w:r>
@@ -8629,9 +8898,10 @@
       </w:pPr>
       <w:r>
         <w:rPr>
-          <w:rFonts w:ascii="Consolas" w:eastAsia="Consolas" w:hAnsi="Consolas" w:cs="Consolas"/>
-          <w:sz w:val="19"/>
-          <w:szCs w:val="19"/>
+          <w:rFonts w:ascii="Consolas" w:hAnsi="Consolas" w:cs="Consolas"/>
+          <w:color w:val="E97132" w:themeColor="accent2"/>
+          <w:sz w:val="18"/>
+          <w:szCs w:val="18"/>
         </w:rPr>
         <w:t>&lt;version&gt;1.0-SNAPSHOT&lt;/version&gt;        &lt;!-- quelle version --&gt;</w:t>
       </w:r>
@@ -8644,9 +8914,10 @@
       </w:pPr>
       <w:r>
         <w:rPr>
-          <w:rFonts w:ascii="Consolas" w:eastAsia="Consolas" w:hAnsi="Consolas" w:cs="Consolas"/>
-          <w:sz w:val="19"/>
-          <w:szCs w:val="19"/>
+          <w:rFonts w:ascii="Consolas" w:hAnsi="Consolas" w:cs="Consolas"/>
+          <w:color w:val="E97132" w:themeColor="accent2"/>
+          <w:sz w:val="18"/>
+          <w:szCs w:val="18"/>
         </w:rPr>
         <w:t xml:space="preserve"> </w:t>
       </w:r>
@@ -8659,27 +8930,30 @@
       </w:pPr>
       <w:r>
         <w:rPr>
-          <w:rFonts w:ascii="Consolas" w:eastAsia="Consolas" w:hAnsi="Consolas" w:cs="Consolas"/>
-          <w:sz w:val="19"/>
-          <w:szCs w:val="19"/>
+          <w:rFonts w:ascii="Consolas" w:hAnsi="Consolas" w:cs="Consolas"/>
+          <w:color w:val="E97132" w:themeColor="accent2"/>
+          <w:sz w:val="18"/>
+          <w:szCs w:val="18"/>
         </w:rPr>
         <w:t>&lt;</w:t>
       </w:r>
       <w:proofErr w:type="spellStart"/>
       <w:r>
         <w:rPr>
-          <w:rFonts w:ascii="Consolas" w:eastAsia="Consolas" w:hAnsi="Consolas" w:cs="Consolas"/>
-          <w:sz w:val="19"/>
-          <w:szCs w:val="19"/>
+          <w:rFonts w:ascii="Consolas" w:hAnsi="Consolas" w:cs="Consolas"/>
+          <w:color w:val="E97132" w:themeColor="accent2"/>
+          <w:sz w:val="18"/>
+          <w:szCs w:val="18"/>
         </w:rPr>
         <w:t>properties</w:t>
       </w:r>
       <w:proofErr w:type="spellEnd"/>
       <w:r>
         <w:rPr>
-          <w:rFonts w:ascii="Consolas" w:eastAsia="Consolas" w:hAnsi="Consolas" w:cs="Consolas"/>
-          <w:sz w:val="19"/>
-          <w:szCs w:val="19"/>
+          <w:rFonts w:ascii="Consolas" w:hAnsi="Consolas" w:cs="Consolas"/>
+          <w:color w:val="E97132" w:themeColor="accent2"/>
+          <w:sz w:val="18"/>
+          <w:szCs w:val="18"/>
         </w:rPr>
         <w:t>&gt;</w:t>
       </w:r>
@@ -8692,45 +8966,50 @@
       </w:pPr>
       <w:r>
         <w:rPr>
-          <w:rFonts w:ascii="Consolas" w:eastAsia="Consolas" w:hAnsi="Consolas" w:cs="Consolas"/>
-          <w:sz w:val="19"/>
-          <w:szCs w:val="19"/>
+          <w:rFonts w:ascii="Consolas" w:hAnsi="Consolas" w:cs="Consolas"/>
+          <w:color w:val="E97132" w:themeColor="accent2"/>
+          <w:sz w:val="18"/>
+          <w:szCs w:val="18"/>
         </w:rPr>
         <w:t xml:space="preserve">    &lt;</w:t>
       </w:r>
       <w:proofErr w:type="spellStart"/>
       <w:r>
         <w:rPr>
-          <w:rFonts w:ascii="Consolas" w:eastAsia="Consolas" w:hAnsi="Consolas" w:cs="Consolas"/>
-          <w:sz w:val="19"/>
-          <w:szCs w:val="19"/>
+          <w:rFonts w:ascii="Consolas" w:hAnsi="Consolas" w:cs="Consolas"/>
+          <w:color w:val="E97132" w:themeColor="accent2"/>
+          <w:sz w:val="18"/>
+          <w:szCs w:val="18"/>
         </w:rPr>
         <w:t>maven.compiler.release</w:t>
       </w:r>
       <w:proofErr w:type="spellEnd"/>
       <w:r>
         <w:rPr>
-          <w:rFonts w:ascii="Consolas" w:eastAsia="Consolas" w:hAnsi="Consolas" w:cs="Consolas"/>
-          <w:sz w:val="19"/>
-          <w:szCs w:val="19"/>
+          <w:rFonts w:ascii="Consolas" w:hAnsi="Consolas" w:cs="Consolas"/>
+          <w:color w:val="E97132" w:themeColor="accent2"/>
+          <w:sz w:val="18"/>
+          <w:szCs w:val="18"/>
         </w:rPr>
         <w:t>&gt;21&lt;/</w:t>
       </w:r>
       <w:proofErr w:type="spellStart"/>
       <w:r>
         <w:rPr>
-          <w:rFonts w:ascii="Consolas" w:eastAsia="Consolas" w:hAnsi="Consolas" w:cs="Consolas"/>
-          <w:sz w:val="19"/>
-          <w:szCs w:val="19"/>
+          <w:rFonts w:ascii="Consolas" w:hAnsi="Consolas" w:cs="Consolas"/>
+          <w:color w:val="E97132" w:themeColor="accent2"/>
+          <w:sz w:val="18"/>
+          <w:szCs w:val="18"/>
         </w:rPr>
         <w:t>maven.compiler.release</w:t>
       </w:r>
       <w:proofErr w:type="spellEnd"/>
       <w:r>
         <w:rPr>
-          <w:rFonts w:ascii="Consolas" w:eastAsia="Consolas" w:hAnsi="Consolas" w:cs="Consolas"/>
-          <w:sz w:val="19"/>
-          <w:szCs w:val="19"/>
+          <w:rFonts w:ascii="Consolas" w:hAnsi="Consolas" w:cs="Consolas"/>
+          <w:color w:val="E97132" w:themeColor="accent2"/>
+          <w:sz w:val="18"/>
+          <w:szCs w:val="18"/>
         </w:rPr>
         <w:t>&gt;</w:t>
       </w:r>
@@ -8743,27 +9022,30 @@
       </w:pPr>
       <w:r>
         <w:rPr>
-          <w:rFonts w:ascii="Consolas" w:eastAsia="Consolas" w:hAnsi="Consolas" w:cs="Consolas"/>
-          <w:sz w:val="19"/>
-          <w:szCs w:val="19"/>
+          <w:rFonts w:ascii="Consolas" w:hAnsi="Consolas" w:cs="Consolas"/>
+          <w:color w:val="E97132" w:themeColor="accent2"/>
+          <w:sz w:val="18"/>
+          <w:szCs w:val="18"/>
         </w:rPr>
         <w:t>&lt;/</w:t>
       </w:r>
       <w:proofErr w:type="spellStart"/>
       <w:r>
         <w:rPr>
-          <w:rFonts w:ascii="Consolas" w:eastAsia="Consolas" w:hAnsi="Consolas" w:cs="Consolas"/>
-          <w:sz w:val="19"/>
-          <w:szCs w:val="19"/>
+          <w:rFonts w:ascii="Consolas" w:hAnsi="Consolas" w:cs="Consolas"/>
+          <w:color w:val="E97132" w:themeColor="accent2"/>
+          <w:sz w:val="18"/>
+          <w:szCs w:val="18"/>
         </w:rPr>
         <w:t>properties</w:t>
       </w:r>
       <w:proofErr w:type="spellEnd"/>
       <w:r>
         <w:rPr>
-          <w:rFonts w:ascii="Consolas" w:eastAsia="Consolas" w:hAnsi="Consolas" w:cs="Consolas"/>
-          <w:sz w:val="19"/>
-          <w:szCs w:val="19"/>
+          <w:rFonts w:ascii="Consolas" w:hAnsi="Consolas" w:cs="Consolas"/>
+          <w:color w:val="E97132" w:themeColor="accent2"/>
+          <w:sz w:val="18"/>
+          <w:szCs w:val="18"/>
         </w:rPr>
         <w:t>&gt;</w:t>
       </w:r>
@@ -8776,9 +9058,10 @@
       </w:pPr>
       <w:r>
         <w:rPr>
-          <w:rFonts w:ascii="Consolas" w:eastAsia="Consolas" w:hAnsi="Consolas" w:cs="Consolas"/>
-          <w:sz w:val="19"/>
-          <w:szCs w:val="19"/>
+          <w:rFonts w:ascii="Consolas" w:hAnsi="Consolas" w:cs="Consolas"/>
+          <w:color w:val="E97132" w:themeColor="accent2"/>
+          <w:sz w:val="18"/>
+          <w:szCs w:val="18"/>
         </w:rPr>
         <w:t xml:space="preserve"> </w:t>
       </w:r>
@@ -8791,27 +9074,30 @@
       </w:pPr>
       <w:r>
         <w:rPr>
-          <w:rFonts w:ascii="Consolas" w:eastAsia="Consolas" w:hAnsi="Consolas" w:cs="Consolas"/>
-          <w:sz w:val="19"/>
-          <w:szCs w:val="19"/>
+          <w:rFonts w:ascii="Consolas" w:hAnsi="Consolas" w:cs="Consolas"/>
+          <w:color w:val="E97132" w:themeColor="accent2"/>
+          <w:sz w:val="18"/>
+          <w:szCs w:val="18"/>
         </w:rPr>
         <w:t>&lt;</w:t>
       </w:r>
       <w:proofErr w:type="spellStart"/>
       <w:r>
         <w:rPr>
-          <w:rFonts w:ascii="Consolas" w:eastAsia="Consolas" w:hAnsi="Consolas" w:cs="Consolas"/>
-          <w:sz w:val="19"/>
-          <w:szCs w:val="19"/>
+          <w:rFonts w:ascii="Consolas" w:hAnsi="Consolas" w:cs="Consolas"/>
+          <w:color w:val="E97132" w:themeColor="accent2"/>
+          <w:sz w:val="18"/>
+          <w:szCs w:val="18"/>
         </w:rPr>
         <w:t>dependencies</w:t>
       </w:r>
       <w:proofErr w:type="spellEnd"/>
       <w:r>
         <w:rPr>
-          <w:rFonts w:ascii="Consolas" w:eastAsia="Consolas" w:hAnsi="Consolas" w:cs="Consolas"/>
-          <w:sz w:val="19"/>
-          <w:szCs w:val="19"/>
+          <w:rFonts w:ascii="Consolas" w:hAnsi="Consolas" w:cs="Consolas"/>
+          <w:color w:val="E97132" w:themeColor="accent2"/>
+          <w:sz w:val="18"/>
+          <w:szCs w:val="18"/>
         </w:rPr>
         <w:t>&gt;</w:t>
       </w:r>
@@ -8824,27 +9110,30 @@
       </w:pPr>
       <w:r>
         <w:rPr>
-          <w:rFonts w:ascii="Consolas" w:eastAsia="Consolas" w:hAnsi="Consolas" w:cs="Consolas"/>
-          <w:sz w:val="19"/>
-          <w:szCs w:val="19"/>
+          <w:rFonts w:ascii="Consolas" w:hAnsi="Consolas" w:cs="Consolas"/>
+          <w:color w:val="E97132" w:themeColor="accent2"/>
+          <w:sz w:val="18"/>
+          <w:szCs w:val="18"/>
         </w:rPr>
         <w:t xml:space="preserve">    &lt;</w:t>
       </w:r>
       <w:proofErr w:type="spellStart"/>
       <w:r>
         <w:rPr>
-          <w:rFonts w:ascii="Consolas" w:eastAsia="Consolas" w:hAnsi="Consolas" w:cs="Consolas"/>
-          <w:sz w:val="19"/>
-          <w:szCs w:val="19"/>
+          <w:rFonts w:ascii="Consolas" w:hAnsi="Consolas" w:cs="Consolas"/>
+          <w:color w:val="E97132" w:themeColor="accent2"/>
+          <w:sz w:val="18"/>
+          <w:szCs w:val="18"/>
         </w:rPr>
         <w:t>dependency</w:t>
       </w:r>
       <w:proofErr w:type="spellEnd"/>
       <w:r>
         <w:rPr>
-          <w:rFonts w:ascii="Consolas" w:eastAsia="Consolas" w:hAnsi="Consolas" w:cs="Consolas"/>
-          <w:sz w:val="19"/>
-          <w:szCs w:val="19"/>
+          <w:rFonts w:ascii="Consolas" w:hAnsi="Consolas" w:cs="Consolas"/>
+          <w:color w:val="E97132" w:themeColor="accent2"/>
+          <w:sz w:val="18"/>
+          <w:szCs w:val="18"/>
         </w:rPr>
         <w:t>&gt;</w:t>
       </w:r>
@@ -8857,63 +9146,70 @@
       </w:pPr>
       <w:r>
         <w:rPr>
-          <w:rFonts w:ascii="Consolas" w:eastAsia="Consolas" w:hAnsi="Consolas" w:cs="Consolas"/>
-          <w:sz w:val="19"/>
-          <w:szCs w:val="19"/>
+          <w:rFonts w:ascii="Consolas" w:hAnsi="Consolas" w:cs="Consolas"/>
+          <w:color w:val="E97132" w:themeColor="accent2"/>
+          <w:sz w:val="18"/>
+          <w:szCs w:val="18"/>
         </w:rPr>
         <w:t xml:space="preserve">        &lt;</w:t>
       </w:r>
       <w:proofErr w:type="spellStart"/>
       <w:r>
         <w:rPr>
-          <w:rFonts w:ascii="Consolas" w:eastAsia="Consolas" w:hAnsi="Consolas" w:cs="Consolas"/>
-          <w:sz w:val="19"/>
-          <w:szCs w:val="19"/>
+          <w:rFonts w:ascii="Consolas" w:hAnsi="Consolas" w:cs="Consolas"/>
+          <w:color w:val="E97132" w:themeColor="accent2"/>
+          <w:sz w:val="18"/>
+          <w:szCs w:val="18"/>
         </w:rPr>
         <w:t>groupId</w:t>
       </w:r>
       <w:proofErr w:type="spellEnd"/>
       <w:r>
         <w:rPr>
-          <w:rFonts w:ascii="Consolas" w:eastAsia="Consolas" w:hAnsi="Consolas" w:cs="Consolas"/>
-          <w:sz w:val="19"/>
-          <w:szCs w:val="19"/>
+          <w:rFonts w:ascii="Consolas" w:hAnsi="Consolas" w:cs="Consolas"/>
+          <w:color w:val="E97132" w:themeColor="accent2"/>
+          <w:sz w:val="18"/>
+          <w:szCs w:val="18"/>
         </w:rPr>
         <w:t>&gt;</w:t>
       </w:r>
       <w:proofErr w:type="spellStart"/>
       <w:r>
         <w:rPr>
-          <w:rFonts w:ascii="Consolas" w:eastAsia="Consolas" w:hAnsi="Consolas" w:cs="Consolas"/>
-          <w:sz w:val="19"/>
-          <w:szCs w:val="19"/>
+          <w:rFonts w:ascii="Consolas" w:hAnsi="Consolas" w:cs="Consolas"/>
+          <w:color w:val="E97132" w:themeColor="accent2"/>
+          <w:sz w:val="18"/>
+          <w:szCs w:val="18"/>
         </w:rPr>
         <w:t>org.junit.jupiter</w:t>
       </w:r>
       <w:proofErr w:type="spellEnd"/>
       <w:r>
         <w:rPr>
-          <w:rFonts w:ascii="Consolas" w:eastAsia="Consolas" w:hAnsi="Consolas" w:cs="Consolas"/>
-          <w:sz w:val="19"/>
-          <w:szCs w:val="19"/>
+          <w:rFonts w:ascii="Consolas" w:hAnsi="Consolas" w:cs="Consolas"/>
+          <w:color w:val="E97132" w:themeColor="accent2"/>
+          <w:sz w:val="18"/>
+          <w:szCs w:val="18"/>
         </w:rPr>
         <w:t>&lt;/</w:t>
       </w:r>
       <w:proofErr w:type="spellStart"/>
       <w:r>
         <w:rPr>
-          <w:rFonts w:ascii="Consolas" w:eastAsia="Consolas" w:hAnsi="Consolas" w:cs="Consolas"/>
-          <w:sz w:val="19"/>
-          <w:szCs w:val="19"/>
+          <w:rFonts w:ascii="Consolas" w:hAnsi="Consolas" w:cs="Consolas"/>
+          <w:color w:val="E97132" w:themeColor="accent2"/>
+          <w:sz w:val="18"/>
+          <w:szCs w:val="18"/>
         </w:rPr>
         <w:t>groupId</w:t>
       </w:r>
       <w:proofErr w:type="spellEnd"/>
       <w:r>
         <w:rPr>
-          <w:rFonts w:ascii="Consolas" w:eastAsia="Consolas" w:hAnsi="Consolas" w:cs="Consolas"/>
-          <w:sz w:val="19"/>
-          <w:szCs w:val="19"/>
+          <w:rFonts w:ascii="Consolas" w:hAnsi="Consolas" w:cs="Consolas"/>
+          <w:color w:val="E97132" w:themeColor="accent2"/>
+          <w:sz w:val="18"/>
+          <w:szCs w:val="18"/>
         </w:rPr>
         <w:t>&gt;</w:t>
       </w:r>
@@ -8926,63 +9222,70 @@
       </w:pPr>
       <w:r>
         <w:rPr>
-          <w:rFonts w:ascii="Consolas" w:eastAsia="Consolas" w:hAnsi="Consolas" w:cs="Consolas"/>
-          <w:sz w:val="19"/>
-          <w:szCs w:val="19"/>
+          <w:rFonts w:ascii="Consolas" w:hAnsi="Consolas" w:cs="Consolas"/>
+          <w:color w:val="E97132" w:themeColor="accent2"/>
+          <w:sz w:val="18"/>
+          <w:szCs w:val="18"/>
         </w:rPr>
         <w:t xml:space="preserve">        &lt;</w:t>
       </w:r>
       <w:proofErr w:type="spellStart"/>
       <w:r>
         <w:rPr>
-          <w:rFonts w:ascii="Consolas" w:eastAsia="Consolas" w:hAnsi="Consolas" w:cs="Consolas"/>
-          <w:sz w:val="19"/>
-          <w:szCs w:val="19"/>
+          <w:rFonts w:ascii="Consolas" w:hAnsi="Consolas" w:cs="Consolas"/>
+          <w:color w:val="E97132" w:themeColor="accent2"/>
+          <w:sz w:val="18"/>
+          <w:szCs w:val="18"/>
         </w:rPr>
         <w:t>artifactId</w:t>
       </w:r>
       <w:proofErr w:type="spellEnd"/>
       <w:r>
         <w:rPr>
-          <w:rFonts w:ascii="Consolas" w:eastAsia="Consolas" w:hAnsi="Consolas" w:cs="Consolas"/>
-          <w:sz w:val="19"/>
-          <w:szCs w:val="19"/>
+          <w:rFonts w:ascii="Consolas" w:hAnsi="Consolas" w:cs="Consolas"/>
+          <w:color w:val="E97132" w:themeColor="accent2"/>
+          <w:sz w:val="18"/>
+          <w:szCs w:val="18"/>
         </w:rPr>
         <w:t>&gt;</w:t>
       </w:r>
       <w:proofErr w:type="spellStart"/>
       <w:r>
         <w:rPr>
-          <w:rFonts w:ascii="Consolas" w:eastAsia="Consolas" w:hAnsi="Consolas" w:cs="Consolas"/>
-          <w:sz w:val="19"/>
-          <w:szCs w:val="19"/>
+          <w:rFonts w:ascii="Consolas" w:hAnsi="Consolas" w:cs="Consolas"/>
+          <w:color w:val="E97132" w:themeColor="accent2"/>
+          <w:sz w:val="18"/>
+          <w:szCs w:val="18"/>
         </w:rPr>
         <w:t>junit-jupiter</w:t>
       </w:r>
       <w:proofErr w:type="spellEnd"/>
       <w:r>
         <w:rPr>
-          <w:rFonts w:ascii="Consolas" w:eastAsia="Consolas" w:hAnsi="Consolas" w:cs="Consolas"/>
-          <w:sz w:val="19"/>
-          <w:szCs w:val="19"/>
+          <w:rFonts w:ascii="Consolas" w:hAnsi="Consolas" w:cs="Consolas"/>
+          <w:color w:val="E97132" w:themeColor="accent2"/>
+          <w:sz w:val="18"/>
+          <w:szCs w:val="18"/>
         </w:rPr>
         <w:t>&lt;/</w:t>
       </w:r>
       <w:proofErr w:type="spellStart"/>
       <w:r>
         <w:rPr>
-          <w:rFonts w:ascii="Consolas" w:eastAsia="Consolas" w:hAnsi="Consolas" w:cs="Consolas"/>
-          <w:sz w:val="19"/>
-          <w:szCs w:val="19"/>
+          <w:rFonts w:ascii="Consolas" w:hAnsi="Consolas" w:cs="Consolas"/>
+          <w:color w:val="E97132" w:themeColor="accent2"/>
+          <w:sz w:val="18"/>
+          <w:szCs w:val="18"/>
         </w:rPr>
         <w:t>artifactId</w:t>
       </w:r>
       <w:proofErr w:type="spellEnd"/>
       <w:r>
         <w:rPr>
-          <w:rFonts w:ascii="Consolas" w:eastAsia="Consolas" w:hAnsi="Consolas" w:cs="Consolas"/>
-          <w:sz w:val="19"/>
-          <w:szCs w:val="19"/>
+          <w:rFonts w:ascii="Consolas" w:hAnsi="Consolas" w:cs="Consolas"/>
+          <w:color w:val="E97132" w:themeColor="accent2"/>
+          <w:sz w:val="18"/>
+          <w:szCs w:val="18"/>
         </w:rPr>
         <w:t>&gt;</w:t>
       </w:r>
@@ -8995,9 +9298,10 @@
       </w:pPr>
       <w:r>
         <w:rPr>
-          <w:rFonts w:ascii="Consolas" w:eastAsia="Consolas" w:hAnsi="Consolas" w:cs="Consolas"/>
-          <w:sz w:val="19"/>
-          <w:szCs w:val="19"/>
+          <w:rFonts w:ascii="Consolas" w:hAnsi="Consolas" w:cs="Consolas"/>
+          <w:color w:val="E97132" w:themeColor="accent2"/>
+          <w:sz w:val="18"/>
+          <w:szCs w:val="18"/>
         </w:rPr>
         <w:t xml:space="preserve">        &lt;version&gt;5.10.2&lt;/version&gt;</w:t>
       </w:r>
@@ -9010,9 +9314,10 @@
       </w:pPr>
       <w:r>
         <w:rPr>
-          <w:rFonts w:ascii="Consolas" w:eastAsia="Consolas" w:hAnsi="Consolas" w:cs="Consolas"/>
-          <w:sz w:val="19"/>
-          <w:szCs w:val="19"/>
+          <w:rFonts w:ascii="Consolas" w:hAnsi="Consolas" w:cs="Consolas"/>
+          <w:color w:val="E97132" w:themeColor="accent2"/>
+          <w:sz w:val="18"/>
+          <w:szCs w:val="18"/>
         </w:rPr>
         <w:t xml:space="preserve">        &lt;scope&gt;test&lt;/scope&gt;</w:t>
       </w:r>
@@ -9025,27 +9330,30 @@
       </w:pPr>
       <w:r>
         <w:rPr>
-          <w:rFonts w:ascii="Consolas" w:eastAsia="Consolas" w:hAnsi="Consolas" w:cs="Consolas"/>
-          <w:sz w:val="19"/>
-          <w:szCs w:val="19"/>
+          <w:rFonts w:ascii="Consolas" w:hAnsi="Consolas" w:cs="Consolas"/>
+          <w:color w:val="E97132" w:themeColor="accent2"/>
+          <w:sz w:val="18"/>
+          <w:szCs w:val="18"/>
         </w:rPr>
         <w:t xml:space="preserve">    &lt;/</w:t>
       </w:r>
       <w:proofErr w:type="spellStart"/>
       <w:r>
         <w:rPr>
-          <w:rFonts w:ascii="Consolas" w:eastAsia="Consolas" w:hAnsi="Consolas" w:cs="Consolas"/>
-          <w:sz w:val="19"/>
-          <w:szCs w:val="19"/>
+          <w:rFonts w:ascii="Consolas" w:hAnsi="Consolas" w:cs="Consolas"/>
+          <w:color w:val="E97132" w:themeColor="accent2"/>
+          <w:sz w:val="18"/>
+          <w:szCs w:val="18"/>
         </w:rPr>
         <w:t>dependency</w:t>
       </w:r>
       <w:proofErr w:type="spellEnd"/>
       <w:r>
         <w:rPr>
-          <w:rFonts w:ascii="Consolas" w:eastAsia="Consolas" w:hAnsi="Consolas" w:cs="Consolas"/>
-          <w:sz w:val="19"/>
-          <w:szCs w:val="19"/>
+          <w:rFonts w:ascii="Consolas" w:hAnsi="Consolas" w:cs="Consolas"/>
+          <w:color w:val="E97132" w:themeColor="accent2"/>
+          <w:sz w:val="18"/>
+          <w:szCs w:val="18"/>
         </w:rPr>
         <w:t>&gt;</w:t>
       </w:r>
@@ -9059,27 +9367,30 @@
       </w:pPr>
       <w:r>
         <w:rPr>
-          <w:rFonts w:ascii="Consolas" w:eastAsia="Consolas" w:hAnsi="Consolas" w:cs="Consolas"/>
-          <w:sz w:val="19"/>
-          <w:szCs w:val="19"/>
+          <w:rFonts w:ascii="Consolas" w:hAnsi="Consolas" w:cs="Consolas"/>
+          <w:color w:val="E97132" w:themeColor="accent2"/>
+          <w:sz w:val="18"/>
+          <w:szCs w:val="18"/>
         </w:rPr>
         <w:t>&lt;/</w:t>
       </w:r>
       <w:proofErr w:type="spellStart"/>
       <w:r>
         <w:rPr>
-          <w:rFonts w:ascii="Consolas" w:eastAsia="Consolas" w:hAnsi="Consolas" w:cs="Consolas"/>
-          <w:sz w:val="19"/>
-          <w:szCs w:val="19"/>
+          <w:rFonts w:ascii="Consolas" w:hAnsi="Consolas" w:cs="Consolas"/>
+          <w:color w:val="E97132" w:themeColor="accent2"/>
+          <w:sz w:val="18"/>
+          <w:szCs w:val="18"/>
         </w:rPr>
         <w:t>dependencies</w:t>
       </w:r>
       <w:proofErr w:type="spellEnd"/>
       <w:r>
         <w:rPr>
-          <w:rFonts w:ascii="Consolas" w:eastAsia="Consolas" w:hAnsi="Consolas" w:cs="Consolas"/>
-          <w:sz w:val="19"/>
-          <w:szCs w:val="19"/>
+          <w:rFonts w:ascii="Consolas" w:hAnsi="Consolas" w:cs="Consolas"/>
+          <w:color w:val="E97132" w:themeColor="accent2"/>
+          <w:sz w:val="18"/>
+          <w:szCs w:val="18"/>
         </w:rPr>
         <w:t>&gt;</w:t>
       </w:r>
@@ -9103,10 +9414,10 @@
       <w:proofErr w:type="spellStart"/>
       <w:r>
         <w:rPr>
-          <w:rFonts w:ascii="Consolas" w:eastAsia="Consolas" w:hAnsi="Consolas" w:cs="Consolas"/>
-          <w:color w:val="8B2500"/>
-          <w:sz w:val="22"/>
-          <w:szCs w:val="22"/>
+          <w:rFonts w:ascii="Consolas" w:hAnsi="Consolas" w:cs="Consolas"/>
+          <w:color w:val="E97132" w:themeColor="accent2"/>
+          <w:sz w:val="18"/>
+          <w:szCs w:val="18"/>
         </w:rPr>
         <w:t>maven.compiler.release</w:t>
       </w:r>
@@ -9143,10 +9454,10 @@
       </w:pPr>
       <w:r>
         <w:rPr>
-          <w:rFonts w:ascii="Consolas" w:eastAsia="Consolas" w:hAnsi="Consolas" w:cs="Consolas"/>
-          <w:color w:val="8B2500"/>
-          <w:sz w:val="22"/>
-          <w:szCs w:val="22"/>
+          <w:rFonts w:ascii="Consolas" w:hAnsi="Consolas" w:cs="Consolas"/>
+          <w:color w:val="E97132" w:themeColor="accent2"/>
+          <w:sz w:val="18"/>
+          <w:szCs w:val="18"/>
         </w:rPr>
         <w:t>scope test</w:t>
       </w:r>
@@ -9159,10 +9470,10 @@
       </w:r>
       <w:r>
         <w:rPr>
-          <w:rFonts w:ascii="Consolas" w:eastAsia="Consolas" w:hAnsi="Consolas" w:cs="Consolas"/>
-          <w:color w:val="8B2500"/>
-          <w:sz w:val="22"/>
-          <w:szCs w:val="22"/>
+          <w:rFonts w:ascii="Consolas" w:hAnsi="Consolas" w:cs="Consolas"/>
+          <w:color w:val="E97132" w:themeColor="accent2"/>
+          <w:sz w:val="18"/>
+          <w:szCs w:val="18"/>
         </w:rPr>
         <w:t>src/main/java</w:t>
       </w:r>
@@ -9206,10 +9517,10 @@
       </w:r>
       <w:r>
         <w:rPr>
-          <w:rFonts w:ascii="Consolas" w:eastAsia="Consolas" w:hAnsi="Consolas" w:cs="Consolas"/>
-          <w:color w:val="8B2500"/>
-          <w:sz w:val="22"/>
-          <w:szCs w:val="22"/>
+          <w:rFonts w:ascii="Consolas" w:hAnsi="Consolas" w:cs="Consolas"/>
+          <w:color w:val="E97132" w:themeColor="accent2"/>
+          <w:sz w:val="18"/>
+          <w:szCs w:val="18"/>
         </w:rPr>
         <w:t>exercices</w:t>
       </w:r>
@@ -9222,10 +9533,10 @@
       </w:r>
       <w:r>
         <w:rPr>
-          <w:rFonts w:ascii="Consolas" w:eastAsia="Consolas" w:hAnsi="Consolas" w:cs="Consolas"/>
-          <w:color w:val="8B2500"/>
-          <w:sz w:val="22"/>
-          <w:szCs w:val="22"/>
+          <w:rFonts w:ascii="Consolas" w:hAnsi="Consolas" w:cs="Consolas"/>
+          <w:color w:val="E97132" w:themeColor="accent2"/>
+          <w:sz w:val="18"/>
+          <w:szCs w:val="18"/>
         </w:rPr>
         <w:t>solutions</w:t>
       </w:r>
@@ -9247,18 +9558,20 @@
       <w:proofErr w:type="spellStart"/>
       <w:r>
         <w:rPr>
-          <w:rFonts w:ascii="Consolas" w:eastAsia="Consolas" w:hAnsi="Consolas" w:cs="Consolas"/>
-          <w:sz w:val="19"/>
-          <w:szCs w:val="19"/>
+          <w:rFonts w:ascii="Consolas" w:hAnsi="Consolas" w:cs="Consolas"/>
+          <w:color w:val="E97132" w:themeColor="accent2"/>
+          <w:sz w:val="18"/>
+          <w:szCs w:val="18"/>
         </w:rPr>
         <w:t>ExercicesJava</w:t>
       </w:r>
       <w:proofErr w:type="spellEnd"/>
       <w:r>
         <w:rPr>
-          <w:rFonts w:ascii="Consolas" w:eastAsia="Consolas" w:hAnsi="Consolas" w:cs="Consolas"/>
-          <w:sz w:val="19"/>
-          <w:szCs w:val="19"/>
+          <w:rFonts w:ascii="Consolas" w:hAnsi="Consolas" w:cs="Consolas"/>
+          <w:color w:val="E97132" w:themeColor="accent2"/>
+          <w:sz w:val="18"/>
+          <w:szCs w:val="18"/>
         </w:rPr>
         <w:t>/</w:t>
       </w:r>
@@ -9271,27 +9584,30 @@
       </w:pPr>
       <w:r>
         <w:rPr>
-          <w:rFonts w:ascii="Consolas" w:eastAsia="Consolas" w:hAnsi="Consolas" w:cs="Consolas"/>
-          <w:sz w:val="19"/>
-          <w:szCs w:val="19"/>
+          <w:rFonts w:ascii="Consolas" w:hAnsi="Consolas" w:cs="Consolas"/>
+          <w:color w:val="E97132" w:themeColor="accent2"/>
+          <w:sz w:val="18"/>
+          <w:szCs w:val="18"/>
         </w:rPr>
         <w:t xml:space="preserve">    pom.xml            &lt;-- le parent : </w:t>
       </w:r>
       <w:proofErr w:type="spellStart"/>
       <w:r>
         <w:rPr>
-          <w:rFonts w:ascii="Consolas" w:eastAsia="Consolas" w:hAnsi="Consolas" w:cs="Consolas"/>
-          <w:sz w:val="19"/>
-          <w:szCs w:val="19"/>
+          <w:rFonts w:ascii="Consolas" w:hAnsi="Consolas" w:cs="Consolas"/>
+          <w:color w:val="E97132" w:themeColor="accent2"/>
+          <w:sz w:val="18"/>
+          <w:szCs w:val="18"/>
         </w:rPr>
         <w:t>declare</w:t>
       </w:r>
       <w:proofErr w:type="spellEnd"/>
       <w:r>
         <w:rPr>
-          <w:rFonts w:ascii="Consolas" w:eastAsia="Consolas" w:hAnsi="Consolas" w:cs="Consolas"/>
-          <w:sz w:val="19"/>
-          <w:szCs w:val="19"/>
+          <w:rFonts w:ascii="Consolas" w:hAnsi="Consolas" w:cs="Consolas"/>
+          <w:color w:val="E97132" w:themeColor="accent2"/>
+          <w:sz w:val="18"/>
+          <w:szCs w:val="18"/>
         </w:rPr>
         <w:t xml:space="preserve"> les deux modules</w:t>
       </w:r>
@@ -9304,9 +9620,10 @@
       </w:pPr>
       <w:r>
         <w:rPr>
-          <w:rFonts w:ascii="Consolas" w:eastAsia="Consolas" w:hAnsi="Consolas" w:cs="Consolas"/>
-          <w:sz w:val="19"/>
-          <w:szCs w:val="19"/>
+          <w:rFonts w:ascii="Consolas" w:hAnsi="Consolas" w:cs="Consolas"/>
+          <w:color w:val="E97132" w:themeColor="accent2"/>
+          <w:sz w:val="18"/>
+          <w:szCs w:val="18"/>
         </w:rPr>
         <w:t xml:space="preserve">    exercices/</w:t>
       </w:r>
@@ -9319,27 +9636,30 @@
       </w:pPr>
       <w:r>
         <w:rPr>
-          <w:rFonts w:ascii="Consolas" w:eastAsia="Consolas" w:hAnsi="Consolas" w:cs="Consolas"/>
-          <w:sz w:val="19"/>
-          <w:szCs w:val="19"/>
+          <w:rFonts w:ascii="Consolas" w:hAnsi="Consolas" w:cs="Consolas"/>
+          <w:color w:val="E97132" w:themeColor="accent2"/>
+          <w:sz w:val="18"/>
+          <w:szCs w:val="18"/>
         </w:rPr>
         <w:t xml:space="preserve">        pom.xml        &lt;-- </w:t>
       </w:r>
       <w:proofErr w:type="spellStart"/>
       <w:r>
         <w:rPr>
-          <w:rFonts w:ascii="Consolas" w:eastAsia="Consolas" w:hAnsi="Consolas" w:cs="Consolas"/>
-          <w:sz w:val="19"/>
-          <w:szCs w:val="19"/>
+          <w:rFonts w:ascii="Consolas" w:hAnsi="Consolas" w:cs="Consolas"/>
+          <w:color w:val="E97132" w:themeColor="accent2"/>
+          <w:sz w:val="18"/>
+          <w:szCs w:val="18"/>
         </w:rPr>
         <w:t>herite</w:t>
       </w:r>
       <w:proofErr w:type="spellEnd"/>
       <w:r>
         <w:rPr>
-          <w:rFonts w:ascii="Consolas" w:eastAsia="Consolas" w:hAnsi="Consolas" w:cs="Consolas"/>
-          <w:sz w:val="19"/>
-          <w:szCs w:val="19"/>
+          <w:rFonts w:ascii="Consolas" w:hAnsi="Consolas" w:cs="Consolas"/>
+          <w:color w:val="E97132" w:themeColor="accent2"/>
+          <w:sz w:val="18"/>
+          <w:szCs w:val="18"/>
         </w:rPr>
         <w:t xml:space="preserve"> du parent</w:t>
       </w:r>
@@ -9352,9 +9672,10 @@
       </w:pPr>
       <w:r>
         <w:rPr>
-          <w:rFonts w:ascii="Consolas" w:eastAsia="Consolas" w:hAnsi="Consolas" w:cs="Consolas"/>
-          <w:sz w:val="19"/>
-          <w:szCs w:val="19"/>
+          <w:rFonts w:ascii="Consolas" w:hAnsi="Consolas" w:cs="Consolas"/>
+          <w:color w:val="E97132" w:themeColor="accent2"/>
+          <w:sz w:val="18"/>
+          <w:szCs w:val="18"/>
         </w:rPr>
         <w:t xml:space="preserve">        src/</w:t>
       </w:r>
@@ -9367,9 +9688,10 @@
       </w:pPr>
       <w:r>
         <w:rPr>
-          <w:rFonts w:ascii="Consolas" w:eastAsia="Consolas" w:hAnsi="Consolas" w:cs="Consolas"/>
-          <w:sz w:val="19"/>
-          <w:szCs w:val="19"/>
+          <w:rFonts w:ascii="Consolas" w:hAnsi="Consolas" w:cs="Consolas"/>
+          <w:color w:val="E97132" w:themeColor="accent2"/>
+          <w:sz w:val="18"/>
+          <w:szCs w:val="18"/>
         </w:rPr>
         <w:t xml:space="preserve">    solutions/</w:t>
       </w:r>
@@ -9382,9 +9704,10 @@
       </w:pPr>
       <w:r>
         <w:rPr>
-          <w:rFonts w:ascii="Consolas" w:eastAsia="Consolas" w:hAnsi="Consolas" w:cs="Consolas"/>
-          <w:sz w:val="19"/>
-          <w:szCs w:val="19"/>
+          <w:rFonts w:ascii="Consolas" w:hAnsi="Consolas" w:cs="Consolas"/>
+          <w:color w:val="E97132" w:themeColor="accent2"/>
+          <w:sz w:val="18"/>
+          <w:szCs w:val="18"/>
         </w:rPr>
         <w:t xml:space="preserve">        pom.xml</w:t>
       </w:r>
@@ -9398,9 +9721,10 @@
       </w:pPr>
       <w:r>
         <w:rPr>
-          <w:rFonts w:ascii="Consolas" w:eastAsia="Consolas" w:hAnsi="Consolas" w:cs="Consolas"/>
-          <w:sz w:val="19"/>
-          <w:szCs w:val="19"/>
+          <w:rFonts w:ascii="Consolas" w:hAnsi="Consolas" w:cs="Consolas"/>
+          <w:color w:val="E97132" w:themeColor="accent2"/>
+          <w:sz w:val="18"/>
+          <w:szCs w:val="18"/>
         </w:rPr>
         <w:lastRenderedPageBreak/>
         <w:t xml:space="preserve">        src/</w:t>
@@ -9558,7 +9882,8 @@
           <w:p>
             <w:r>
               <w:rPr>
-                <w:rFonts w:ascii="Consolas" w:eastAsia="Consolas" w:hAnsi="Consolas" w:cs="Consolas"/>
+                <w:rFonts w:ascii="Consolas" w:hAnsi="Consolas" w:cs="Consolas"/>
+                <w:color w:val="E97132" w:themeColor="accent2"/>
                 <w:sz w:val="18"/>
                 <w:szCs w:val="18"/>
               </w:rPr>
@@ -9614,7 +9939,8 @@
           <w:p>
             <w:r>
               <w:rPr>
-                <w:rFonts w:ascii="Consolas" w:eastAsia="Consolas" w:hAnsi="Consolas" w:cs="Consolas"/>
+                <w:rFonts w:ascii="Consolas" w:hAnsi="Consolas" w:cs="Consolas"/>
+                <w:color w:val="E97132" w:themeColor="accent2"/>
                 <w:sz w:val="18"/>
                 <w:szCs w:val="18"/>
               </w:rPr>
@@ -9662,7 +9988,8 @@
           <w:p>
             <w:r>
               <w:rPr>
-                <w:rFonts w:ascii="Consolas" w:eastAsia="Consolas" w:hAnsi="Consolas" w:cs="Consolas"/>
+                <w:rFonts w:ascii="Consolas" w:hAnsi="Consolas" w:cs="Consolas"/>
+                <w:color w:val="E97132" w:themeColor="accent2"/>
                 <w:sz w:val="18"/>
                 <w:szCs w:val="18"/>
               </w:rPr>
@@ -9710,7 +10037,8 @@
           <w:p>
             <w:r>
               <w:rPr>
-                <w:rFonts w:ascii="Consolas" w:eastAsia="Consolas" w:hAnsi="Consolas" w:cs="Consolas"/>
+                <w:rFonts w:ascii="Consolas" w:hAnsi="Consolas" w:cs="Consolas"/>
+                <w:color w:val="E97132" w:themeColor="accent2"/>
                 <w:sz w:val="18"/>
                 <w:szCs w:val="18"/>
               </w:rPr>
@@ -9774,10 +10102,10 @@
       <w:proofErr w:type="spellStart"/>
       <w:r>
         <w:rPr>
-          <w:rFonts w:ascii="Consolas" w:eastAsia="Consolas" w:hAnsi="Consolas" w:cs="Consolas"/>
-          <w:color w:val="8B2500"/>
-          <w:sz w:val="22"/>
-          <w:szCs w:val="22"/>
+          <w:rFonts w:ascii="Consolas" w:hAnsi="Consolas" w:cs="Consolas"/>
+          <w:color w:val="E97132" w:themeColor="accent2"/>
+          <w:sz w:val="18"/>
+          <w:szCs w:val="18"/>
         </w:rPr>
         <w:t>Lifecycle</w:t>
       </w:r>
@@ -9803,10 +10131,10 @@
       </w:r>
       <w:r>
         <w:rPr>
-          <w:rFonts w:ascii="Consolas" w:eastAsia="Consolas" w:hAnsi="Consolas" w:cs="Consolas"/>
-          <w:color w:val="8B2500"/>
-          <w:sz w:val="22"/>
-          <w:szCs w:val="22"/>
+          <w:rFonts w:ascii="Consolas" w:hAnsi="Consolas" w:cs="Consolas"/>
+          <w:color w:val="E97132" w:themeColor="accent2"/>
+          <w:sz w:val="18"/>
+          <w:szCs w:val="18"/>
         </w:rPr>
         <w:t>clean</w:t>
       </w:r>
@@ -9868,10 +10196,10 @@
       </w:r>
       <w:r>
         <w:rPr>
-          <w:rFonts w:ascii="Consolas" w:eastAsia="Consolas" w:hAnsi="Consolas" w:cs="Consolas"/>
-          <w:color w:val="8B2500"/>
-          <w:sz w:val="22"/>
-          <w:szCs w:val="22"/>
+          <w:rFonts w:ascii="Consolas" w:hAnsi="Consolas" w:cs="Consolas"/>
+          <w:color w:val="E97132" w:themeColor="accent2"/>
+          <w:sz w:val="18"/>
+          <w:szCs w:val="18"/>
         </w:rPr>
         <w:t>.m2/repository</w:t>
       </w:r>
@@ -9961,10 +10289,10 @@
       <w:proofErr w:type="spellStart"/>
       <w:r>
         <w:rPr>
-          <w:rFonts w:ascii="Consolas" w:eastAsia="Consolas" w:hAnsi="Consolas" w:cs="Consolas"/>
-          <w:color w:val="8B2500"/>
-          <w:sz w:val="22"/>
-          <w:szCs w:val="22"/>
+          <w:rFonts w:ascii="Consolas" w:hAnsi="Consolas" w:cs="Consolas"/>
+          <w:color w:val="E97132" w:themeColor="accent2"/>
+          <w:sz w:val="18"/>
+          <w:szCs w:val="18"/>
         </w:rPr>
         <w:t>ExercicesJava</w:t>
       </w:r>
@@ -9987,18 +10315,20 @@
       <w:proofErr w:type="spellStart"/>
       <w:r>
         <w:rPr>
-          <w:rFonts w:ascii="Consolas" w:eastAsia="Consolas" w:hAnsi="Consolas" w:cs="Consolas"/>
-          <w:sz w:val="19"/>
-          <w:szCs w:val="19"/>
+          <w:rFonts w:ascii="Consolas" w:hAnsi="Consolas" w:cs="Consolas"/>
+          <w:color w:val="E97132" w:themeColor="accent2"/>
+          <w:sz w:val="18"/>
+          <w:szCs w:val="18"/>
         </w:rPr>
         <w:t>SeanceNN</w:t>
       </w:r>
       <w:proofErr w:type="spellEnd"/>
       <w:r>
         <w:rPr>
-          <w:rFonts w:ascii="Consolas" w:eastAsia="Consolas" w:hAnsi="Consolas" w:cs="Consolas"/>
-          <w:sz w:val="19"/>
-          <w:szCs w:val="19"/>
+          <w:rFonts w:ascii="Consolas" w:hAnsi="Consolas" w:cs="Consolas"/>
+          <w:color w:val="E97132" w:themeColor="accent2"/>
+          <w:sz w:val="18"/>
+          <w:szCs w:val="18"/>
         </w:rPr>
         <w:t>_..._exercices.zip</w:t>
       </w:r>
@@ -10011,27 +10341,30 @@
       </w:pPr>
       <w:r>
         <w:rPr>
-          <w:rFonts w:ascii="Consolas" w:eastAsia="Consolas" w:hAnsi="Consolas" w:cs="Consolas"/>
-          <w:sz w:val="19"/>
-          <w:szCs w:val="19"/>
+          <w:rFonts w:ascii="Consolas" w:hAnsi="Consolas" w:cs="Consolas"/>
+          <w:color w:val="E97132" w:themeColor="accent2"/>
+          <w:sz w:val="18"/>
+          <w:szCs w:val="18"/>
         </w:rPr>
         <w:t xml:space="preserve">    </w:t>
       </w:r>
       <w:proofErr w:type="spellStart"/>
       <w:r>
         <w:rPr>
-          <w:rFonts w:ascii="Consolas" w:eastAsia="Consolas" w:hAnsi="Consolas" w:cs="Consolas"/>
-          <w:sz w:val="19"/>
-          <w:szCs w:val="19"/>
+          <w:rFonts w:ascii="Consolas" w:hAnsi="Consolas" w:cs="Consolas"/>
+          <w:color w:val="E97132" w:themeColor="accent2"/>
+          <w:sz w:val="18"/>
+          <w:szCs w:val="18"/>
         </w:rPr>
         <w:t>ExercicesJava</w:t>
       </w:r>
       <w:proofErr w:type="spellEnd"/>
       <w:r>
         <w:rPr>
-          <w:rFonts w:ascii="Consolas" w:eastAsia="Consolas" w:hAnsi="Consolas" w:cs="Consolas"/>
-          <w:sz w:val="19"/>
-          <w:szCs w:val="19"/>
+          <w:rFonts w:ascii="Consolas" w:hAnsi="Consolas" w:cs="Consolas"/>
+          <w:color w:val="E97132" w:themeColor="accent2"/>
+          <w:sz w:val="18"/>
+          <w:szCs w:val="18"/>
         </w:rPr>
         <w:t>/</w:t>
       </w:r>
@@ -10044,45 +10377,50 @@
       </w:pPr>
       <w:r>
         <w:rPr>
-          <w:rFonts w:ascii="Consolas" w:eastAsia="Consolas" w:hAnsi="Consolas" w:cs="Consolas"/>
-          <w:sz w:val="19"/>
-          <w:szCs w:val="19"/>
+          <w:rFonts w:ascii="Consolas" w:hAnsi="Consolas" w:cs="Consolas"/>
+          <w:color w:val="E97132" w:themeColor="accent2"/>
+          <w:sz w:val="18"/>
+          <w:szCs w:val="18"/>
         </w:rPr>
         <w:t xml:space="preserve">        exercices/src/main/java/</w:t>
       </w:r>
       <w:proofErr w:type="spellStart"/>
       <w:r>
         <w:rPr>
-          <w:rFonts w:ascii="Consolas" w:eastAsia="Consolas" w:hAnsi="Consolas" w:cs="Consolas"/>
-          <w:sz w:val="19"/>
-          <w:szCs w:val="19"/>
+          <w:rFonts w:ascii="Consolas" w:hAnsi="Consolas" w:cs="Consolas"/>
+          <w:color w:val="E97132" w:themeColor="accent2"/>
+          <w:sz w:val="18"/>
+          <w:szCs w:val="18"/>
         </w:rPr>
         <w:t>be</w:t>
       </w:r>
       <w:proofErr w:type="spellEnd"/>
       <w:r>
         <w:rPr>
-          <w:rFonts w:ascii="Consolas" w:eastAsia="Consolas" w:hAnsi="Consolas" w:cs="Consolas"/>
-          <w:sz w:val="19"/>
-          <w:szCs w:val="19"/>
+          <w:rFonts w:ascii="Consolas" w:hAnsi="Consolas" w:cs="Consolas"/>
+          <w:color w:val="E97132" w:themeColor="accent2"/>
+          <w:sz w:val="18"/>
+          <w:szCs w:val="18"/>
         </w:rPr>
         <w:t>/</w:t>
       </w:r>
       <w:proofErr w:type="spellStart"/>
       <w:r>
         <w:rPr>
-          <w:rFonts w:ascii="Consolas" w:eastAsia="Consolas" w:hAnsi="Consolas" w:cs="Consolas"/>
-          <w:sz w:val="19"/>
-          <w:szCs w:val="19"/>
+          <w:rFonts w:ascii="Consolas" w:hAnsi="Consolas" w:cs="Consolas"/>
+          <w:color w:val="E97132" w:themeColor="accent2"/>
+          <w:sz w:val="18"/>
+          <w:szCs w:val="18"/>
         </w:rPr>
         <w:t>ephec</w:t>
       </w:r>
       <w:proofErr w:type="spellEnd"/>
       <w:r>
         <w:rPr>
-          <w:rFonts w:ascii="Consolas" w:eastAsia="Consolas" w:hAnsi="Consolas" w:cs="Consolas"/>
-          <w:sz w:val="19"/>
-          <w:szCs w:val="19"/>
+          <w:rFonts w:ascii="Consolas" w:hAnsi="Consolas" w:cs="Consolas"/>
+          <w:color w:val="E97132" w:themeColor="accent2"/>
+          <w:sz w:val="18"/>
+          <w:szCs w:val="18"/>
         </w:rPr>
         <w:t>/java/tab/...</w:t>
       </w:r>
@@ -10095,45 +10433,50 @@
       </w:pPr>
       <w:r>
         <w:rPr>
-          <w:rFonts w:ascii="Consolas" w:eastAsia="Consolas" w:hAnsi="Consolas" w:cs="Consolas"/>
-          <w:sz w:val="19"/>
-          <w:szCs w:val="19"/>
+          <w:rFonts w:ascii="Consolas" w:hAnsi="Consolas" w:cs="Consolas"/>
+          <w:color w:val="E97132" w:themeColor="accent2"/>
+          <w:sz w:val="18"/>
+          <w:szCs w:val="18"/>
         </w:rPr>
         <w:t xml:space="preserve">        exercices/src/test/java/</w:t>
       </w:r>
       <w:proofErr w:type="spellStart"/>
       <w:r>
         <w:rPr>
-          <w:rFonts w:ascii="Consolas" w:eastAsia="Consolas" w:hAnsi="Consolas" w:cs="Consolas"/>
-          <w:sz w:val="19"/>
-          <w:szCs w:val="19"/>
+          <w:rFonts w:ascii="Consolas" w:hAnsi="Consolas" w:cs="Consolas"/>
+          <w:color w:val="E97132" w:themeColor="accent2"/>
+          <w:sz w:val="18"/>
+          <w:szCs w:val="18"/>
         </w:rPr>
         <w:t>be</w:t>
       </w:r>
       <w:proofErr w:type="spellEnd"/>
       <w:r>
         <w:rPr>
-          <w:rFonts w:ascii="Consolas" w:eastAsia="Consolas" w:hAnsi="Consolas" w:cs="Consolas"/>
-          <w:sz w:val="19"/>
-          <w:szCs w:val="19"/>
+          <w:rFonts w:ascii="Consolas" w:hAnsi="Consolas" w:cs="Consolas"/>
+          <w:color w:val="E97132" w:themeColor="accent2"/>
+          <w:sz w:val="18"/>
+          <w:szCs w:val="18"/>
         </w:rPr>
         <w:t>/</w:t>
       </w:r>
       <w:proofErr w:type="spellStart"/>
       <w:r>
         <w:rPr>
-          <w:rFonts w:ascii="Consolas" w:eastAsia="Consolas" w:hAnsi="Consolas" w:cs="Consolas"/>
-          <w:sz w:val="19"/>
-          <w:szCs w:val="19"/>
+          <w:rFonts w:ascii="Consolas" w:hAnsi="Consolas" w:cs="Consolas"/>
+          <w:color w:val="E97132" w:themeColor="accent2"/>
+          <w:sz w:val="18"/>
+          <w:szCs w:val="18"/>
         </w:rPr>
         <w:t>ephec</w:t>
       </w:r>
       <w:proofErr w:type="spellEnd"/>
       <w:r>
         <w:rPr>
-          <w:rFonts w:ascii="Consolas" w:eastAsia="Consolas" w:hAnsi="Consolas" w:cs="Consolas"/>
-          <w:sz w:val="19"/>
-          <w:szCs w:val="19"/>
+          <w:rFonts w:ascii="Consolas" w:hAnsi="Consolas" w:cs="Consolas"/>
+          <w:color w:val="E97132" w:themeColor="accent2"/>
+          <w:sz w:val="18"/>
+          <w:szCs w:val="18"/>
         </w:rPr>
         <w:t>/java/tab/...</w:t>
       </w:r>
@@ -10147,27 +10490,30 @@
       </w:pPr>
       <w:r>
         <w:rPr>
-          <w:rFonts w:ascii="Consolas" w:eastAsia="Consolas" w:hAnsi="Consolas" w:cs="Consolas"/>
-          <w:sz w:val="19"/>
-          <w:szCs w:val="19"/>
+          <w:rFonts w:ascii="Consolas" w:hAnsi="Consolas" w:cs="Consolas"/>
+          <w:color w:val="E97132" w:themeColor="accent2"/>
+          <w:sz w:val="18"/>
+          <w:szCs w:val="18"/>
         </w:rPr>
         <w:t xml:space="preserve">        </w:t>
       </w:r>
       <w:proofErr w:type="spellStart"/>
       <w:r>
         <w:rPr>
-          <w:rFonts w:ascii="Consolas" w:eastAsia="Consolas" w:hAnsi="Consolas" w:cs="Consolas"/>
-          <w:sz w:val="19"/>
-          <w:szCs w:val="19"/>
+          <w:rFonts w:ascii="Consolas" w:hAnsi="Consolas" w:cs="Consolas"/>
+          <w:color w:val="E97132" w:themeColor="accent2"/>
+          <w:sz w:val="18"/>
+          <w:szCs w:val="18"/>
         </w:rPr>
         <w:t>enonces</w:t>
       </w:r>
       <w:proofErr w:type="spellEnd"/>
       <w:r>
         <w:rPr>
-          <w:rFonts w:ascii="Consolas" w:eastAsia="Consolas" w:hAnsi="Consolas" w:cs="Consolas"/>
-          <w:sz w:val="19"/>
-          <w:szCs w:val="19"/>
+          <w:rFonts w:ascii="Consolas" w:hAnsi="Consolas" w:cs="Consolas"/>
+          <w:color w:val="E97132" w:themeColor="accent2"/>
+          <w:sz w:val="18"/>
+          <w:szCs w:val="18"/>
         </w:rPr>
         <w:t>/TAB_enonces.docx</w:t>
       </w:r>
@@ -10195,40 +10541,40 @@
       <w:proofErr w:type="spellStart"/>
       <w:r>
         <w:rPr>
-          <w:rFonts w:ascii="Consolas" w:eastAsia="Consolas" w:hAnsi="Consolas" w:cs="Consolas"/>
-          <w:color w:val="8B2500"/>
-          <w:sz w:val="22"/>
-          <w:szCs w:val="22"/>
+          <w:rFonts w:ascii="Consolas" w:hAnsi="Consolas" w:cs="Consolas"/>
+          <w:color w:val="E97132" w:themeColor="accent2"/>
+          <w:sz w:val="18"/>
+          <w:szCs w:val="18"/>
         </w:rPr>
         <w:t>ExercicesJava</w:t>
       </w:r>
       <w:proofErr w:type="spellEnd"/>
       <w:r>
         <w:rPr>
-          <w:rFonts w:ascii="Consolas" w:eastAsia="Consolas" w:hAnsi="Consolas" w:cs="Consolas"/>
-          <w:color w:val="8B2500"/>
-          <w:sz w:val="22"/>
-          <w:szCs w:val="22"/>
+          <w:rFonts w:ascii="Consolas" w:hAnsi="Consolas" w:cs="Consolas"/>
+          <w:color w:val="E97132" w:themeColor="accent2"/>
+          <w:sz w:val="18"/>
+          <w:szCs w:val="18"/>
         </w:rPr>
         <w:t>/</w:t>
       </w:r>
       <w:proofErr w:type="spellStart"/>
       <w:r>
         <w:rPr>
-          <w:rFonts w:ascii="Consolas" w:eastAsia="Consolas" w:hAnsi="Consolas" w:cs="Consolas"/>
-          <w:color w:val="8B2500"/>
-          <w:sz w:val="22"/>
-          <w:szCs w:val="22"/>
+          <w:rFonts w:ascii="Consolas" w:hAnsi="Consolas" w:cs="Consolas"/>
+          <w:color w:val="E97132" w:themeColor="accent2"/>
+          <w:sz w:val="18"/>
+          <w:szCs w:val="18"/>
         </w:rPr>
         <w:t>ExercicesJava</w:t>
       </w:r>
       <w:proofErr w:type="spellEnd"/>
       <w:r>
         <w:rPr>
-          <w:rFonts w:ascii="Consolas" w:eastAsia="Consolas" w:hAnsi="Consolas" w:cs="Consolas"/>
-          <w:color w:val="8B2500"/>
-          <w:sz w:val="22"/>
-          <w:szCs w:val="22"/>
+          <w:rFonts w:ascii="Consolas" w:hAnsi="Consolas" w:cs="Consolas"/>
+          <w:color w:val="E97132" w:themeColor="accent2"/>
+          <w:sz w:val="18"/>
+          <w:szCs w:val="18"/>
         </w:rPr>
         <w:t>/...</w:t>
       </w:r>
@@ -10269,10 +10615,10 @@
       </w:r>
       <w:r>
         <w:rPr>
-          <w:rFonts w:ascii="Consolas" w:eastAsia="Consolas" w:hAnsi="Consolas" w:cs="Consolas"/>
-          <w:color w:val="8B2500"/>
-          <w:sz w:val="22"/>
-          <w:szCs w:val="22"/>
+          <w:rFonts w:ascii="Consolas" w:hAnsi="Consolas" w:cs="Consolas"/>
+          <w:color w:val="E97132" w:themeColor="accent2"/>
+          <w:sz w:val="18"/>
+          <w:szCs w:val="18"/>
         </w:rPr>
         <w:t>Open In</w:t>
       </w:r>
@@ -10285,10 +10631,10 @@
       </w:r>
       <w:r>
         <w:rPr>
-          <w:rFonts w:ascii="Consolas" w:eastAsia="Consolas" w:hAnsi="Consolas" w:cs="Consolas"/>
-          <w:color w:val="8B2500"/>
-          <w:sz w:val="22"/>
-          <w:szCs w:val="22"/>
+          <w:rFonts w:ascii="Consolas" w:hAnsi="Consolas" w:cs="Consolas"/>
+          <w:color w:val="E97132" w:themeColor="accent2"/>
+          <w:sz w:val="18"/>
+          <w:szCs w:val="18"/>
         </w:rPr>
         <w:t>Finder</w:t>
       </w:r>
@@ -10301,10 +10647,10 @@
       </w:r>
       <w:r>
         <w:rPr>
-          <w:rFonts w:ascii="Consolas" w:eastAsia="Consolas" w:hAnsi="Consolas" w:cs="Consolas"/>
-          <w:color w:val="8B2500"/>
-          <w:sz w:val="22"/>
-          <w:szCs w:val="22"/>
+          <w:rFonts w:ascii="Consolas" w:hAnsi="Consolas" w:cs="Consolas"/>
+          <w:color w:val="E97132" w:themeColor="accent2"/>
+          <w:sz w:val="18"/>
+          <w:szCs w:val="18"/>
         </w:rPr>
         <w:t>Explorer</w:t>
       </w:r>
@@ -10383,36 +10729,40 @@
       <w:proofErr w:type="spellStart"/>
       <w:r>
         <w:rPr>
-          <w:rFonts w:ascii="Consolas" w:eastAsia="Consolas" w:hAnsi="Consolas" w:cs="Consolas"/>
-          <w:sz w:val="19"/>
-          <w:szCs w:val="19"/>
+          <w:rFonts w:ascii="Consolas" w:hAnsi="Consolas" w:cs="Consolas"/>
+          <w:color w:val="E97132" w:themeColor="accent2"/>
+          <w:sz w:val="18"/>
+          <w:szCs w:val="18"/>
         </w:rPr>
         <w:t>unzip</w:t>
       </w:r>
       <w:proofErr w:type="spellEnd"/>
       <w:r>
         <w:rPr>
-          <w:rFonts w:ascii="Consolas" w:eastAsia="Consolas" w:hAnsi="Consolas" w:cs="Consolas"/>
-          <w:sz w:val="19"/>
-          <w:szCs w:val="19"/>
+          <w:rFonts w:ascii="Consolas" w:hAnsi="Consolas" w:cs="Consolas"/>
+          <w:color w:val="E97132" w:themeColor="accent2"/>
+          <w:sz w:val="18"/>
+          <w:szCs w:val="18"/>
         </w:rPr>
         <w:t xml:space="preserve"> -o ~/Downloads/</w:t>
       </w:r>
       <w:proofErr w:type="spellStart"/>
       <w:r>
         <w:rPr>
-          <w:rFonts w:ascii="Consolas" w:eastAsia="Consolas" w:hAnsi="Consolas" w:cs="Consolas"/>
-          <w:sz w:val="19"/>
-          <w:szCs w:val="19"/>
+          <w:rFonts w:ascii="Consolas" w:hAnsi="Consolas" w:cs="Consolas"/>
+          <w:color w:val="E97132" w:themeColor="accent2"/>
+          <w:sz w:val="18"/>
+          <w:szCs w:val="18"/>
         </w:rPr>
         <w:t>SeanceNN</w:t>
       </w:r>
       <w:proofErr w:type="spellEnd"/>
       <w:r>
         <w:rPr>
-          <w:rFonts w:ascii="Consolas" w:eastAsia="Consolas" w:hAnsi="Consolas" w:cs="Consolas"/>
-          <w:sz w:val="19"/>
-          <w:szCs w:val="19"/>
+          <w:rFonts w:ascii="Consolas" w:hAnsi="Consolas" w:cs="Consolas"/>
+          <w:color w:val="E97132" w:themeColor="accent2"/>
+          <w:sz w:val="18"/>
+          <w:szCs w:val="18"/>
         </w:rPr>
         <w:t>_..._exercices.zip -d ~/chemin/du/parent</w:t>
       </w:r>
@@ -10424,10 +10774,10 @@
       <w:proofErr w:type="spellStart"/>
       <w:r>
         <w:rPr>
-          <w:rFonts w:ascii="Consolas" w:eastAsia="Consolas" w:hAnsi="Consolas" w:cs="Consolas"/>
-          <w:color w:val="8B2500"/>
-          <w:sz w:val="22"/>
-          <w:szCs w:val="22"/>
+          <w:rFonts w:ascii="Consolas" w:hAnsi="Consolas" w:cs="Consolas"/>
+          <w:color w:val="E97132" w:themeColor="accent2"/>
+          <w:sz w:val="18"/>
+          <w:szCs w:val="18"/>
         </w:rPr>
         <w:t>unzip</w:t>
       </w:r>
@@ -10441,10 +10791,10 @@
       </w:r>
       <w:r>
         <w:rPr>
-          <w:rFonts w:ascii="Consolas" w:eastAsia="Consolas" w:hAnsi="Consolas" w:cs="Consolas"/>
-          <w:color w:val="8B2500"/>
-          <w:sz w:val="22"/>
-          <w:szCs w:val="22"/>
+          <w:rFonts w:ascii="Consolas" w:hAnsi="Consolas" w:cs="Consolas"/>
+          <w:color w:val="E97132" w:themeColor="accent2"/>
+          <w:sz w:val="18"/>
+          <w:szCs w:val="18"/>
         </w:rPr>
         <w:t>-o</w:t>
       </w:r>
@@ -10470,20 +10820,20 @@
       <w:proofErr w:type="spellStart"/>
       <w:r>
         <w:rPr>
-          <w:rFonts w:ascii="Consolas" w:eastAsia="Consolas" w:hAnsi="Consolas" w:cs="Consolas"/>
-          <w:color w:val="8B2500"/>
-          <w:sz w:val="22"/>
-          <w:szCs w:val="22"/>
+          <w:rFonts w:ascii="Consolas" w:hAnsi="Consolas" w:cs="Consolas"/>
+          <w:color w:val="E97132" w:themeColor="accent2"/>
+          <w:sz w:val="18"/>
+          <w:szCs w:val="18"/>
         </w:rPr>
         <w:t>unzip</w:t>
       </w:r>
       <w:proofErr w:type="spellEnd"/>
       <w:r>
         <w:rPr>
-          <w:rFonts w:ascii="Consolas" w:eastAsia="Consolas" w:hAnsi="Consolas" w:cs="Consolas"/>
-          <w:color w:val="8B2500"/>
-          <w:sz w:val="22"/>
-          <w:szCs w:val="22"/>
+          <w:rFonts w:ascii="Consolas" w:hAnsi="Consolas" w:cs="Consolas"/>
+          <w:color w:val="E97132" w:themeColor="accent2"/>
+          <w:sz w:val="18"/>
+          <w:szCs w:val="18"/>
         </w:rPr>
         <w:t xml:space="preserve"> -o </w:t>
       </w:r>
@@ -10496,10 +10846,10 @@
       </w:r>
       <w:r>
         <w:rPr>
-          <w:rFonts w:ascii="Consolas" w:eastAsia="Consolas" w:hAnsi="Consolas" w:cs="Consolas"/>
-          <w:color w:val="8B2500"/>
-          <w:sz w:val="22"/>
-          <w:szCs w:val="22"/>
+          <w:rFonts w:ascii="Consolas" w:hAnsi="Consolas" w:cs="Consolas"/>
+          <w:color w:val="E97132" w:themeColor="accent2"/>
+          <w:sz w:val="18"/>
+          <w:szCs w:val="18"/>
         </w:rPr>
         <w:t>-d</w:t>
       </w:r>
@@ -10634,10 +10984,10 @@
       </w:r>
       <w:r>
         <w:rPr>
-          <w:rFonts w:ascii="Consolas" w:eastAsia="Consolas" w:hAnsi="Consolas" w:cs="Consolas"/>
-          <w:color w:val="8B2500"/>
-          <w:sz w:val="22"/>
-          <w:szCs w:val="22"/>
+          <w:rFonts w:ascii="Consolas" w:hAnsi="Consolas" w:cs="Consolas"/>
+          <w:color w:val="E97132" w:themeColor="accent2"/>
+          <w:sz w:val="18"/>
+          <w:szCs w:val="18"/>
         </w:rPr>
         <w:t>Extraire tout</w:t>
       </w:r>
@@ -10671,50 +11021,50 @@
       </w:r>
       <w:r>
         <w:rPr>
-          <w:rFonts w:ascii="Consolas" w:eastAsia="Consolas" w:hAnsi="Consolas" w:cs="Consolas"/>
-          <w:color w:val="8B2500"/>
-          <w:sz w:val="22"/>
-          <w:szCs w:val="22"/>
+          <w:rFonts w:ascii="Consolas" w:hAnsi="Consolas" w:cs="Consolas"/>
+          <w:color w:val="E97132" w:themeColor="accent2"/>
+          <w:sz w:val="18"/>
+          <w:szCs w:val="18"/>
         </w:rPr>
         <w:t>...\</w:t>
       </w:r>
       <w:proofErr w:type="spellStart"/>
       <w:r>
         <w:rPr>
-          <w:rFonts w:ascii="Consolas" w:eastAsia="Consolas" w:hAnsi="Consolas" w:cs="Consolas"/>
-          <w:color w:val="8B2500"/>
-          <w:sz w:val="22"/>
-          <w:szCs w:val="22"/>
+          <w:rFonts w:ascii="Consolas" w:hAnsi="Consolas" w:cs="Consolas"/>
+          <w:color w:val="E97132" w:themeColor="accent2"/>
+          <w:sz w:val="18"/>
+          <w:szCs w:val="18"/>
         </w:rPr>
         <w:t>SeanceNN</w:t>
       </w:r>
       <w:proofErr w:type="spellEnd"/>
       <w:r>
         <w:rPr>
-          <w:rFonts w:ascii="Consolas" w:eastAsia="Consolas" w:hAnsi="Consolas" w:cs="Consolas"/>
-          <w:color w:val="8B2500"/>
-          <w:sz w:val="22"/>
-          <w:szCs w:val="22"/>
+          <w:rFonts w:ascii="Consolas" w:hAnsi="Consolas" w:cs="Consolas"/>
+          <w:color w:val="E97132" w:themeColor="accent2"/>
+          <w:sz w:val="18"/>
+          <w:szCs w:val="18"/>
         </w:rPr>
         <w:t>_..._exercices\</w:t>
       </w:r>
       <w:proofErr w:type="spellStart"/>
       <w:r>
         <w:rPr>
-          <w:rFonts w:ascii="Consolas" w:eastAsia="Consolas" w:hAnsi="Consolas" w:cs="Consolas"/>
-          <w:color w:val="8B2500"/>
-          <w:sz w:val="22"/>
-          <w:szCs w:val="22"/>
+          <w:rFonts w:ascii="Consolas" w:hAnsi="Consolas" w:cs="Consolas"/>
+          <w:color w:val="E97132" w:themeColor="accent2"/>
+          <w:sz w:val="18"/>
+          <w:szCs w:val="18"/>
         </w:rPr>
         <w:t>ExercicesJava</w:t>
       </w:r>
       <w:proofErr w:type="spellEnd"/>
       <w:r>
         <w:rPr>
-          <w:rFonts w:ascii="Consolas" w:eastAsia="Consolas" w:hAnsi="Consolas" w:cs="Consolas"/>
-          <w:color w:val="8B2500"/>
-          <w:sz w:val="22"/>
-          <w:szCs w:val="22"/>
+          <w:rFonts w:ascii="Consolas" w:hAnsi="Consolas" w:cs="Consolas"/>
+          <w:color w:val="E97132" w:themeColor="accent2"/>
+          <w:sz w:val="18"/>
+          <w:szCs w:val="18"/>
         </w:rPr>
         <w:t>\...</w:t>
       </w:r>
@@ -10747,27 +11097,30 @@
       </w:pPr>
       <w:r>
         <w:rPr>
-          <w:rFonts w:ascii="Consolas" w:eastAsia="Consolas" w:hAnsi="Consolas" w:cs="Consolas"/>
-          <w:sz w:val="19"/>
-          <w:szCs w:val="19"/>
+          <w:rFonts w:ascii="Consolas" w:hAnsi="Consolas" w:cs="Consolas"/>
+          <w:color w:val="E97132" w:themeColor="accent2"/>
+          <w:sz w:val="18"/>
+          <w:szCs w:val="18"/>
         </w:rPr>
         <w:t>Expand-Archive -Path "$HOME\Downloads\</w:t>
       </w:r>
       <w:proofErr w:type="spellStart"/>
       <w:r>
         <w:rPr>
-          <w:rFonts w:ascii="Consolas" w:eastAsia="Consolas" w:hAnsi="Consolas" w:cs="Consolas"/>
-          <w:sz w:val="19"/>
-          <w:szCs w:val="19"/>
+          <w:rFonts w:ascii="Consolas" w:hAnsi="Consolas" w:cs="Consolas"/>
+          <w:color w:val="E97132" w:themeColor="accent2"/>
+          <w:sz w:val="18"/>
+          <w:szCs w:val="18"/>
         </w:rPr>
         <w:t>SeanceNN</w:t>
       </w:r>
       <w:proofErr w:type="spellEnd"/>
       <w:r>
         <w:rPr>
-          <w:rFonts w:ascii="Consolas" w:eastAsia="Consolas" w:hAnsi="Consolas" w:cs="Consolas"/>
-          <w:sz w:val="19"/>
-          <w:szCs w:val="19"/>
+          <w:rFonts w:ascii="Consolas" w:hAnsi="Consolas" w:cs="Consolas"/>
+          <w:color w:val="E97132" w:themeColor="accent2"/>
+          <w:sz w:val="18"/>
+          <w:szCs w:val="18"/>
         </w:rPr>
         <w:t>_..._exercices.zip" `</w:t>
       </w:r>
@@ -10781,27 +11134,30 @@
       </w:pPr>
       <w:r>
         <w:rPr>
-          <w:rFonts w:ascii="Consolas" w:eastAsia="Consolas" w:hAnsi="Consolas" w:cs="Consolas"/>
-          <w:sz w:val="19"/>
-          <w:szCs w:val="19"/>
+          <w:rFonts w:ascii="Consolas" w:hAnsi="Consolas" w:cs="Consolas"/>
+          <w:color w:val="E97132" w:themeColor="accent2"/>
+          <w:sz w:val="18"/>
+          <w:szCs w:val="18"/>
         </w:rPr>
         <w:t xml:space="preserve">               -</w:t>
       </w:r>
       <w:proofErr w:type="spellStart"/>
       <w:r>
         <w:rPr>
-          <w:rFonts w:ascii="Consolas" w:eastAsia="Consolas" w:hAnsi="Consolas" w:cs="Consolas"/>
-          <w:sz w:val="19"/>
-          <w:szCs w:val="19"/>
+          <w:rFonts w:ascii="Consolas" w:hAnsi="Consolas" w:cs="Consolas"/>
+          <w:color w:val="E97132" w:themeColor="accent2"/>
+          <w:sz w:val="18"/>
+          <w:szCs w:val="18"/>
         </w:rPr>
         <w:t>DestinationPath</w:t>
       </w:r>
       <w:proofErr w:type="spellEnd"/>
       <w:r>
         <w:rPr>
-          <w:rFonts w:ascii="Consolas" w:eastAsia="Consolas" w:hAnsi="Consolas" w:cs="Consolas"/>
-          <w:sz w:val="19"/>
-          <w:szCs w:val="19"/>
+          <w:rFonts w:ascii="Consolas" w:hAnsi="Consolas" w:cs="Consolas"/>
+          <w:color w:val="E97132" w:themeColor="accent2"/>
+          <w:sz w:val="18"/>
+          <w:szCs w:val="18"/>
         </w:rPr>
         <w:t xml:space="preserve"> "C:\chemin\parent" -Force</w:t>
       </w:r>
@@ -10861,10 +11217,10 @@
       <w:proofErr w:type="spellStart"/>
       <w:r>
         <w:rPr>
-          <w:rFonts w:ascii="Consolas" w:eastAsia="Consolas" w:hAnsi="Consolas" w:cs="Consolas"/>
-          <w:color w:val="8B2500"/>
-          <w:sz w:val="22"/>
-          <w:szCs w:val="22"/>
+          <w:rFonts w:ascii="Consolas" w:hAnsi="Consolas" w:cs="Consolas"/>
+          <w:color w:val="E97132" w:themeColor="accent2"/>
+          <w:sz w:val="18"/>
+          <w:szCs w:val="18"/>
         </w:rPr>
         <w:t>UnsupportedOperationException</w:t>
       </w:r>
@@ -11134,10 +11490,10 @@
       </w:r>
       <w:r>
         <w:rPr>
-          <w:rFonts w:ascii="Consolas" w:eastAsia="Consolas" w:hAnsi="Consolas" w:cs="Consolas"/>
-          <w:color w:val="8B2500"/>
-          <w:sz w:val="22"/>
-          <w:szCs w:val="22"/>
+          <w:rFonts w:ascii="Consolas" w:hAnsi="Consolas" w:cs="Consolas"/>
+          <w:color w:val="E97132" w:themeColor="accent2"/>
+          <w:sz w:val="18"/>
+          <w:szCs w:val="18"/>
         </w:rPr>
         <w:t>CC-COM.2</w:t>
       </w:r>
@@ -11181,20 +11537,20 @@
       </w:r>
       <w:r>
         <w:rPr>
-          <w:rFonts w:ascii="Consolas" w:eastAsia="Consolas" w:hAnsi="Consolas" w:cs="Consolas"/>
-          <w:color w:val="8B2500"/>
-          <w:sz w:val="22"/>
-          <w:szCs w:val="22"/>
+          <w:rFonts w:ascii="Consolas" w:hAnsi="Consolas" w:cs="Consolas"/>
+          <w:color w:val="E97132" w:themeColor="accent2"/>
+          <w:sz w:val="18"/>
+          <w:szCs w:val="18"/>
         </w:rPr>
         <w:t>.</w:t>
       </w:r>
       <w:proofErr w:type="spellStart"/>
       <w:r>
         <w:rPr>
-          <w:rFonts w:ascii="Consolas" w:eastAsia="Consolas" w:hAnsi="Consolas" w:cs="Consolas"/>
-          <w:color w:val="8B2500"/>
-          <w:sz w:val="22"/>
-          <w:szCs w:val="22"/>
+          <w:rFonts w:ascii="Consolas" w:hAnsi="Consolas" w:cs="Consolas"/>
+          <w:color w:val="E97132" w:themeColor="accent2"/>
+          <w:sz w:val="18"/>
+          <w:szCs w:val="18"/>
         </w:rPr>
         <w:t>gitignore</w:t>
       </w:r>
@@ -11217,36 +11573,40 @@
       <w:proofErr w:type="spellStart"/>
       <w:r>
         <w:rPr>
-          <w:rFonts w:ascii="Consolas" w:eastAsia="Consolas" w:hAnsi="Consolas" w:cs="Consolas"/>
-          <w:sz w:val="19"/>
-          <w:szCs w:val="19"/>
+          <w:rFonts w:ascii="Consolas" w:hAnsi="Consolas" w:cs="Consolas"/>
+          <w:color w:val="E97132" w:themeColor="accent2"/>
+          <w:sz w:val="18"/>
+          <w:szCs w:val="18"/>
         </w:rPr>
         <w:t>target</w:t>
       </w:r>
       <w:proofErr w:type="spellEnd"/>
       <w:r>
         <w:rPr>
-          <w:rFonts w:ascii="Consolas" w:eastAsia="Consolas" w:hAnsi="Consolas" w:cs="Consolas"/>
-          <w:sz w:val="19"/>
-          <w:szCs w:val="19"/>
+          <w:rFonts w:ascii="Consolas" w:hAnsi="Consolas" w:cs="Consolas"/>
+          <w:color w:val="E97132" w:themeColor="accent2"/>
+          <w:sz w:val="18"/>
+          <w:szCs w:val="18"/>
         </w:rPr>
         <w:t xml:space="preserve">/      # tout se </w:t>
       </w:r>
       <w:proofErr w:type="spellStart"/>
       <w:r>
         <w:rPr>
-          <w:rFonts w:ascii="Consolas" w:eastAsia="Consolas" w:hAnsi="Consolas" w:cs="Consolas"/>
-          <w:sz w:val="19"/>
-          <w:szCs w:val="19"/>
+          <w:rFonts w:ascii="Consolas" w:hAnsi="Consolas" w:cs="Consolas"/>
+          <w:color w:val="E97132" w:themeColor="accent2"/>
+          <w:sz w:val="18"/>
+          <w:szCs w:val="18"/>
         </w:rPr>
         <w:t>recree</w:t>
       </w:r>
       <w:proofErr w:type="spellEnd"/>
       <w:r>
         <w:rPr>
-          <w:rFonts w:ascii="Consolas" w:eastAsia="Consolas" w:hAnsi="Consolas" w:cs="Consolas"/>
-          <w:sz w:val="19"/>
-          <w:szCs w:val="19"/>
+          <w:rFonts w:ascii="Consolas" w:hAnsi="Consolas" w:cs="Consolas"/>
+          <w:color w:val="E97132" w:themeColor="accent2"/>
+          <w:sz w:val="18"/>
+          <w:szCs w:val="18"/>
         </w:rPr>
         <w:t xml:space="preserve"> a la compilation</w:t>
       </w:r>
@@ -11259,81 +11619,90 @@
       </w:pPr>
       <w:r>
         <w:rPr>
-          <w:rFonts w:ascii="Consolas" w:eastAsia="Consolas" w:hAnsi="Consolas" w:cs="Consolas"/>
-          <w:sz w:val="19"/>
-          <w:szCs w:val="19"/>
+          <w:rFonts w:ascii="Consolas" w:hAnsi="Consolas" w:cs="Consolas"/>
+          <w:color w:val="E97132" w:themeColor="accent2"/>
+          <w:sz w:val="18"/>
+          <w:szCs w:val="18"/>
         </w:rPr>
         <w:t>.</w:t>
       </w:r>
       <w:proofErr w:type="spellStart"/>
       <w:r>
         <w:rPr>
-          <w:rFonts w:ascii="Consolas" w:eastAsia="Consolas" w:hAnsi="Consolas" w:cs="Consolas"/>
-          <w:sz w:val="19"/>
-          <w:szCs w:val="19"/>
+          <w:rFonts w:ascii="Consolas" w:hAnsi="Consolas" w:cs="Consolas"/>
+          <w:color w:val="E97132" w:themeColor="accent2"/>
+          <w:sz w:val="18"/>
+          <w:szCs w:val="18"/>
         </w:rPr>
         <w:t>idea</w:t>
       </w:r>
       <w:proofErr w:type="spellEnd"/>
       <w:r>
         <w:rPr>
-          <w:rFonts w:ascii="Consolas" w:eastAsia="Consolas" w:hAnsi="Consolas" w:cs="Consolas"/>
-          <w:sz w:val="19"/>
-          <w:szCs w:val="19"/>
+          <w:rFonts w:ascii="Consolas" w:hAnsi="Consolas" w:cs="Consolas"/>
+          <w:color w:val="E97132" w:themeColor="accent2"/>
+          <w:sz w:val="18"/>
+          <w:szCs w:val="18"/>
         </w:rPr>
         <w:t xml:space="preserve">/       # </w:t>
       </w:r>
       <w:proofErr w:type="spellStart"/>
       <w:r>
         <w:rPr>
-          <w:rFonts w:ascii="Consolas" w:eastAsia="Consolas" w:hAnsi="Consolas" w:cs="Consolas"/>
-          <w:sz w:val="19"/>
-          <w:szCs w:val="19"/>
+          <w:rFonts w:ascii="Consolas" w:hAnsi="Consolas" w:cs="Consolas"/>
+          <w:color w:val="E97132" w:themeColor="accent2"/>
+          <w:sz w:val="18"/>
+          <w:szCs w:val="18"/>
         </w:rPr>
         <w:t>preferences</w:t>
       </w:r>
       <w:proofErr w:type="spellEnd"/>
       <w:r>
         <w:rPr>
-          <w:rFonts w:ascii="Consolas" w:eastAsia="Consolas" w:hAnsi="Consolas" w:cs="Consolas"/>
-          <w:sz w:val="19"/>
-          <w:szCs w:val="19"/>
+          <w:rFonts w:ascii="Consolas" w:hAnsi="Consolas" w:cs="Consolas"/>
+          <w:color w:val="E97132" w:themeColor="accent2"/>
+          <w:sz w:val="18"/>
+          <w:szCs w:val="18"/>
         </w:rPr>
         <w:t xml:space="preserve"> d'affichage d'</w:t>
       </w:r>
       <w:proofErr w:type="spellStart"/>
       <w:r>
         <w:rPr>
-          <w:rFonts w:ascii="Consolas" w:eastAsia="Consolas" w:hAnsi="Consolas" w:cs="Consolas"/>
-          <w:sz w:val="19"/>
-          <w:szCs w:val="19"/>
+          <w:rFonts w:ascii="Consolas" w:hAnsi="Consolas" w:cs="Consolas"/>
+          <w:color w:val="E97132" w:themeColor="accent2"/>
+          <w:sz w:val="18"/>
+          <w:szCs w:val="18"/>
         </w:rPr>
         <w:t>IntelliJ</w:t>
       </w:r>
       <w:proofErr w:type="spellEnd"/>
       <w:r>
         <w:rPr>
-          <w:rFonts w:ascii="Consolas" w:eastAsia="Consolas" w:hAnsi="Consolas" w:cs="Consolas"/>
-          <w:sz w:val="19"/>
-          <w:szCs w:val="19"/>
+          <w:rFonts w:ascii="Consolas" w:hAnsi="Consolas" w:cs="Consolas"/>
+          <w:color w:val="E97132" w:themeColor="accent2"/>
+          <w:sz w:val="18"/>
+          <w:szCs w:val="18"/>
         </w:rPr>
         <w:t xml:space="preserve">, propres </w:t>
       </w:r>
       <w:proofErr w:type="spellStart"/>
       <w:r>
         <w:rPr>
-          <w:rFonts w:ascii="Consolas" w:eastAsia="Consolas" w:hAnsi="Consolas" w:cs="Consolas"/>
-          <w:sz w:val="19"/>
-          <w:szCs w:val="19"/>
+          <w:rFonts w:ascii="Consolas" w:hAnsi="Consolas" w:cs="Consolas"/>
+          <w:color w:val="E97132" w:themeColor="accent2"/>
+          <w:sz w:val="18"/>
+          <w:szCs w:val="18"/>
         </w:rPr>
         <w:t>a</w:t>
       </w:r>
       <w:proofErr w:type="spellEnd"/>
       <w:r>
         <w:rPr>
-          <w:rFonts w:ascii="Consolas" w:eastAsia="Consolas" w:hAnsi="Consolas" w:cs="Consolas"/>
-          <w:sz w:val="19"/>
-          <w:szCs w:val="19"/>
+          <w:rFonts w:ascii="Consolas" w:hAnsi="Consolas" w:cs="Consolas"/>
+          <w:color w:val="E97132" w:themeColor="accent2"/>
+          <w:sz w:val="18"/>
+          <w:szCs w:val="18"/>
         </w:rPr>
         <w:t xml:space="preserve"> chaque poste</w:t>
       </w:r>
@@ -11347,18 +11716,20 @@
       </w:pPr>
       <w:r>
         <w:rPr>
-          <w:rFonts w:ascii="Consolas" w:eastAsia="Consolas" w:hAnsi="Consolas" w:cs="Consolas"/>
-          <w:sz w:val="19"/>
-          <w:szCs w:val="19"/>
+          <w:rFonts w:ascii="Consolas" w:hAnsi="Consolas" w:cs="Consolas"/>
+          <w:color w:val="E97132" w:themeColor="accent2"/>
+          <w:sz w:val="18"/>
+          <w:szCs w:val="18"/>
         </w:rPr>
         <w:t>*.</w:t>
       </w:r>
       <w:proofErr w:type="spellStart"/>
       <w:r>
         <w:rPr>
-          <w:rFonts w:ascii="Consolas" w:eastAsia="Consolas" w:hAnsi="Consolas" w:cs="Consolas"/>
-          <w:sz w:val="19"/>
-          <w:szCs w:val="19"/>
+          <w:rFonts w:ascii="Consolas" w:hAnsi="Consolas" w:cs="Consolas"/>
+          <w:color w:val="E97132" w:themeColor="accent2"/>
+          <w:sz w:val="18"/>
+          <w:szCs w:val="18"/>
         </w:rPr>
         <w:t>iml</w:t>
       </w:r>
@@ -11389,20 +11760,20 @@
       </w:r>
       <w:r>
         <w:rPr>
-          <w:rFonts w:ascii="Consolas" w:eastAsia="Consolas" w:hAnsi="Consolas" w:cs="Consolas"/>
-          <w:color w:val="8B2500"/>
-          <w:sz w:val="22"/>
-          <w:szCs w:val="22"/>
+          <w:rFonts w:ascii="Consolas" w:hAnsi="Consolas" w:cs="Consolas"/>
+          <w:color w:val="E97132" w:themeColor="accent2"/>
+          <w:sz w:val="18"/>
+          <w:szCs w:val="18"/>
         </w:rPr>
         <w:t>.</w:t>
       </w:r>
       <w:proofErr w:type="spellStart"/>
       <w:r>
         <w:rPr>
-          <w:rFonts w:ascii="Consolas" w:eastAsia="Consolas" w:hAnsi="Consolas" w:cs="Consolas"/>
-          <w:color w:val="8B2500"/>
-          <w:sz w:val="22"/>
-          <w:szCs w:val="22"/>
+          <w:rFonts w:ascii="Consolas" w:hAnsi="Consolas" w:cs="Consolas"/>
+          <w:color w:val="E97132" w:themeColor="accent2"/>
+          <w:sz w:val="18"/>
+          <w:szCs w:val="18"/>
         </w:rPr>
         <w:t>idea</w:t>
       </w:r>
@@ -11511,10 +11882,10 @@
       </w:r>
       <w:r>
         <w:rPr>
-          <w:rFonts w:ascii="Consolas" w:eastAsia="Consolas" w:hAnsi="Consolas" w:cs="Consolas"/>
-          <w:color w:val="8B2500"/>
-          <w:sz w:val="22"/>
-          <w:szCs w:val="22"/>
+          <w:rFonts w:ascii="Consolas" w:hAnsi="Consolas" w:cs="Consolas"/>
+          <w:color w:val="E97132" w:themeColor="accent2"/>
+          <w:sz w:val="18"/>
+          <w:szCs w:val="18"/>
         </w:rPr>
         <w:t>.git</w:t>
       </w:r>
@@ -11668,7 +12039,8 @@
           <w:p>
             <w:r>
               <w:rPr>
-                <w:rFonts w:ascii="Consolas" w:eastAsia="Consolas" w:hAnsi="Consolas" w:cs="Consolas"/>
+                <w:rFonts w:ascii="Consolas" w:hAnsi="Consolas" w:cs="Consolas"/>
+                <w:color w:val="E97132" w:themeColor="accent2"/>
                 <w:sz w:val="18"/>
                 <w:szCs w:val="18"/>
               </w:rPr>
@@ -11716,7 +12088,8 @@
           <w:p>
             <w:r>
               <w:rPr>
-                <w:rFonts w:ascii="Consolas" w:eastAsia="Consolas" w:hAnsi="Consolas" w:cs="Consolas"/>
+                <w:rFonts w:ascii="Consolas" w:hAnsi="Consolas" w:cs="Consolas"/>
+                <w:color w:val="E97132" w:themeColor="accent2"/>
                 <w:sz w:val="18"/>
                 <w:szCs w:val="18"/>
               </w:rPr>
@@ -11772,7 +12145,8 @@
           <w:p>
             <w:r>
               <w:rPr>
-                <w:rFonts w:ascii="Consolas" w:eastAsia="Consolas" w:hAnsi="Consolas" w:cs="Consolas"/>
+                <w:rFonts w:ascii="Consolas" w:hAnsi="Consolas" w:cs="Consolas"/>
+                <w:color w:val="E97132" w:themeColor="accent2"/>
                 <w:sz w:val="18"/>
                 <w:szCs w:val="18"/>
               </w:rPr>
@@ -11907,7 +12281,23 @@
                 <w:sz w:val="22"/>
                 <w:szCs w:val="22"/>
               </w:rPr>
-              <w:t>Ils sont décrits pas à pas, captures d'écran à l'appui, dans Git_pour_GameHub.docx — livré avec le dépôt, dans son dossier _documents. Ce mémento ne les recopie pas : deux documents qui disent la même chose finissent toujours par se contredire.</w:t>
+              <w:t xml:space="preserve">Ils sont décrits pas à pas, captures d'écran à l'appui, dans </w:t>
+            </w:r>
+            <w:r>
+              <w:rPr>
+                <w:rFonts w:ascii="Consolas" w:hAnsi="Consolas" w:cs="Consolas"/>
+                <w:color w:val="E97132" w:themeColor="accent2"/>
+                <w:sz w:val="18"/>
+                <w:szCs w:val="18"/>
+              </w:rPr>
+              <w:t xml:space="preserve">Git_pour_GameHub.docx</w:t>
+            </w:r>
+            <w:r>
+              <w:rPr>
+                <w:sz w:val="22"/>
+                <w:szCs w:val="22"/>
+              </w:rPr>
+              <w:t xml:space="preserve"> — livré avec le dépôt, dans son dossier _documents. Ce mémento ne les recopie pas : deux documents qui disent la même chose finissent toujours par se contredire.</w:t>
             </w:r>
           </w:p>
         </w:tc>
@@ -11992,10 +12382,10 @@
       </w:r>
       <w:r>
         <w:rPr>
-          <w:rFonts w:ascii="Consolas" w:eastAsia="Consolas" w:hAnsi="Consolas" w:cs="Consolas"/>
-          <w:color w:val="8B2500"/>
-          <w:sz w:val="22"/>
-          <w:szCs w:val="22"/>
+          <w:rFonts w:ascii="Consolas" w:hAnsi="Consolas" w:cs="Consolas"/>
+          <w:color w:val="E97132" w:themeColor="accent2"/>
+          <w:sz w:val="18"/>
+          <w:szCs w:val="18"/>
         </w:rPr>
         <w:t>.git</w:t>
       </w:r>
@@ -12311,7 +12701,9 @@
   <w:docDefaults>
     <w:rPrDefault>
       <w:rPr>
-        <w:rFonts w:ascii="Times New Roman" w:eastAsia="Times New Roman" w:hAnsi="Times New Roman" w:cs="Times New Roman"/>
+        <w:rFonts w:ascii="Cormorant Garamond" w:hAnsi="Cormorant Garamond" w:eastAsia="Cormorant Garamond" w:cs="Cormorant Garamond"/>
+        <w:sz w:val="22"/>
+        <w:szCs w:val="22"/>
         <w:lang w:val="fr-BE" w:eastAsia="fr-FR" w:bidi="ar-SA"/>
       </w:rPr>
     </w:rPrDefault>
@@ -12707,6 +13099,7 @@
       <w:outlineLvl w:val="0"/>
     </w:pPr>
     <w:rPr>
+      <w:rFonts w:ascii="Cormorant Garamond" w:hAnsi="Cormorant Garamond" w:eastAsia="Cormorant Garamond" w:cs="Cormorant Garamond"/>
       <w:color w:val="2E74B5"/>
       <w:sz w:val="32"/>
       <w:szCs w:val="32"/>
@@ -12721,6 +13114,7 @@
       <w:outlineLvl w:val="1"/>
     </w:pPr>
     <w:rPr>
+      <w:rFonts w:ascii="Cormorant Garamond" w:hAnsi="Cormorant Garamond" w:eastAsia="Cormorant Garamond" w:cs="Cormorant Garamond"/>
       <w:color w:val="2E74B5"/>
       <w:sz w:val="26"/>
       <w:szCs w:val="26"/>
@@ -12735,6 +13129,7 @@
       <w:outlineLvl w:val="2"/>
     </w:pPr>
     <w:rPr>
+      <w:rFonts w:ascii="Cormorant Garamond" w:hAnsi="Cormorant Garamond" w:eastAsia="Cormorant Garamond" w:cs="Cormorant Garamond"/>
       <w:color w:val="1F4D78"/>
       <w:sz w:val="24"/>
       <w:szCs w:val="24"/>
@@ -12750,6 +13145,7 @@
       <w:outlineLvl w:val="3"/>
     </w:pPr>
     <w:rPr>
+      <w:rFonts w:ascii="Cormorant Garamond" w:hAnsi="Cormorant Garamond" w:eastAsia="Cormorant Garamond" w:cs="Cormorant Garamond"/>
       <w:i/>
       <w:iCs/>
       <w:color w:val="2E74B5"/>
@@ -12765,6 +13161,7 @@
       <w:outlineLvl w:val="4"/>
     </w:pPr>
     <w:rPr>
+      <w:rFonts w:ascii="Cormorant Garamond" w:hAnsi="Cormorant Garamond" w:eastAsia="Cormorant Garamond" w:cs="Cormorant Garamond"/>
       <w:color w:val="2E74B5"/>
     </w:rPr>
   </w:style>
@@ -12778,6 +13175,7 @@
       <w:outlineLvl w:val="5"/>
     </w:pPr>
     <w:rPr>
+      <w:rFonts w:ascii="Cormorant Garamond" w:hAnsi="Cormorant Garamond" w:eastAsia="Cormorant Garamond" w:cs="Cormorant Garamond"/>
       <w:color w:val="1F4D78"/>
     </w:rPr>
   </w:style>
@@ -12813,6 +13211,7 @@
     <w:uiPriority w:val="10"/>
     <w:qFormat/>
     <w:rPr>
+      <w:rFonts w:ascii="Cormorant Garamond" w:hAnsi="Cormorant Garamond" w:eastAsia="Cormorant Garamond" w:cs="Cormorant Garamond"/>
       <w:sz w:val="56"/>
       <w:szCs w:val="56"/>
     </w:rPr>

--- a/documents/Memento_Technique.docx
+++ b/documents/Memento_Technique.docx
@@ -6697,7 +6697,7 @@
           <w:sz w:val="22"/>
           <w:szCs w:val="22"/>
         </w:rPr>
-        <w:t xml:space="preserve">La différence essentielle est de durée de vie. Le contenu de la pile disparaît dès que la méthode se termine ; un objet du tas survit tant que quelque chose le désigne. C'est ce qui permet à une méthode de créer un objet et de le rendre à son appelant — l'objet reste, seul le bloc de pile a disparu.</w:t>
+        <w:t xml:space="preserve">La différence essentielle est de durée de vie. Le contenu de la pile disparaît dès que la méthode se termine ; un objet du tas survit tant que quelque chose le désigne. C'est ce qui permet à une méthode de créer un objet et de le retourner à son appelant — l'objet reste, seul le bloc de pile a disparu.</w:t>
       </w:r>
     </w:p>
     <w:p>
@@ -8337,7 +8337,7 @@
           <w:sz w:val="22"/>
           <w:szCs w:val="22"/>
         </w:rPr>
-        <w:t xml:space="preserve">Le parent porte ce qui est commun : la version de Java, les versions des bibliothèques. Les modules n'ont plus qu'à déclarer ce qui leur est propre. Changer la version de Java se fait donc à un seul endroit.</w:t>
+        <w:t xml:space="preserve">Le parent contient ce qui est commun : la version de Java, les versions des bibliothèques. Les modules n'ont plus qu'à déclarer ce qui leur est propre. Changer la version de Java se fait donc à un seul endroit.</w:t>
       </w:r>
     </w:p>
     <w:p>

--- a/documents/Memento_Technique.docx
+++ b/documents/Memento_Technique.docx
@@ -9673,6 +9673,7 @@
           <w:color w:val="E97132" w:themeColor="accent2"/>
           <w:sz w:val="18"/>
           <w:szCs w:val="18"/>
+          <w:u w:val="none"/>
         </w:rPr>
         <w:t xml:space="preserve">CC-COM.2</w:t>
       </w:r>

--- a/documents/Memento_Technique.docx
+++ b/documents/Memento_Technique.docx
@@ -199,10 +199,11 @@
       <w:hyperlink w:history="1" w:anchor="TEC_EXE_2">
         <w:r>
           <w:rPr>
-            <w:rFonts w:ascii="Consolas" w:cs="Consolas" w:eastAsia="Consolas" w:hAnsi="Consolas"/>
+            <w:rFonts w:ascii="Consolas" w:hAnsi="Consolas" w:cs="Consolas"/>
             <w:color w:val="0563C1"/>
-            <w:sz w:val="22"/>
-            <w:szCs w:val="22"/>
+            <w:sz w:val="18"/>
+            <w:szCs w:val="18"/>
+            <w:u w:val="single"/>
           </w:rPr>
           <w:t xml:space="preserve">TEC-EXE.2</w:t>
         </w:r>
@@ -344,7 +345,7 @@
             <w:hyperlink w:history="1" w:anchor="TEC_PLA_1">
               <w:r>
                 <w:rPr>
-                  <w:rFonts w:ascii="Consolas" w:cs="Consolas" w:eastAsia="Consolas" w:hAnsi="Consolas"/>
+                  <w:rFonts w:ascii="Consolas" w:hAnsi="Consolas" w:cs="Consolas"/>
                   <w:color w:val="0563C1"/>
                   <w:sz w:val="18"/>
                   <w:szCs w:val="18"/>
@@ -399,7 +400,7 @@
             <w:hyperlink w:history="1" w:anchor="TEC_PLA_2">
               <w:r>
                 <w:rPr>
-                  <w:rFonts w:ascii="Consolas" w:cs="Consolas" w:eastAsia="Consolas" w:hAnsi="Consolas"/>
+                  <w:rFonts w:ascii="Consolas" w:hAnsi="Consolas" w:cs="Consolas"/>
                   <w:color w:val="0563C1"/>
                   <w:sz w:val="18"/>
                   <w:szCs w:val="18"/>
@@ -454,7 +455,7 @@
             <w:hyperlink w:history="1" w:anchor="TEC_PLA_3">
               <w:r>
                 <w:rPr>
-                  <w:rFonts w:ascii="Consolas" w:cs="Consolas" w:eastAsia="Consolas" w:hAnsi="Consolas"/>
+                  <w:rFonts w:ascii="Consolas" w:hAnsi="Consolas" w:cs="Consolas"/>
                   <w:color w:val="0563C1"/>
                   <w:sz w:val="18"/>
                   <w:szCs w:val="18"/>
@@ -509,7 +510,7 @@
             <w:hyperlink w:history="1" w:anchor="TEC_PLA_4">
               <w:r>
                 <w:rPr>
-                  <w:rFonts w:ascii="Consolas" w:cs="Consolas" w:eastAsia="Consolas" w:hAnsi="Consolas"/>
+                  <w:rFonts w:ascii="Consolas" w:hAnsi="Consolas" w:cs="Consolas"/>
                   <w:color w:val="0563C1"/>
                   <w:sz w:val="18"/>
                   <w:szCs w:val="18"/>
@@ -625,7 +626,7 @@
             <w:hyperlink w:history="1" w:anchor="TEC_FX_1">
               <w:r>
                 <w:rPr>
-                  <w:rFonts w:ascii="Consolas" w:cs="Consolas" w:eastAsia="Consolas" w:hAnsi="Consolas"/>
+                  <w:rFonts w:ascii="Consolas" w:hAnsi="Consolas" w:cs="Consolas"/>
                   <w:color w:val="0563C1"/>
                   <w:sz w:val="18"/>
                   <w:szCs w:val="18"/>
@@ -680,7 +681,7 @@
             <w:hyperlink w:history="1" w:anchor="TEC_FX_2">
               <w:r>
                 <w:rPr>
-                  <w:rFonts w:ascii="Consolas" w:cs="Consolas" w:eastAsia="Consolas" w:hAnsi="Consolas"/>
+                  <w:rFonts w:ascii="Consolas" w:hAnsi="Consolas" w:cs="Consolas"/>
                   <w:color w:val="0563C1"/>
                   <w:sz w:val="18"/>
                   <w:szCs w:val="18"/>
@@ -735,7 +736,7 @@
             <w:hyperlink w:history="1" w:anchor="TEC_FX_3">
               <w:r>
                 <w:rPr>
-                  <w:rFonts w:ascii="Consolas" w:cs="Consolas" w:eastAsia="Consolas" w:hAnsi="Consolas"/>
+                  <w:rFonts w:ascii="Consolas" w:hAnsi="Consolas" w:cs="Consolas"/>
                   <w:color w:val="0563C1"/>
                   <w:sz w:val="18"/>
                   <w:szCs w:val="18"/>
@@ -790,7 +791,7 @@
             <w:hyperlink w:history="1" w:anchor="TEC_FX_4">
               <w:r>
                 <w:rPr>
-                  <w:rFonts w:ascii="Consolas" w:cs="Consolas" w:eastAsia="Consolas" w:hAnsi="Consolas"/>
+                  <w:rFonts w:ascii="Consolas" w:hAnsi="Consolas" w:cs="Consolas"/>
                   <w:color w:val="0563C1"/>
                   <w:sz w:val="18"/>
                   <w:szCs w:val="18"/>
@@ -906,7 +907,7 @@
             <w:hyperlink w:history="1" w:anchor="TEC_CMP_1">
               <w:r>
                 <w:rPr>
-                  <w:rFonts w:ascii="Consolas" w:cs="Consolas" w:eastAsia="Consolas" w:hAnsi="Consolas"/>
+                  <w:rFonts w:ascii="Consolas" w:hAnsi="Consolas" w:cs="Consolas"/>
                   <w:color w:val="0563C1"/>
                   <w:sz w:val="18"/>
                   <w:szCs w:val="18"/>
@@ -961,7 +962,7 @@
             <w:hyperlink w:history="1" w:anchor="TEC_CMP_2">
               <w:r>
                 <w:rPr>
-                  <w:rFonts w:ascii="Consolas" w:cs="Consolas" w:eastAsia="Consolas" w:hAnsi="Consolas"/>
+                  <w:rFonts w:ascii="Consolas" w:hAnsi="Consolas" w:cs="Consolas"/>
                   <w:color w:val="0563C1"/>
                   <w:sz w:val="18"/>
                   <w:szCs w:val="18"/>
@@ -1016,7 +1017,7 @@
             <w:hyperlink w:history="1" w:anchor="TEC_CMP_3">
               <w:r>
                 <w:rPr>
-                  <w:rFonts w:ascii="Consolas" w:cs="Consolas" w:eastAsia="Consolas" w:hAnsi="Consolas"/>
+                  <w:rFonts w:ascii="Consolas" w:hAnsi="Consolas" w:cs="Consolas"/>
                   <w:color w:val="0563C1"/>
                   <w:sz w:val="18"/>
                   <w:szCs w:val="18"/>
@@ -1071,7 +1072,7 @@
             <w:hyperlink w:history="1" w:anchor="TEC_CMP_4">
               <w:r>
                 <w:rPr>
-                  <w:rFonts w:ascii="Consolas" w:cs="Consolas" w:eastAsia="Consolas" w:hAnsi="Consolas"/>
+                  <w:rFonts w:ascii="Consolas" w:hAnsi="Consolas" w:cs="Consolas"/>
                   <w:color w:val="0563C1"/>
                   <w:sz w:val="18"/>
                   <w:szCs w:val="18"/>
@@ -1187,7 +1188,7 @@
             <w:hyperlink w:history="1" w:anchor="TEC_EXE_1">
               <w:r>
                 <w:rPr>
-                  <w:rFonts w:ascii="Consolas" w:cs="Consolas" w:eastAsia="Consolas" w:hAnsi="Consolas"/>
+                  <w:rFonts w:ascii="Consolas" w:hAnsi="Consolas" w:cs="Consolas"/>
                   <w:color w:val="0563C1"/>
                   <w:sz w:val="18"/>
                   <w:szCs w:val="18"/>
@@ -1242,7 +1243,7 @@
             <w:hyperlink w:history="1" w:anchor="TEC_EXE_2">
               <w:r>
                 <w:rPr>
-                  <w:rFonts w:ascii="Consolas" w:cs="Consolas" w:eastAsia="Consolas" w:hAnsi="Consolas"/>
+                  <w:rFonts w:ascii="Consolas" w:hAnsi="Consolas" w:cs="Consolas"/>
                   <w:color w:val="0563C1"/>
                   <w:sz w:val="18"/>
                   <w:szCs w:val="18"/>
@@ -1297,7 +1298,7 @@
             <w:hyperlink w:history="1" w:anchor="TEC_EXE_3">
               <w:r>
                 <w:rPr>
-                  <w:rFonts w:ascii="Consolas" w:cs="Consolas" w:eastAsia="Consolas" w:hAnsi="Consolas"/>
+                  <w:rFonts w:ascii="Consolas" w:hAnsi="Consolas" w:cs="Consolas"/>
                   <w:color w:val="0563C1"/>
                   <w:sz w:val="18"/>
                   <w:szCs w:val="18"/>
@@ -1352,7 +1353,7 @@
             <w:hyperlink w:history="1" w:anchor="TEC_EXE_4">
               <w:r>
                 <w:rPr>
-                  <w:rFonts w:ascii="Consolas" w:cs="Consolas" w:eastAsia="Consolas" w:hAnsi="Consolas"/>
+                  <w:rFonts w:ascii="Consolas" w:hAnsi="Consolas" w:cs="Consolas"/>
                   <w:color w:val="0563C1"/>
                   <w:sz w:val="18"/>
                   <w:szCs w:val="18"/>
@@ -1468,7 +1469,7 @@
             <w:hyperlink w:history="1" w:anchor="TEC_MVN_1">
               <w:r>
                 <w:rPr>
-                  <w:rFonts w:ascii="Consolas" w:cs="Consolas" w:eastAsia="Consolas" w:hAnsi="Consolas"/>
+                  <w:rFonts w:ascii="Consolas" w:hAnsi="Consolas" w:cs="Consolas"/>
                   <w:color w:val="0563C1"/>
                   <w:sz w:val="18"/>
                   <w:szCs w:val="18"/>
@@ -1523,7 +1524,7 @@
             <w:hyperlink w:history="1" w:anchor="TEC_MVN_2">
               <w:r>
                 <w:rPr>
-                  <w:rFonts w:ascii="Consolas" w:cs="Consolas" w:eastAsia="Consolas" w:hAnsi="Consolas"/>
+                  <w:rFonts w:ascii="Consolas" w:hAnsi="Consolas" w:cs="Consolas"/>
                   <w:color w:val="0563C1"/>
                   <w:sz w:val="18"/>
                   <w:szCs w:val="18"/>
@@ -1578,7 +1579,7 @@
             <w:hyperlink w:history="1" w:anchor="TEC_MVN_3">
               <w:r>
                 <w:rPr>
-                  <w:rFonts w:ascii="Consolas" w:cs="Consolas" w:eastAsia="Consolas" w:hAnsi="Consolas"/>
+                  <w:rFonts w:ascii="Consolas" w:hAnsi="Consolas" w:cs="Consolas"/>
                   <w:color w:val="0563C1"/>
                   <w:sz w:val="18"/>
                   <w:szCs w:val="18"/>
@@ -1633,7 +1634,7 @@
             <w:hyperlink w:history="1" w:anchor="TEC_MVN_4">
               <w:r>
                 <w:rPr>
-                  <w:rFonts w:ascii="Consolas" w:cs="Consolas" w:eastAsia="Consolas" w:hAnsi="Consolas"/>
+                  <w:rFonts w:ascii="Consolas" w:hAnsi="Consolas" w:cs="Consolas"/>
                   <w:color w:val="0563C1"/>
                   <w:sz w:val="18"/>
                   <w:szCs w:val="18"/>
@@ -1688,7 +1689,7 @@
             <w:hyperlink w:history="1" w:anchor="TEC_MVN_5">
               <w:r>
                 <w:rPr>
-                  <w:rFonts w:ascii="Consolas" w:cs="Consolas" w:eastAsia="Consolas" w:hAnsi="Consolas"/>
+                  <w:rFonts w:ascii="Consolas" w:hAnsi="Consolas" w:cs="Consolas"/>
                   <w:color w:val="0563C1"/>
                   <w:sz w:val="18"/>
                   <w:szCs w:val="18"/>
@@ -1804,7 +1805,7 @@
             <w:hyperlink w:history="1" w:anchor="TEC_ZIP_1">
               <w:r>
                 <w:rPr>
-                  <w:rFonts w:ascii="Consolas" w:cs="Consolas" w:eastAsia="Consolas" w:hAnsi="Consolas"/>
+                  <w:rFonts w:ascii="Consolas" w:hAnsi="Consolas" w:cs="Consolas"/>
                   <w:color w:val="0563C1"/>
                   <w:sz w:val="18"/>
                   <w:szCs w:val="18"/>
@@ -1859,7 +1860,7 @@
             <w:hyperlink w:history="1" w:anchor="TEC_ZIP_2">
               <w:r>
                 <w:rPr>
-                  <w:rFonts w:ascii="Consolas" w:cs="Consolas" w:eastAsia="Consolas" w:hAnsi="Consolas"/>
+                  <w:rFonts w:ascii="Consolas" w:hAnsi="Consolas" w:cs="Consolas"/>
                   <w:color w:val="0563C1"/>
                   <w:sz w:val="18"/>
                   <w:szCs w:val="18"/>
@@ -1975,7 +1976,7 @@
             <w:hyperlink w:history="1" w:anchor="TEC_GIT_1">
               <w:r>
                 <w:rPr>
-                  <w:rFonts w:ascii="Consolas" w:cs="Consolas" w:eastAsia="Consolas" w:hAnsi="Consolas"/>
+                  <w:rFonts w:ascii="Consolas" w:hAnsi="Consolas" w:cs="Consolas"/>
                   <w:color w:val="0563C1"/>
                   <w:sz w:val="18"/>
                   <w:szCs w:val="18"/>
@@ -2030,7 +2031,7 @@
             <w:hyperlink w:history="1" w:anchor="TEC_GIT_2">
               <w:r>
                 <w:rPr>
-                  <w:rFonts w:ascii="Consolas" w:cs="Consolas" w:eastAsia="Consolas" w:hAnsi="Consolas"/>
+                  <w:rFonts w:ascii="Consolas" w:hAnsi="Consolas" w:cs="Consolas"/>
                   <w:color w:val="0563C1"/>
                   <w:sz w:val="18"/>
                   <w:szCs w:val="18"/>
@@ -2085,7 +2086,7 @@
             <w:hyperlink w:history="1" w:anchor="TEC_GIT_3">
               <w:r>
                 <w:rPr>
-                  <w:rFonts w:ascii="Consolas" w:cs="Consolas" w:eastAsia="Consolas" w:hAnsi="Consolas"/>
+                  <w:rFonts w:ascii="Consolas" w:hAnsi="Consolas" w:cs="Consolas"/>
                   <w:color w:val="0563C1"/>
                   <w:sz w:val="18"/>
                   <w:szCs w:val="18"/>
@@ -3216,10 +3217,11 @@
       <w:hyperlink w:history="1" w:anchor="TEC_MVN_2">
         <w:r>
           <w:rPr>
-            <w:rFonts w:ascii="Consolas" w:cs="Consolas" w:eastAsia="Consolas" w:hAnsi="Consolas"/>
+            <w:rFonts w:ascii="Consolas" w:hAnsi="Consolas" w:cs="Consolas"/>
             <w:color w:val="0563C1"/>
-            <w:sz w:val="22"/>
-            <w:szCs w:val="22"/>
+            <w:sz w:val="18"/>
+            <w:szCs w:val="18"/>
+            <w:u w:val="single"/>
           </w:rPr>
           <w:t xml:space="preserve">TEC-MVN.2</w:t>
         </w:r>
@@ -4307,10 +4309,11 @@
       <w:hyperlink w:history="1" w:anchor="TEC_MVN_2">
         <w:r>
           <w:rPr>
-            <w:rFonts w:ascii="Consolas" w:cs="Consolas" w:eastAsia="Consolas" w:hAnsi="Consolas"/>
+            <w:rFonts w:ascii="Consolas" w:hAnsi="Consolas" w:cs="Consolas"/>
             <w:color w:val="0563C1"/>
-            <w:sz w:val="22"/>
-            <w:szCs w:val="22"/>
+            <w:sz w:val="18"/>
+            <w:szCs w:val="18"/>
+            <w:u w:val="single"/>
           </w:rPr>
           <w:t xml:space="preserve">TEC-MVN.2</w:t>
         </w:r>
@@ -4995,10 +4998,11 @@
       <w:hyperlink w:history="1" w:anchor="TEC_CMP_3">
         <w:r>
           <w:rPr>
-            <w:rFonts w:ascii="Consolas" w:cs="Consolas" w:eastAsia="Consolas" w:hAnsi="Consolas"/>
+            <w:rFonts w:ascii="Consolas" w:hAnsi="Consolas" w:cs="Consolas"/>
             <w:color w:val="0563C1"/>
-            <w:sz w:val="22"/>
-            <w:szCs w:val="22"/>
+            <w:sz w:val="18"/>
+            <w:szCs w:val="18"/>
+            <w:u w:val="single"/>
           </w:rPr>
           <w:t xml:space="preserve">TEC-CMP.3</w:t>
         </w:r>
@@ -8076,10 +8080,11 @@
       <w:hyperlink w:history="1" w:anchor="TEC_PLA_3">
         <w:r>
           <w:rPr>
-            <w:rFonts w:ascii="Consolas" w:cs="Consolas" w:eastAsia="Consolas" w:hAnsi="Consolas"/>
+            <w:rFonts w:ascii="Consolas" w:hAnsi="Consolas" w:cs="Consolas"/>
             <w:color w:val="0563C1"/>
-            <w:sz w:val="22"/>
-            <w:szCs w:val="22"/>
+            <w:sz w:val="18"/>
+            <w:szCs w:val="18"/>
+            <w:u w:val="single"/>
           </w:rPr>
           <w:t xml:space="preserve">TEC-PLA.3</w:t>
         </w:r>
@@ -8727,10 +8732,11 @@
       <w:hyperlink w:history="1" w:anchor="TEC_CMP_4">
         <w:r>
           <w:rPr>
-            <w:rFonts w:ascii="Consolas" w:cs="Consolas" w:eastAsia="Consolas" w:hAnsi="Consolas"/>
+            <w:rFonts w:ascii="Consolas" w:hAnsi="Consolas" w:cs="Consolas"/>
             <w:color w:val="0563C1"/>
-            <w:sz w:val="22"/>
-            <w:szCs w:val="22"/>
+            <w:sz w:val="18"/>
+            <w:szCs w:val="18"/>
+            <w:u w:val="single"/>
           </w:rPr>
           <w:t xml:space="preserve">TEC-CMP.4</w:t>
         </w:r>
@@ -9485,10 +9491,11 @@
       <w:hyperlink w:history="1" w:anchor="TEC_GIT_1">
         <w:r>
           <w:rPr>
-            <w:rFonts w:ascii="Consolas" w:cs="Consolas" w:eastAsia="Consolas" w:hAnsi="Consolas"/>
+            <w:rFonts w:ascii="Consolas" w:hAnsi="Consolas" w:cs="Consolas"/>
             <w:color w:val="0563C1"/>
-            <w:sz w:val="22"/>
-            <w:szCs w:val="22"/>
+            <w:sz w:val="18"/>
+            <w:szCs w:val="18"/>
+            <w:u w:val="single"/>
           </w:rPr>
           <w:t xml:space="preserve">TEC-GIT.1</w:t>
         </w:r>
@@ -9561,10 +9568,11 @@
       <w:hyperlink w:history="1" w:anchor="TEC_GIT_3">
         <w:r>
           <w:rPr>
-            <w:rFonts w:ascii="Consolas" w:cs="Consolas" w:eastAsia="Consolas" w:hAnsi="Consolas"/>
+            <w:rFonts w:ascii="Consolas" w:hAnsi="Consolas" w:cs="Consolas"/>
             <w:color w:val="0563C1"/>
-            <w:sz w:val="22"/>
-            <w:szCs w:val="22"/>
+            <w:sz w:val="18"/>
+            <w:szCs w:val="18"/>
+            <w:u w:val="single"/>
           </w:rPr>
           <w:t xml:space="preserve">TEC-GIT.3</w:t>
         </w:r>
